--- a/ГЛАВА 4.docx
+++ b/ГЛАВА 4.docx
@@ -5,58 +5,113 @@
     <w:p>
       <w:pPr>
         <w:pStyle w:val="1"/>
-        <w:rPr/>
-      </w:pPr>
-      <w:bookmarkStart w:id="0" w:name="_Toc229432775"/>
-      <w:r>
-        <w:rPr>
-          <w:rFonts w:eastAsia="Times New Roman"/>
-        </w:rPr>
-        <w:t>4 Руководство системного программиста</w:t>
-      </w:r>
+        <w:spacing w:before="240" w:after="240"/>
+        <w:rPr>
+          <w:rFonts w:ascii="Times New Roman" w:hAnsi="Times New Roman"/>
+        </w:rPr>
+      </w:pPr>
+      <w:r>
+        <w:rPr>
+          <w:rFonts w:ascii="Times New Roman" w:hAnsi="Times New Roman"/>
+        </w:rPr>
+      </w:r>
+    </w:p>
+    <w:p>
+      <w:pPr>
+        <w:pStyle w:val="1"/>
+        <w:spacing w:before="240" w:after="240"/>
+        <w:rPr>
+          <w:rFonts w:ascii="Times New Roman" w:hAnsi="Times New Roman"/>
+        </w:rPr>
+      </w:pPr>
+      <w:bookmarkStart w:id="0" w:name="__RefHeading___Toc725_410480248"/>
+      <w:bookmarkStart w:id="1" w:name="_Toc229480583"/>
+      <w:bookmarkStart w:id="2" w:name="_Toc229432775"/>
       <w:bookmarkEnd w:id="0"/>
+      <w:r>
+        <w:rPr>
+          <w:rFonts w:ascii="Times New Roman" w:hAnsi="Times New Roman"/>
+        </w:rPr>
+        <w:t xml:space="preserve">Глава </w:t>
+      </w:r>
+      <w:bookmarkEnd w:id="1"/>
+      <w:bookmarkEnd w:id="2"/>
+      <w:r>
+        <w:rPr>
+          <w:rFonts w:ascii="Times New Roman" w:hAnsi="Times New Roman"/>
+        </w:rPr>
+        <w:t>4. Руководство Системного программиста</w:t>
+      </w:r>
     </w:p>
     <w:p>
       <w:pPr>
         <w:pStyle w:val="2"/>
-        <w:rPr/>
-      </w:pPr>
-      <w:r>
-        <w:rPr/>
+        <w:rPr>
+          <w:rFonts w:ascii="Times New Roman" w:hAnsi="Times New Roman"/>
+        </w:rPr>
+      </w:pPr>
+      <w:bookmarkStart w:id="3" w:name="__RefHeading___Toc727_410480248"/>
+      <w:bookmarkEnd w:id="3"/>
+      <w:r>
+        <w:rPr>
+          <w:rFonts w:ascii="Times New Roman" w:hAnsi="Times New Roman"/>
+        </w:rPr>
         <w:t>4</w:t>
       </w:r>
-      <w:r>
-        <w:rPr/>
-        <w:t>.1 Назначение и условия применения программы</w:t>
-      </w:r>
-    </w:p>
-    <w:p>
-      <w:pPr>
-        <w:pStyle w:val="Normal"/>
-        <w:rPr/>
-      </w:pPr>
-      <w:r>
-        <w:rPr/>
+      <w:bookmarkStart w:id="4" w:name="_Toc229480584"/>
+      <w:r>
+        <w:rPr>
+          <w:rFonts w:ascii="Times New Roman" w:hAnsi="Times New Roman"/>
+        </w:rPr>
+        <w:t xml:space="preserve">.1 </w:t>
+      </w:r>
+      <w:bookmarkEnd w:id="4"/>
+      <w:r>
+        <w:rPr>
+          <w:rFonts w:ascii="Times New Roman" w:hAnsi="Times New Roman"/>
+        </w:rPr>
+        <w:t>Назначение и условия применения программы</w:t>
+      </w:r>
+    </w:p>
+    <w:p>
+      <w:pPr>
+        <w:pStyle w:val="Normal"/>
+        <w:rPr>
+          <w:rFonts w:ascii="Times New Roman" w:hAnsi="Times New Roman"/>
+        </w:rPr>
+      </w:pPr>
+      <w:r>
+        <w:rPr>
+          <w:rFonts w:ascii="Times New Roman" w:hAnsi="Times New Roman"/>
+        </w:rPr>
         <w:t xml:space="preserve">Разработанная система контроля и учёта рабочего времени предназначена для автоматизации процессов фиксации прихода и ухода сотрудников, расчёта отработанных часов, выявления отклонений от графика (опозданий, преждевременных уходов, переработок), формирования табелей учёта рабочего времени и генерации аналитической отчётности в МБУ «Центр культуры и досуга» г. Гурьевска. </w:t>
       </w:r>
     </w:p>
     <w:p>
       <w:pPr>
         <w:pStyle w:val="Normal"/>
-        <w:rPr/>
-      </w:pPr>
-      <w:r>
-        <w:rPr/>
+        <w:rPr>
+          <w:rFonts w:ascii="Times New Roman" w:hAnsi="Times New Roman"/>
+        </w:rPr>
+      </w:pPr>
+      <w:r>
+        <w:rPr>
+          <w:rFonts w:ascii="Times New Roman" w:hAnsi="Times New Roman"/>
+        </w:rPr>
         <w:t xml:space="preserve">Программа ориентирована на использование в локальной вычислительной сети учреждения или на отдельном сервере и рассчитана на работу через веб-браузер. Программа поддерживает трёхуровневую ролевую модель: администратор, руководитель подразделения, сотрудник. </w:t>
       </w:r>
     </w:p>
     <w:p>
       <w:pPr>
         <w:pStyle w:val="Normal"/>
-        <w:rPr/>
-      </w:pPr>
-      <w:r>
-        <w:rPr/>
+        <w:rPr>
+          <w:rFonts w:ascii="Times New Roman" w:hAnsi="Times New Roman"/>
+        </w:rPr>
+      </w:pPr>
+      <w:r>
+        <w:rPr>
+          <w:rFonts w:ascii="Times New Roman" w:hAnsi="Times New Roman"/>
+        </w:rPr>
         <w:t xml:space="preserve">Условия применения программы: </w:t>
       </w:r>
     </w:p>
@@ -67,10 +122,14 @@
           <w:ilvl w:val="0"/>
           <w:numId w:val="1"/>
         </w:numPr>
-        <w:rPr/>
-      </w:pPr>
-      <w:r>
-        <w:rPr/>
+        <w:rPr>
+          <w:rFonts w:ascii="Times New Roman" w:hAnsi="Times New Roman"/>
+        </w:rPr>
+      </w:pPr>
+      <w:r>
+        <w:rPr>
+          <w:rFonts w:ascii="Times New Roman" w:hAnsi="Times New Roman"/>
+        </w:rPr>
         <w:t xml:space="preserve">наличие сервера с операционной системой Windows Server 2016 и выше или Linux (Ubuntu 20.04+, Debian 11+); </w:t>
       </w:r>
     </w:p>
@@ -81,10 +140,14 @@
           <w:ilvl w:val="0"/>
           <w:numId w:val="1"/>
         </w:numPr>
-        <w:rPr/>
-      </w:pPr>
-      <w:r>
-        <w:rPr/>
+        <w:rPr>
+          <w:rFonts w:ascii="Times New Roman" w:hAnsi="Times New Roman"/>
+        </w:rPr>
+      </w:pPr>
+      <w:r>
+        <w:rPr>
+          <w:rFonts w:ascii="Times New Roman" w:hAnsi="Times New Roman"/>
+        </w:rPr>
         <w:t xml:space="preserve">наличие установленной СУБД MySQL версии 8.0 и выше; </w:t>
       </w:r>
     </w:p>
@@ -95,10 +158,14 @@
           <w:ilvl w:val="0"/>
           <w:numId w:val="1"/>
         </w:numPr>
-        <w:rPr/>
-      </w:pPr>
-      <w:r>
-        <w:rPr/>
+        <w:rPr>
+          <w:rFonts w:ascii="Times New Roman" w:hAnsi="Times New Roman"/>
+        </w:rPr>
+      </w:pPr>
+      <w:r>
+        <w:rPr>
+          <w:rFonts w:ascii="Times New Roman" w:hAnsi="Times New Roman"/>
+        </w:rPr>
         <w:t xml:space="preserve">наличие среды выполнения .NET 8 Runtime; </w:t>
       </w:r>
     </w:p>
@@ -109,10 +176,14 @@
           <w:ilvl w:val="0"/>
           <w:numId w:val="1"/>
         </w:numPr>
-        <w:rPr/>
-      </w:pPr>
-      <w:r>
-        <w:rPr/>
+        <w:rPr>
+          <w:rFonts w:ascii="Times New Roman" w:hAnsi="Times New Roman"/>
+        </w:rPr>
+      </w:pPr>
+      <w:r>
+        <w:rPr>
+          <w:rFonts w:ascii="Times New Roman" w:hAnsi="Times New Roman"/>
+        </w:rPr>
         <w:t xml:space="preserve">наличие веб-браузера на рабочих станциях пользователей (Google Chrome, Mozilla Firefox, Yandex Browser); </w:t>
       </w:r>
     </w:p>
@@ -123,20 +194,28 @@
           <w:ilvl w:val="0"/>
           <w:numId w:val="1"/>
         </w:numPr>
-        <w:rPr/>
-      </w:pPr>
-      <w:r>
-        <w:rPr/>
+        <w:rPr>
+          <w:rFonts w:ascii="Times New Roman" w:hAnsi="Times New Roman"/>
+        </w:rPr>
+      </w:pPr>
+      <w:r>
+        <w:rPr>
+          <w:rFonts w:ascii="Times New Roman" w:hAnsi="Times New Roman"/>
+        </w:rPr>
         <w:t xml:space="preserve">доступ к серверу по сети для всех пользователей системы; </w:t>
       </w:r>
     </w:p>
     <w:p>
       <w:pPr>
         <w:pStyle w:val="Normal"/>
-        <w:rPr/>
-      </w:pPr>
-      <w:r>
-        <w:rPr/>
+        <w:rPr>
+          <w:rFonts w:ascii="Times New Roman" w:hAnsi="Times New Roman"/>
+        </w:rPr>
+      </w:pPr>
+      <w:r>
+        <w:rPr>
+          <w:rFonts w:ascii="Times New Roman" w:hAnsi="Times New Roman"/>
+        </w:rPr>
         <w:t xml:space="preserve">резервное копирование базы данных не реже одного раза в сутки. Назначение системного программиста при сопровождении программы включает: </w:t>
       </w:r>
     </w:p>
@@ -147,10 +226,14 @@
           <w:ilvl w:val="0"/>
           <w:numId w:val="2"/>
         </w:numPr>
-        <w:rPr/>
-      </w:pPr>
-      <w:r>
-        <w:rPr/>
+        <w:rPr>
+          <w:rFonts w:ascii="Times New Roman" w:hAnsi="Times New Roman"/>
+        </w:rPr>
+      </w:pPr>
+      <w:r>
+        <w:rPr>
+          <w:rFonts w:ascii="Times New Roman" w:hAnsi="Times New Roman"/>
+        </w:rPr>
         <w:t xml:space="preserve">подготовку серверной среды выполнения; </w:t>
       </w:r>
     </w:p>
@@ -161,10 +244,14 @@
           <w:ilvl w:val="0"/>
           <w:numId w:val="2"/>
         </w:numPr>
-        <w:rPr/>
-      </w:pPr>
-      <w:r>
-        <w:rPr/>
+        <w:rPr>
+          <w:rFonts w:ascii="Times New Roman" w:hAnsi="Times New Roman"/>
+        </w:rPr>
+      </w:pPr>
+      <w:r>
+        <w:rPr>
+          <w:rFonts w:ascii="Times New Roman" w:hAnsi="Times New Roman"/>
+        </w:rPr>
         <w:t xml:space="preserve">установку и настройку СУБД MySQL; </w:t>
       </w:r>
     </w:p>
@@ -175,10 +262,14 @@
           <w:ilvl w:val="0"/>
           <w:numId w:val="2"/>
         </w:numPr>
-        <w:rPr/>
-      </w:pPr>
-      <w:r>
-        <w:rPr/>
+        <w:rPr>
+          <w:rFonts w:ascii="Times New Roman" w:hAnsi="Times New Roman"/>
+        </w:rPr>
+      </w:pPr>
+      <w:r>
+        <w:rPr>
+          <w:rFonts w:ascii="Times New Roman" w:hAnsi="Times New Roman"/>
+        </w:rPr>
         <w:t xml:space="preserve">развёртывание серверного приложения ASP.NET Core; настройку параметров подключения к базе данных; </w:t>
       </w:r>
     </w:p>
@@ -189,10 +280,14 @@
           <w:ilvl w:val="0"/>
           <w:numId w:val="2"/>
         </w:numPr>
-        <w:rPr/>
-      </w:pPr>
-      <w:r>
-        <w:rPr/>
+        <w:rPr>
+          <w:rFonts w:ascii="Times New Roman" w:hAnsi="Times New Roman"/>
+        </w:rPr>
+      </w:pPr>
+      <w:r>
+        <w:rPr>
+          <w:rFonts w:ascii="Times New Roman" w:hAnsi="Times New Roman"/>
+        </w:rPr>
         <w:t xml:space="preserve">применение миграций Entity Framework Core для инициализации структуры базы данных; </w:t>
       </w:r>
     </w:p>
@@ -203,10 +298,14 @@
           <w:ilvl w:val="0"/>
           <w:numId w:val="2"/>
         </w:numPr>
-        <w:rPr/>
-      </w:pPr>
-      <w:r>
-        <w:rPr/>
+        <w:rPr>
+          <w:rFonts w:ascii="Times New Roman" w:hAnsi="Times New Roman"/>
+        </w:rPr>
+      </w:pPr>
+      <w:r>
+        <w:rPr>
+          <w:rFonts w:ascii="Times New Roman" w:hAnsi="Times New Roman"/>
+        </w:rPr>
         <w:t xml:space="preserve">настройку прав доступа к файловым ресурсам; мониторинг работоспособности системы; </w:t>
       </w:r>
     </w:p>
@@ -217,10 +316,14 @@
           <w:ilvl w:val="0"/>
           <w:numId w:val="2"/>
         </w:numPr>
-        <w:rPr/>
-      </w:pPr>
-      <w:r>
-        <w:rPr/>
+        <w:rPr>
+          <w:rFonts w:ascii="Times New Roman" w:hAnsi="Times New Roman"/>
+        </w:rPr>
+      </w:pPr>
+      <w:r>
+        <w:rPr>
+          <w:rFonts w:ascii="Times New Roman" w:hAnsi="Times New Roman"/>
+        </w:rPr>
         <w:t xml:space="preserve">диагностику и устранение ошибок на основе журналов аудита и логов приложения; создание резервных копий базы данных; </w:t>
       </w:r>
     </w:p>
@@ -231,123 +334,159 @@
           <w:ilvl w:val="0"/>
           <w:numId w:val="2"/>
         </w:numPr>
-        <w:rPr/>
-      </w:pPr>
-      <w:r>
-        <w:rPr/>
+        <w:rPr>
+          <w:rFonts w:ascii="Times New Roman" w:hAnsi="Times New Roman"/>
+        </w:rPr>
+      </w:pPr>
+      <w:r>
+        <w:rPr>
+          <w:rFonts w:ascii="Times New Roman" w:hAnsi="Times New Roman"/>
+        </w:rPr>
         <w:t>обновление программы при выходе новых версий.</w:t>
       </w:r>
     </w:p>
     <w:p>
       <w:pPr>
         <w:pStyle w:val="Normal"/>
-        <w:rPr/>
-      </w:pPr>
-      <w:r>
-        <w:rPr/>
-      </w:r>
-    </w:p>
-    <w:p>
-      <w:pPr>
-        <w:pStyle w:val="Normal"/>
-        <w:rPr/>
-      </w:pPr>
-      <w:r>
-        <w:rPr/>
-      </w:r>
-    </w:p>
-    <w:p>
-      <w:pPr>
-        <w:pStyle w:val="Normal"/>
-        <w:rPr>
-          <w:b/>
+        <w:rPr>
+          <w:rFonts w:ascii="Times New Roman" w:hAnsi="Times New Roman"/>
+        </w:rPr>
+      </w:pPr>
+      <w:r>
+        <w:rPr>
+          <w:rFonts w:ascii="Times New Roman" w:hAnsi="Times New Roman"/>
+        </w:rPr>
+      </w:r>
+    </w:p>
+    <w:p>
+      <w:pPr>
+        <w:pStyle w:val="2"/>
+        <w:rPr>
+          <w:rFonts w:ascii="Times New Roman" w:hAnsi="Times New Roman"/>
+        </w:rPr>
+      </w:pPr>
+      <w:bookmarkStart w:id="5" w:name="__RefHeading___Toc729_410480248"/>
+      <w:bookmarkEnd w:id="5"/>
+      <w:r>
+        <w:rPr>
+          <w:rFonts w:ascii="Times New Roman" w:hAnsi="Times New Roman"/>
+        </w:rPr>
+        <w:t>4</w:t>
+      </w:r>
+      <w:bookmarkStart w:id="6" w:name="_Toc229480585"/>
+      <w:r>
+        <w:rPr>
+          <w:rFonts w:ascii="Times New Roman" w:hAnsi="Times New Roman"/>
+        </w:rPr>
+        <w:t xml:space="preserve">.2 </w:t>
+      </w:r>
+      <w:bookmarkEnd w:id="6"/>
+      <w:r>
+        <w:rPr>
+          <w:rFonts w:ascii="Times New Roman" w:hAnsi="Times New Roman"/>
+        </w:rPr>
+        <w:t>Структура программы</w:t>
+      </w:r>
+    </w:p>
+    <w:p>
+      <w:pPr>
+        <w:pStyle w:val="Normal"/>
+        <w:rPr>
+          <w:rFonts w:ascii="Times New Roman" w:hAnsi="Times New Roman"/>
+        </w:rPr>
+      </w:pPr>
+      <w:r>
+        <w:rPr>
+          <w:rFonts w:ascii="Times New Roman" w:hAnsi="Times New Roman"/>
+        </w:rPr>
+        <w:t xml:space="preserve">Программа состоит из следующих логически связанных частей. </w:t>
+      </w:r>
+    </w:p>
+    <w:p>
+      <w:pPr>
+        <w:pStyle w:val="Normal"/>
+        <w:rPr>
+          <w:rFonts w:ascii="Times New Roman" w:hAnsi="Times New Roman"/>
+        </w:rPr>
+      </w:pPr>
+      <w:r>
+        <w:rPr>
+          <w:rFonts w:ascii="Times New Roman" w:hAnsi="Times New Roman"/>
           <w:b/>
           <w:bCs/>
         </w:rPr>
-      </w:pPr>
-      <w:r>
-        <w:rPr>
+        <w:t>Серверная часть</w:t>
+      </w:r>
+      <w:r>
+        <w:rPr>
+          <w:rFonts w:ascii="Times New Roman" w:hAnsi="Times New Roman"/>
+        </w:rPr>
+        <w:t xml:space="preserve"> реализована как веб-приложение на платформе ASP.NET Core 8. Она принимает HTTP-запросы от клиентской части, выполняет аутентификацию и авторизацию пользователей на основе JWT-токенов, реализует бизнес-логику (фиксация отметок времени, расчёт отработанных часов, формирование табелей) и взаимодействует с базой данных MySQL через Entity Framework Core 8. Клиентская часть представляет собой набор серверных страниц Razor Pages с использованием HTML, CSS и JavaScript. </w:t>
+      </w:r>
+    </w:p>
+    <w:p>
+      <w:pPr>
+        <w:pStyle w:val="Normal"/>
+        <w:rPr>
+          <w:rFonts w:ascii="Times New Roman" w:hAnsi="Times New Roman"/>
+        </w:rPr>
+      </w:pPr>
+      <w:r>
+        <w:rPr>
+          <w:rFonts w:ascii="Times New Roman" w:hAnsi="Times New Roman"/>
           <w:b/>
           <w:bCs/>
         </w:rPr>
-        <w:t>4.2 Структура программы</w:t>
-      </w:r>
-    </w:p>
-    <w:p>
-      <w:pPr>
-        <w:pStyle w:val="Normal"/>
-        <w:rPr/>
-      </w:pPr>
-      <w:r>
-        <w:rPr/>
-        <w:t xml:space="preserve">Программа состоит из следующих логически связанных частей. </w:t>
-      </w:r>
-    </w:p>
-    <w:p>
-      <w:pPr>
-        <w:pStyle w:val="Normal"/>
-        <w:rPr/>
-      </w:pPr>
-      <w:r>
-        <w:rPr>
+        <w:t>Клиентская часть</w:t>
+      </w:r>
+      <w:r>
+        <w:rPr>
+          <w:rFonts w:ascii="Times New Roman" w:hAnsi="Times New Roman"/>
+        </w:rPr>
+        <w:t xml:space="preserve"> отвечает за отображение пользовательского интерфейса, отправку HTTP-запросов к серверному API, отображение данных и обработку действий пользователя. </w:t>
+      </w:r>
+    </w:p>
+    <w:p>
+      <w:pPr>
+        <w:pStyle w:val="Normal"/>
+        <w:rPr>
+          <w:rFonts w:ascii="Times New Roman" w:hAnsi="Times New Roman"/>
+        </w:rPr>
+      </w:pPr>
+      <w:r>
+        <w:rPr>
+          <w:rFonts w:ascii="Times New Roman" w:hAnsi="Times New Roman"/>
           <w:b/>
           <w:bCs/>
         </w:rPr>
-        <w:t>Серверная часть</w:t>
-      </w:r>
-      <w:r>
-        <w:rPr/>
-        <w:t xml:space="preserve"> реализована как веб-приложение на платформе ASP.NET Core 8. Она принимает HTTP-запросы от клиентской части, выполняет аутентификацию и авторизацию пользователей на основе JWT-токенов, реализует бизнес-логику (фиксация отметок времени, расчёт отработанных часов, формирование табелей) и взаимодействует с базой данных MySQL через Entity Framework Core 8. Клиентская часть представляет собой набор серверных страниц Razor Pages с использованием HTML, CSS и JavaScript. </w:t>
-      </w:r>
-    </w:p>
-    <w:p>
-      <w:pPr>
-        <w:pStyle w:val="Normal"/>
-        <w:rPr/>
-      </w:pPr>
-      <w:r>
-        <w:rPr>
+        <w:t>База данных</w:t>
+      </w:r>
+      <w:r>
+        <w:rPr>
+          <w:rFonts w:ascii="Times New Roman" w:hAnsi="Times New Roman"/>
+        </w:rPr>
+        <w:t xml:space="preserve"> MySQL версии 8.0 используется для хранения всех данных системы: пользователей, ролей, графиков работы, отметок времени, табелей, журнала аудита. Для администрирования базы данных используется phpMyAdmin. </w:t>
+      </w:r>
+    </w:p>
+    <w:p>
+      <w:pPr>
+        <w:pStyle w:val="Normal"/>
+        <w:rPr>
+          <w:rFonts w:ascii="Times New Roman" w:hAnsi="Times New Roman"/>
+        </w:rPr>
+      </w:pPr>
+      <w:r>
+        <w:rPr>
+          <w:rFonts w:ascii="Times New Roman" w:hAnsi="Times New Roman"/>
           <w:b/>
           <w:bCs/>
         </w:rPr>
-        <w:t>Клиентская часть</w:t>
-      </w:r>
-      <w:r>
-        <w:rPr/>
-        <w:t xml:space="preserve"> отвечает за отображение пользовательского интерфейса, отправку HTTP-запросов к серверному API, отображение данных и обработку действий пользователя. </w:t>
-      </w:r>
-    </w:p>
-    <w:p>
-      <w:pPr>
-        <w:pStyle w:val="Normal"/>
-        <w:rPr/>
-      </w:pPr>
-      <w:r>
-        <w:rPr>
-          <w:b/>
-          <w:bCs/>
-        </w:rPr>
-        <w:t>База данных</w:t>
-      </w:r>
-      <w:r>
-        <w:rPr/>
-        <w:t xml:space="preserve"> MySQL версии 8.0 используется для хранения всех данных системы: пользователей, ролей, графиков работы, отметок времени, табелей, журнала аудита. Для администрирования базы данных используется phpMyAdmin. </w:t>
-      </w:r>
-    </w:p>
-    <w:p>
-      <w:pPr>
-        <w:pStyle w:val="Normal"/>
-        <w:rPr/>
-      </w:pPr>
-      <w:r>
-        <w:rPr>
-          <w:b/>
-          <w:bCs/>
-        </w:rPr>
         <w:t>Внутренняя структура серверной части</w:t>
       </w:r>
       <w:r>
-        <w:rPr/>
+        <w:rPr>
+          <w:rFonts w:ascii="Times New Roman" w:hAnsi="Times New Roman"/>
+        </w:rPr>
         <w:t xml:space="preserve"> организована по принципу разделения на уровни ответственности: </w:t>
       </w:r>
     </w:p>
@@ -358,10 +497,14 @@
           <w:ilvl w:val="0"/>
           <w:numId w:val="3"/>
         </w:numPr>
-        <w:rPr/>
-      </w:pPr>
-      <w:r>
-        <w:rPr/>
+        <w:rPr>
+          <w:rFonts w:ascii="Times New Roman" w:hAnsi="Times New Roman"/>
+        </w:rPr>
+      </w:pPr>
+      <w:r>
+        <w:rPr>
+          <w:rFonts w:ascii="Times New Roman" w:hAnsi="Times New Roman"/>
+        </w:rPr>
         <w:t xml:space="preserve">Уровень API (контроллеры) — обрабатывает входящие HTTP-запросы, проверяет аутентификацию и авторизацию, вызывает соответствующие сервисы. Основные контроллеры: AuthController, TimeEntriesController, TimesheetsController, SchedulesController, AnalyticsController, AdminController. </w:t>
       </w:r>
     </w:p>
@@ -372,10 +515,14 @@
           <w:ilvl w:val="0"/>
           <w:numId w:val="3"/>
         </w:numPr>
-        <w:rPr/>
-      </w:pPr>
-      <w:r>
-        <w:rPr/>
+        <w:rPr>
+          <w:rFonts w:ascii="Times New Roman" w:hAnsi="Times New Roman"/>
+        </w:rPr>
+      </w:pPr>
+      <w:r>
+        <w:rPr>
+          <w:rFonts w:ascii="Times New Roman" w:hAnsi="Times New Roman"/>
+        </w:rPr>
         <w:t xml:space="preserve">Уровень бизнес-логики (сервисы) — содержит основную логику работы системы: AuthService (аутентификация), TimeTrackingService (фиксация приходов/уходов), CalculationService (расчёт часов и отклонений), TimesheetService (формирование табелей), ScheduleService (управление графиками), ExportService (экспорт в Excel/PDF), AuditService (логирование), ScheduledTasksService (фоновые задачи). </w:t>
       </w:r>
     </w:p>
@@ -386,10 +533,14 @@
           <w:ilvl w:val="0"/>
           <w:numId w:val="3"/>
         </w:numPr>
-        <w:rPr/>
-      </w:pPr>
-      <w:r>
-        <w:rPr/>
+        <w:rPr>
+          <w:rFonts w:ascii="Times New Roman" w:hAnsi="Times New Roman"/>
+        </w:rPr>
+      </w:pPr>
+      <w:r>
+        <w:rPr>
+          <w:rFonts w:ascii="Times New Roman" w:hAnsi="Times New Roman"/>
+        </w:rPr>
         <w:t xml:space="preserve">Уровень доступа к данным (репозитории) — инкапсулирует работу с базой данных через Entity Framework Core. Контекст базы данных ApplicationDbContext содержит DbSet для каждой сущности. </w:t>
       </w:r>
     </w:p>
@@ -400,20 +551,28 @@
           <w:ilvl w:val="0"/>
           <w:numId w:val="3"/>
         </w:numPr>
-        <w:rPr/>
-      </w:pPr>
-      <w:r>
-        <w:rPr/>
+        <w:rPr>
+          <w:rFonts w:ascii="Times New Roman" w:hAnsi="Times New Roman"/>
+        </w:rPr>
+      </w:pPr>
+      <w:r>
+        <w:rPr>
+          <w:rFonts w:ascii="Times New Roman" w:hAnsi="Times New Roman"/>
+        </w:rPr>
         <w:t xml:space="preserve">Доменный уровень (сущности) — описывает основные сущности предметной области: User, Role, Department, WorkSchedule, TimeEntry, Timesheet, TimesheetEntry, Deviation, AuditLog. </w:t>
       </w:r>
     </w:p>
     <w:p>
       <w:pPr>
         <w:pStyle w:val="Normal"/>
-        <w:rPr/>
-      </w:pPr>
-      <w:r>
-        <w:rPr/>
+        <w:rPr>
+          <w:rFonts w:ascii="Times New Roman" w:hAnsi="Times New Roman"/>
+        </w:rPr>
+      </w:pPr>
+      <w:r>
+        <w:rPr>
+          <w:rFonts w:ascii="Times New Roman" w:hAnsi="Times New Roman"/>
+        </w:rPr>
         <w:t xml:space="preserve">Схема взаимодействия компонентов: </w:t>
       </w:r>
     </w:p>
@@ -424,10 +583,14 @@
           <w:ilvl w:val="0"/>
           <w:numId w:val="4"/>
         </w:numPr>
-        <w:rPr/>
-      </w:pPr>
-      <w:r>
-        <w:rPr/>
+        <w:rPr>
+          <w:rFonts w:ascii="Times New Roman" w:hAnsi="Times New Roman"/>
+        </w:rPr>
+      </w:pPr>
+      <w:r>
+        <w:rPr>
+          <w:rFonts w:ascii="Times New Roman" w:hAnsi="Times New Roman"/>
+        </w:rPr>
         <w:t xml:space="preserve">Пользователь открывает веб-браузер и вводит URL сервера. </w:t>
       </w:r>
     </w:p>
@@ -438,10 +601,14 @@
           <w:ilvl w:val="0"/>
           <w:numId w:val="4"/>
         </w:numPr>
-        <w:rPr/>
-      </w:pPr>
-      <w:r>
-        <w:rPr/>
+        <w:rPr>
+          <w:rFonts w:ascii="Times New Roman" w:hAnsi="Times New Roman"/>
+        </w:rPr>
+      </w:pPr>
+      <w:r>
+        <w:rPr>
+          <w:rFonts w:ascii="Times New Roman" w:hAnsi="Times New Roman"/>
+        </w:rPr>
         <w:t xml:space="preserve">Браузер загружает HTML-страницы с сервера. </w:t>
       </w:r>
     </w:p>
@@ -452,10 +619,14 @@
           <w:ilvl w:val="0"/>
           <w:numId w:val="4"/>
         </w:numPr>
-        <w:rPr/>
-      </w:pPr>
-      <w:r>
-        <w:rPr/>
+        <w:rPr>
+          <w:rFonts w:ascii="Times New Roman" w:hAnsi="Times New Roman"/>
+        </w:rPr>
+      </w:pPr>
+      <w:r>
+        <w:rPr>
+          <w:rFonts w:ascii="Times New Roman" w:hAnsi="Times New Roman"/>
+        </w:rPr>
         <w:t xml:space="preserve">При нажатии на кнопки (например, «Пришёл») браузер отправляет AJAX-запрос к серверному API. </w:t>
       </w:r>
     </w:p>
@@ -466,10 +637,14 @@
           <w:ilvl w:val="0"/>
           <w:numId w:val="4"/>
         </w:numPr>
-        <w:rPr/>
-      </w:pPr>
-      <w:r>
-        <w:rPr/>
+        <w:rPr>
+          <w:rFonts w:ascii="Times New Roman" w:hAnsi="Times New Roman"/>
+        </w:rPr>
+      </w:pPr>
+      <w:r>
+        <w:rPr>
+          <w:rFonts w:ascii="Times New Roman" w:hAnsi="Times New Roman"/>
+        </w:rPr>
         <w:t xml:space="preserve">Серверный API обрабатывает запрос, взаимодействует с базой данных MySQL через Entity Framework Core. </w:t>
       </w:r>
     </w:p>
@@ -480,10 +655,14 @@
           <w:ilvl w:val="0"/>
           <w:numId w:val="4"/>
         </w:numPr>
-        <w:rPr/>
-      </w:pPr>
-      <w:r>
-        <w:rPr/>
+        <w:rPr>
+          <w:rFonts w:ascii="Times New Roman" w:hAnsi="Times New Roman"/>
+        </w:rPr>
+      </w:pPr>
+      <w:r>
+        <w:rPr>
+          <w:rFonts w:ascii="Times New Roman" w:hAnsi="Times New Roman"/>
+        </w:rPr>
         <w:t xml:space="preserve">Сервер возвращает результат в формате JSON. </w:t>
       </w:r>
     </w:p>
@@ -494,10 +673,14 @@
           <w:ilvl w:val="0"/>
           <w:numId w:val="4"/>
         </w:numPr>
-        <w:rPr/>
-      </w:pPr>
-      <w:r>
-        <w:rPr/>
+        <w:rPr>
+          <w:rFonts w:ascii="Times New Roman" w:hAnsi="Times New Roman"/>
+        </w:rPr>
+      </w:pPr>
+      <w:r>
+        <w:rPr>
+          <w:rFonts w:ascii="Times New Roman" w:hAnsi="Times New Roman"/>
+        </w:rPr>
         <w:t>Клиентская часть обновляет интерфейс на основе полученных данных.</w:t>
       </w:r>
     </w:p>
@@ -505,40 +688,29 @@
       <w:pPr>
         <w:pStyle w:val="Normal"/>
         <w:ind w:hanging="0"/>
-        <w:rPr/>
-      </w:pPr>
-      <w:r>
-        <w:rPr/>
+        <w:rPr>
+          <w:rFonts w:ascii="Times New Roman" w:hAnsi="Times New Roman"/>
+        </w:rPr>
+      </w:pPr>
+      <w:r>
+        <w:rPr>
+          <w:rFonts w:ascii="Times New Roman" w:hAnsi="Times New Roman"/>
+        </w:rPr>
         <w:tab/>
       </w:r>
       <w:r>
         <w:rPr>
+          <w:rFonts w:ascii="Times New Roman" w:hAnsi="Times New Roman"/>
           <w:b/>
           <w:bCs/>
         </w:rPr>
         <w:t>Перечень файлов программы</w:t>
       </w:r>
       <w:r>
-        <w:rPr/>
-        <w:t>(после развёртывания)</w:t>
-      </w:r>
-      <w:r>
-        <w:rPr/>
-        <w:t>(см. Таблица 1)</w:t>
-      </w:r>
-      <w:r>
-        <w:rPr/>
-        <w:t>:</w:t>
-      </w:r>
-    </w:p>
-    <w:p>
-      <w:pPr>
-        <w:pStyle w:val="Normal"/>
-        <w:ind w:hanging="0"/>
-        <w:rPr/>
-      </w:pPr>
-      <w:r>
-        <w:rPr/>
+        <w:rPr>
+          <w:rFonts w:ascii="Times New Roman" w:hAnsi="Times New Roman"/>
+        </w:rPr>
+        <w:t>(после развёртывания)(см. Таблица 1):</w:t>
       </w:r>
     </w:p>
     <w:tbl>
@@ -553,9 +725,10 @@
           <w:bottom w:w="150" w:type="dxa"/>
           <w:right w:w="0" w:type="dxa"/>
         </w:tblCellMar>
+        <w:tblLook w:firstRow="1" w:noVBand="1" w:lastRow="0" w:firstColumn="1" w:lastColumn="0" w:noHBand="0" w:val="04a0"/>
       </w:tblPr>
       <w:tblGrid>
-        <w:gridCol w:w="4022"/>
+        <w:gridCol w:w="4021"/>
         <w:gridCol w:w="5004"/>
       </w:tblGrid>
       <w:tr>
@@ -564,36 +737,28 @@
         </w:trPr>
         <w:tc>
           <w:tcPr>
-            <w:tcW w:w="4022" w:type="dxa"/>
-            <w:tcBorders>
-              <w:bottom w:val="single" w:sz="2" w:space="0" w:color="000000"/>
-            </w:tcBorders>
-            <w:vAlign w:val="center"/>
-          </w:tcPr>
-          <w:p>
-            <w:pPr>
-              <w:pStyle w:val="Style22"/>
+            <w:tcW w:w="4021" w:type="dxa"/>
+            <w:tcBorders>
+              <w:bottom w:val="single" w:sz="2" w:space="0" w:color="000000"/>
+            </w:tcBorders>
+            <w:vAlign w:val="center"/>
+          </w:tcPr>
+          <w:p>
+            <w:pPr>
+              <w:pStyle w:val="Style24"/>
+              <w:widowControl w:val="false"/>
               <w:spacing w:lineRule="atLeast" w:line="375"/>
-              <w:jc w:val="both"/>
-              <w:rPr>
-                <w:rFonts w:ascii="Times New Roman" w:hAnsi="Times New Roman"/>
-                <w:b/>
-                <w:i w:val="false"/>
-                <w:caps w:val="false"/>
-                <w:smallCaps w:val="false"/>
-                <w:sz w:val="28"/>
-                <w:szCs w:val="28"/>
-              </w:rPr>
-            </w:pPr>
-            <w:r>
-              <w:rPr>
-                <w:rFonts w:ascii="Times New Roman" w:hAnsi="Times New Roman"/>
-                <w:b/>
-                <w:i w:val="false"/>
-                <w:caps w:val="false"/>
-                <w:smallCaps w:val="false"/>
-                <w:sz w:val="28"/>
-                <w:szCs w:val="28"/>
+              <w:jc w:val="center"/>
+              <w:rPr>
+                <w:rFonts w:ascii="Times New Roman" w:hAnsi="Times New Roman"/>
+              </w:rPr>
+            </w:pPr>
+            <w:r>
+              <w:rPr>
+                <w:rFonts w:ascii="Times New Roman" w:hAnsi="Times New Roman"/>
+                <w:bCs w:val="false"/>
+                <w:iCs w:val="false"/>
+                <w:szCs w:val="24"/>
               </w:rPr>
               <w:t>Файл/каталог</w:t>
             </w:r>
@@ -609,28 +774,20 @@
           </w:tcPr>
           <w:p>
             <w:pPr>
-              <w:pStyle w:val="Style22"/>
+              <w:pStyle w:val="Style24"/>
+              <w:widowControl w:val="false"/>
               <w:spacing w:lineRule="atLeast" w:line="375"/>
-              <w:jc w:val="both"/>
-              <w:rPr>
-                <w:rFonts w:ascii="Times New Roman" w:hAnsi="Times New Roman"/>
-                <w:b/>
-                <w:i w:val="false"/>
-                <w:caps w:val="false"/>
-                <w:smallCaps w:val="false"/>
-                <w:sz w:val="28"/>
-                <w:szCs w:val="28"/>
-              </w:rPr>
-            </w:pPr>
-            <w:r>
-              <w:rPr>
-                <w:rFonts w:ascii="Times New Roman" w:hAnsi="Times New Roman"/>
-                <w:b/>
-                <w:i w:val="false"/>
-                <w:caps w:val="false"/>
-                <w:smallCaps w:val="false"/>
-                <w:sz w:val="28"/>
-                <w:szCs w:val="28"/>
+              <w:jc w:val="center"/>
+              <w:rPr>
+                <w:rFonts w:ascii="Times New Roman" w:hAnsi="Times New Roman"/>
+              </w:rPr>
+            </w:pPr>
+            <w:r>
+              <w:rPr>
+                <w:rFonts w:ascii="Times New Roman" w:hAnsi="Times New Roman"/>
+                <w:bCs w:val="false"/>
+                <w:iCs w:val="false"/>
+                <w:szCs w:val="24"/>
               </w:rPr>
               <w:t>Назначение</w:t>
             </w:r>
@@ -641,30 +798,26 @@
         <w:trPr/>
         <w:tc>
           <w:tcPr>
-            <w:tcW w:w="4022" w:type="dxa"/>
-            <w:tcBorders>
-              <w:bottom w:val="single" w:sz="2" w:space="0" w:color="000000"/>
-            </w:tcBorders>
-            <w:vAlign w:val="center"/>
-          </w:tcPr>
-          <w:p>
-            <w:pPr>
-              <w:pStyle w:val="Style21"/>
+            <w:tcW w:w="4021" w:type="dxa"/>
+            <w:tcBorders>
+              <w:bottom w:val="single" w:sz="2" w:space="0" w:color="000000"/>
+            </w:tcBorders>
+            <w:vAlign w:val="center"/>
+          </w:tcPr>
+          <w:p>
+            <w:pPr>
+              <w:pStyle w:val="Style23"/>
+              <w:widowControl w:val="false"/>
               <w:spacing w:lineRule="atLeast" w:line="330"/>
-              <w:jc w:val="both"/>
               <w:rPr/>
             </w:pPr>
             <w:r>
               <w:rPr>
-                <w:rStyle w:val="Style14"/>
-                <w:rFonts w:ascii="Times New Roman" w:hAnsi="Times New Roman" w:asciiTheme="minorHAnsi" w:cstheme="minorBidi" w:hAnsiTheme="minorHAnsi"/>
-                <w:b w:val="false"/>
-                <w:i w:val="false"/>
-                <w:caps w:val="false"/>
-                <w:smallCaps w:val="false"/>
-                <w:sz w:val="28"/>
-                <w:szCs w:val="28"/>
-                <w:shd w:fill="auto" w:val="clear"/>
+                <w:rStyle w:val="Style12"/>
+                <w:rFonts w:cs="" w:ascii="Times New Roman" w:hAnsi="Times New Roman" w:cstheme="minorBidi"/>
+                <w:bCs w:val="false"/>
+                <w:iCs w:val="false"/>
+                <w:szCs w:val="24"/>
               </w:rPr>
               <w:t>/app/TimeTrackingSystem.dll</w:t>
             </w:r>
@@ -680,31 +833,19 @@
           </w:tcPr>
           <w:p>
             <w:pPr>
-              <w:pStyle w:val="Style21"/>
+              <w:pStyle w:val="Style23"/>
+              <w:widowControl w:val="false"/>
               <w:spacing w:lineRule="atLeast" w:line="375"/>
-              <w:jc w:val="both"/>
-              <w:rPr>
-                <w:rFonts w:ascii="Times New Roman" w:hAnsi="Times New Roman" w:asciiTheme="minorHAnsi" w:cstheme="minorBidi" w:hAnsiTheme="minorHAnsi"/>
-                <w:b w:val="false"/>
-                <w:i w:val="false"/>
-                <w:caps w:val="false"/>
-                <w:smallCaps w:val="false"/>
-                <w:sz w:val="28"/>
-                <w:szCs w:val="28"/>
-                <w:highlight w:val="none"/>
-                <w:shd w:fill="auto" w:val="clear"/>
-              </w:rPr>
-            </w:pPr>
-            <w:r>
-              <w:rPr>
-                <w:rFonts w:asciiTheme="minorHAnsi" w:cstheme="minorBidi" w:eastAsiaTheme="minorHAnsi" w:hAnsiTheme="minorHAnsi" w:ascii="Times New Roman" w:hAnsi="Times New Roman"/>
-                <w:b w:val="false"/>
-                <w:i w:val="false"/>
-                <w:caps w:val="false"/>
-                <w:smallCaps w:val="false"/>
-                <w:sz w:val="28"/>
-                <w:szCs w:val="28"/>
-                <w:shd w:fill="auto" w:val="clear"/>
+              <w:rPr>
+                <w:rFonts w:ascii="Times New Roman" w:hAnsi="Times New Roman"/>
+              </w:rPr>
+            </w:pPr>
+            <w:r>
+              <w:rPr>
+                <w:rFonts w:ascii="Times New Roman" w:hAnsi="Times New Roman"/>
+                <w:bCs w:val="false"/>
+                <w:iCs w:val="false"/>
+                <w:szCs w:val="24"/>
               </w:rPr>
               <w:t>Основная сборка серверного приложения</w:t>
             </w:r>
@@ -715,30 +856,26 @@
         <w:trPr/>
         <w:tc>
           <w:tcPr>
-            <w:tcW w:w="4022" w:type="dxa"/>
-            <w:tcBorders>
-              <w:bottom w:val="single" w:sz="2" w:space="0" w:color="000000"/>
-            </w:tcBorders>
-            <w:vAlign w:val="center"/>
-          </w:tcPr>
-          <w:p>
-            <w:pPr>
-              <w:pStyle w:val="Style21"/>
+            <w:tcW w:w="4021" w:type="dxa"/>
+            <w:tcBorders>
+              <w:bottom w:val="single" w:sz="2" w:space="0" w:color="000000"/>
+            </w:tcBorders>
+            <w:vAlign w:val="center"/>
+          </w:tcPr>
+          <w:p>
+            <w:pPr>
+              <w:pStyle w:val="Style23"/>
+              <w:widowControl w:val="false"/>
               <w:spacing w:lineRule="atLeast" w:line="330"/>
-              <w:jc w:val="both"/>
               <w:rPr/>
             </w:pPr>
             <w:r>
               <w:rPr>
-                <w:rStyle w:val="Style14"/>
-                <w:rFonts w:ascii="Times New Roman" w:hAnsi="Times New Roman" w:asciiTheme="minorHAnsi" w:cstheme="minorBidi" w:hAnsiTheme="minorHAnsi"/>
-                <w:b w:val="false"/>
-                <w:i w:val="false"/>
-                <w:caps w:val="false"/>
-                <w:smallCaps w:val="false"/>
-                <w:sz w:val="28"/>
-                <w:szCs w:val="28"/>
-                <w:shd w:fill="auto" w:val="clear"/>
+                <w:rStyle w:val="Style12"/>
+                <w:rFonts w:cs="" w:ascii="Times New Roman" w:hAnsi="Times New Roman" w:cstheme="minorBidi"/>
+                <w:bCs w:val="false"/>
+                <w:iCs w:val="false"/>
+                <w:szCs w:val="24"/>
               </w:rPr>
               <w:t>/app/appsettings.json</w:t>
             </w:r>
@@ -754,31 +891,19 @@
           </w:tcPr>
           <w:p>
             <w:pPr>
-              <w:pStyle w:val="Style21"/>
+              <w:pStyle w:val="Style23"/>
+              <w:widowControl w:val="false"/>
               <w:spacing w:lineRule="atLeast" w:line="375"/>
-              <w:jc w:val="both"/>
-              <w:rPr>
-                <w:rFonts w:ascii="Times New Roman" w:hAnsi="Times New Roman" w:asciiTheme="minorHAnsi" w:cstheme="minorBidi" w:hAnsiTheme="minorHAnsi"/>
-                <w:b w:val="false"/>
-                <w:i w:val="false"/>
-                <w:caps w:val="false"/>
-                <w:smallCaps w:val="false"/>
-                <w:sz w:val="28"/>
-                <w:szCs w:val="28"/>
-                <w:highlight w:val="none"/>
-                <w:shd w:fill="auto" w:val="clear"/>
-              </w:rPr>
-            </w:pPr>
-            <w:r>
-              <w:rPr>
-                <w:rFonts w:asciiTheme="minorHAnsi" w:cstheme="minorBidi" w:eastAsiaTheme="minorHAnsi" w:hAnsiTheme="minorHAnsi" w:ascii="Times New Roman" w:hAnsi="Times New Roman"/>
-                <w:b w:val="false"/>
-                <w:i w:val="false"/>
-                <w:caps w:val="false"/>
-                <w:smallCaps w:val="false"/>
-                <w:sz w:val="28"/>
-                <w:szCs w:val="28"/>
-                <w:shd w:fill="auto" w:val="clear"/>
+              <w:rPr>
+                <w:rFonts w:ascii="Times New Roman" w:hAnsi="Times New Roman"/>
+              </w:rPr>
+            </w:pPr>
+            <w:r>
+              <w:rPr>
+                <w:rFonts w:ascii="Times New Roman" w:hAnsi="Times New Roman"/>
+                <w:bCs w:val="false"/>
+                <w:iCs w:val="false"/>
+                <w:szCs w:val="24"/>
               </w:rPr>
               <w:t>Конфигурационный файл</w:t>
             </w:r>
@@ -789,30 +914,26 @@
         <w:trPr/>
         <w:tc>
           <w:tcPr>
-            <w:tcW w:w="4022" w:type="dxa"/>
-            <w:tcBorders>
-              <w:bottom w:val="single" w:sz="2" w:space="0" w:color="000000"/>
-            </w:tcBorders>
-            <w:vAlign w:val="center"/>
-          </w:tcPr>
-          <w:p>
-            <w:pPr>
-              <w:pStyle w:val="Style21"/>
+            <w:tcW w:w="4021" w:type="dxa"/>
+            <w:tcBorders>
+              <w:bottom w:val="single" w:sz="2" w:space="0" w:color="000000"/>
+            </w:tcBorders>
+            <w:vAlign w:val="center"/>
+          </w:tcPr>
+          <w:p>
+            <w:pPr>
+              <w:pStyle w:val="Style23"/>
+              <w:widowControl w:val="false"/>
               <w:spacing w:lineRule="atLeast" w:line="330"/>
-              <w:jc w:val="both"/>
               <w:rPr/>
             </w:pPr>
             <w:r>
               <w:rPr>
-                <w:rStyle w:val="Style14"/>
-                <w:rFonts w:ascii="Times New Roman" w:hAnsi="Times New Roman" w:asciiTheme="minorHAnsi" w:cstheme="minorBidi" w:hAnsiTheme="minorHAnsi"/>
-                <w:b w:val="false"/>
-                <w:i w:val="false"/>
-                <w:caps w:val="false"/>
-                <w:smallCaps w:val="false"/>
-                <w:sz w:val="28"/>
-                <w:szCs w:val="28"/>
-                <w:shd w:fill="auto" w:val="clear"/>
+                <w:rStyle w:val="Style12"/>
+                <w:rFonts w:cs="" w:ascii="Times New Roman" w:hAnsi="Times New Roman" w:cstheme="minorBidi"/>
+                <w:bCs w:val="false"/>
+                <w:iCs w:val="false"/>
+                <w:szCs w:val="24"/>
               </w:rPr>
               <w:t>/app/appsettings.Production.json</w:t>
             </w:r>
@@ -828,31 +949,19 @@
           </w:tcPr>
           <w:p>
             <w:pPr>
-              <w:pStyle w:val="Style21"/>
+              <w:pStyle w:val="Style23"/>
+              <w:widowControl w:val="false"/>
               <w:spacing w:lineRule="atLeast" w:line="375"/>
-              <w:jc w:val="both"/>
-              <w:rPr>
-                <w:rFonts w:ascii="Times New Roman" w:hAnsi="Times New Roman" w:asciiTheme="minorHAnsi" w:cstheme="minorBidi" w:hAnsiTheme="minorHAnsi"/>
-                <w:b w:val="false"/>
-                <w:i w:val="false"/>
-                <w:caps w:val="false"/>
-                <w:smallCaps w:val="false"/>
-                <w:sz w:val="28"/>
-                <w:szCs w:val="28"/>
-                <w:highlight w:val="none"/>
-                <w:shd w:fill="auto" w:val="clear"/>
-              </w:rPr>
-            </w:pPr>
-            <w:r>
-              <w:rPr>
-                <w:rFonts w:asciiTheme="minorHAnsi" w:cstheme="minorBidi" w:eastAsiaTheme="minorHAnsi" w:hAnsiTheme="minorHAnsi" w:ascii="Times New Roman" w:hAnsi="Times New Roman"/>
-                <w:b w:val="false"/>
-                <w:i w:val="false"/>
-                <w:caps w:val="false"/>
-                <w:smallCaps w:val="false"/>
-                <w:sz w:val="28"/>
-                <w:szCs w:val="28"/>
-                <w:shd w:fill="auto" w:val="clear"/>
+              <w:rPr>
+                <w:rFonts w:ascii="Times New Roman" w:hAnsi="Times New Roman"/>
+              </w:rPr>
+            </w:pPr>
+            <w:r>
+              <w:rPr>
+                <w:rFonts w:ascii="Times New Roman" w:hAnsi="Times New Roman"/>
+                <w:bCs w:val="false"/>
+                <w:iCs w:val="false"/>
+                <w:szCs w:val="24"/>
               </w:rPr>
               <w:t>Конфигурация для рабочей среды</w:t>
             </w:r>
@@ -863,30 +972,26 @@
         <w:trPr/>
         <w:tc>
           <w:tcPr>
-            <w:tcW w:w="4022" w:type="dxa"/>
-            <w:tcBorders>
-              <w:bottom w:val="single" w:sz="2" w:space="0" w:color="000000"/>
-            </w:tcBorders>
-            <w:vAlign w:val="center"/>
-          </w:tcPr>
-          <w:p>
-            <w:pPr>
-              <w:pStyle w:val="Style21"/>
+            <w:tcW w:w="4021" w:type="dxa"/>
+            <w:tcBorders>
+              <w:bottom w:val="single" w:sz="2" w:space="0" w:color="000000"/>
+            </w:tcBorders>
+            <w:vAlign w:val="center"/>
+          </w:tcPr>
+          <w:p>
+            <w:pPr>
+              <w:pStyle w:val="Style23"/>
+              <w:widowControl w:val="false"/>
               <w:spacing w:lineRule="atLeast" w:line="330"/>
-              <w:jc w:val="both"/>
               <w:rPr/>
             </w:pPr>
             <w:r>
               <w:rPr>
-                <w:rStyle w:val="Style14"/>
-                <w:rFonts w:ascii="Times New Roman" w:hAnsi="Times New Roman" w:asciiTheme="minorHAnsi" w:cstheme="minorBidi" w:hAnsiTheme="minorHAnsi"/>
-                <w:b w:val="false"/>
-                <w:i w:val="false"/>
-                <w:caps w:val="false"/>
-                <w:smallCaps w:val="false"/>
-                <w:sz w:val="28"/>
-                <w:szCs w:val="28"/>
-                <w:shd w:fill="auto" w:val="clear"/>
+                <w:rStyle w:val="Style12"/>
+                <w:rFonts w:cs="" w:ascii="Times New Roman" w:hAnsi="Times New Roman" w:cstheme="minorBidi"/>
+                <w:bCs w:val="false"/>
+                <w:iCs w:val="false"/>
+                <w:szCs w:val="24"/>
               </w:rPr>
               <w:t>/app/wwwroot/</w:t>
             </w:r>
@@ -902,31 +1007,19 @@
           </w:tcPr>
           <w:p>
             <w:pPr>
-              <w:pStyle w:val="Style21"/>
+              <w:pStyle w:val="Style23"/>
+              <w:widowControl w:val="false"/>
               <w:spacing w:lineRule="atLeast" w:line="375"/>
-              <w:jc w:val="both"/>
-              <w:rPr>
-                <w:rFonts w:ascii="Times New Roman" w:hAnsi="Times New Roman" w:asciiTheme="minorHAnsi" w:cstheme="minorBidi" w:hAnsiTheme="minorHAnsi"/>
-                <w:b w:val="false"/>
-                <w:i w:val="false"/>
-                <w:caps w:val="false"/>
-                <w:smallCaps w:val="false"/>
-                <w:sz w:val="28"/>
-                <w:szCs w:val="28"/>
-                <w:highlight w:val="none"/>
-                <w:shd w:fill="auto" w:val="clear"/>
-              </w:rPr>
-            </w:pPr>
-            <w:r>
-              <w:rPr>
-                <w:rFonts w:asciiTheme="minorHAnsi" w:cstheme="minorBidi" w:eastAsiaTheme="minorHAnsi" w:hAnsiTheme="minorHAnsi" w:ascii="Times New Roman" w:hAnsi="Times New Roman"/>
-                <w:b w:val="false"/>
-                <w:i w:val="false"/>
-                <w:caps w:val="false"/>
-                <w:smallCaps w:val="false"/>
-                <w:sz w:val="28"/>
-                <w:szCs w:val="28"/>
-                <w:shd w:fill="auto" w:val="clear"/>
+              <w:rPr>
+                <w:rFonts w:ascii="Times New Roman" w:hAnsi="Times New Roman"/>
+              </w:rPr>
+            </w:pPr>
+            <w:r>
+              <w:rPr>
+                <w:rFonts w:ascii="Times New Roman" w:hAnsi="Times New Roman"/>
+                <w:bCs w:val="false"/>
+                <w:iCs w:val="false"/>
+                <w:szCs w:val="24"/>
               </w:rPr>
               <w:t>Статические файлы (CSS, JS, изображения)</w:t>
             </w:r>
@@ -937,30 +1030,26 @@
         <w:trPr/>
         <w:tc>
           <w:tcPr>
-            <w:tcW w:w="4022" w:type="dxa"/>
-            <w:tcBorders>
-              <w:bottom w:val="single" w:sz="2" w:space="0" w:color="000000"/>
-            </w:tcBorders>
-            <w:vAlign w:val="center"/>
-          </w:tcPr>
-          <w:p>
-            <w:pPr>
-              <w:pStyle w:val="Style21"/>
+            <w:tcW w:w="4021" w:type="dxa"/>
+            <w:tcBorders>
+              <w:bottom w:val="single" w:sz="2" w:space="0" w:color="000000"/>
+            </w:tcBorders>
+            <w:vAlign w:val="center"/>
+          </w:tcPr>
+          <w:p>
+            <w:pPr>
+              <w:pStyle w:val="Style23"/>
+              <w:widowControl w:val="false"/>
               <w:spacing w:lineRule="atLeast" w:line="330"/>
-              <w:jc w:val="both"/>
               <w:rPr/>
             </w:pPr>
             <w:r>
               <w:rPr>
-                <w:rStyle w:val="Style14"/>
-                <w:rFonts w:ascii="Times New Roman" w:hAnsi="Times New Roman" w:asciiTheme="minorHAnsi" w:cstheme="minorBidi" w:hAnsiTheme="minorHAnsi"/>
-                <w:b w:val="false"/>
-                <w:i w:val="false"/>
-                <w:caps w:val="false"/>
-                <w:smallCaps w:val="false"/>
-                <w:sz w:val="28"/>
-                <w:szCs w:val="28"/>
-                <w:shd w:fill="auto" w:val="clear"/>
+                <w:rStyle w:val="Style12"/>
+                <w:rFonts w:cs="" w:ascii="Times New Roman" w:hAnsi="Times New Roman" w:cstheme="minorBidi"/>
+                <w:bCs w:val="false"/>
+                <w:iCs w:val="false"/>
+                <w:szCs w:val="24"/>
               </w:rPr>
               <w:t>/app/Views/</w:t>
             </w:r>
@@ -976,31 +1065,19 @@
           </w:tcPr>
           <w:p>
             <w:pPr>
-              <w:pStyle w:val="Style21"/>
+              <w:pStyle w:val="Style23"/>
+              <w:widowControl w:val="false"/>
               <w:spacing w:lineRule="atLeast" w:line="375"/>
-              <w:jc w:val="both"/>
-              <w:rPr>
-                <w:rFonts w:ascii="Times New Roman" w:hAnsi="Times New Roman" w:asciiTheme="minorHAnsi" w:cstheme="minorBidi" w:hAnsiTheme="minorHAnsi"/>
-                <w:b w:val="false"/>
-                <w:i w:val="false"/>
-                <w:caps w:val="false"/>
-                <w:smallCaps w:val="false"/>
-                <w:sz w:val="28"/>
-                <w:szCs w:val="28"/>
-                <w:highlight w:val="none"/>
-                <w:shd w:fill="auto" w:val="clear"/>
-              </w:rPr>
-            </w:pPr>
-            <w:r>
-              <w:rPr>
-                <w:rFonts w:asciiTheme="minorHAnsi" w:cstheme="minorBidi" w:eastAsiaTheme="minorHAnsi" w:hAnsiTheme="minorHAnsi" w:ascii="Times New Roman" w:hAnsi="Times New Roman"/>
-                <w:b w:val="false"/>
-                <w:i w:val="false"/>
-                <w:caps w:val="false"/>
-                <w:smallCaps w:val="false"/>
-                <w:sz w:val="28"/>
-                <w:szCs w:val="28"/>
-                <w:shd w:fill="auto" w:val="clear"/>
+              <w:rPr>
+                <w:rFonts w:ascii="Times New Roman" w:hAnsi="Times New Roman"/>
+              </w:rPr>
+            </w:pPr>
+            <w:r>
+              <w:rPr>
+                <w:rFonts w:ascii="Times New Roman" w:hAnsi="Times New Roman"/>
+                <w:bCs w:val="false"/>
+                <w:iCs w:val="false"/>
+                <w:szCs w:val="24"/>
               </w:rPr>
               <w:t>Razor-представления (HTML-шаблоны)</w:t>
             </w:r>
@@ -1011,30 +1088,26 @@
         <w:trPr/>
         <w:tc>
           <w:tcPr>
-            <w:tcW w:w="4022" w:type="dxa"/>
-            <w:tcBorders>
-              <w:bottom w:val="single" w:sz="2" w:space="0" w:color="000000"/>
-            </w:tcBorders>
-            <w:vAlign w:val="center"/>
-          </w:tcPr>
-          <w:p>
-            <w:pPr>
-              <w:pStyle w:val="Style21"/>
+            <w:tcW w:w="4021" w:type="dxa"/>
+            <w:tcBorders>
+              <w:bottom w:val="single" w:sz="2" w:space="0" w:color="000000"/>
+            </w:tcBorders>
+            <w:vAlign w:val="center"/>
+          </w:tcPr>
+          <w:p>
+            <w:pPr>
+              <w:pStyle w:val="Style23"/>
+              <w:widowControl w:val="false"/>
               <w:spacing w:lineRule="atLeast" w:line="330"/>
-              <w:jc w:val="both"/>
               <w:rPr/>
             </w:pPr>
             <w:r>
               <w:rPr>
-                <w:rStyle w:val="Style14"/>
-                <w:rFonts w:ascii="Times New Roman" w:hAnsi="Times New Roman" w:asciiTheme="minorHAnsi" w:cstheme="minorBidi" w:hAnsiTheme="minorHAnsi"/>
-                <w:b w:val="false"/>
-                <w:i w:val="false"/>
-                <w:caps w:val="false"/>
-                <w:smallCaps w:val="false"/>
-                <w:sz w:val="28"/>
-                <w:szCs w:val="28"/>
-                <w:shd w:fill="auto" w:val="clear"/>
+                <w:rStyle w:val="Style12"/>
+                <w:rFonts w:cs="" w:ascii="Times New Roman" w:hAnsi="Times New Roman" w:cstheme="minorBidi"/>
+                <w:bCs w:val="false"/>
+                <w:iCs w:val="false"/>
+                <w:szCs w:val="24"/>
               </w:rPr>
               <w:t>/app/Migrations/</w:t>
             </w:r>
@@ -1050,33 +1123,50 @@
           </w:tcPr>
           <w:p>
             <w:pPr>
-              <w:pStyle w:val="Style21"/>
+              <w:pStyle w:val="Style23"/>
+              <w:widowControl w:val="false"/>
               <w:spacing w:lineRule="atLeast" w:line="375"/>
-              <w:jc w:val="both"/>
-              <w:rPr>
-                <w:rFonts w:ascii="Times New Roman" w:hAnsi="Times New Roman" w:asciiTheme="minorHAnsi" w:cstheme="minorBidi" w:hAnsiTheme="minorHAnsi"/>
-                <w:b w:val="false"/>
-                <w:i w:val="false"/>
-                <w:caps w:val="false"/>
-                <w:smallCaps w:val="false"/>
-                <w:sz w:val="28"/>
-                <w:szCs w:val="28"/>
-                <w:highlight w:val="none"/>
-                <w:shd w:fill="auto" w:val="clear"/>
-              </w:rPr>
-            </w:pPr>
-            <w:r>
-              <w:rPr>
-                <w:rFonts w:asciiTheme="minorHAnsi" w:cstheme="minorBidi" w:eastAsiaTheme="minorHAnsi" w:hAnsiTheme="minorHAnsi" w:ascii="Times New Roman" w:hAnsi="Times New Roman"/>
-                <w:b w:val="false"/>
-                <w:i w:val="false"/>
-                <w:caps w:val="false"/>
-                <w:smallCaps w:val="false"/>
-                <w:sz w:val="28"/>
-                <w:szCs w:val="28"/>
-                <w:shd w:fill="auto" w:val="clear"/>
-              </w:rPr>
-              <w:t>Скрипты миграций Entity Framework Core</w:t>
+              <w:rPr>
+                <w:rFonts w:ascii="Times New Roman" w:hAnsi="Times New Roman"/>
+              </w:rPr>
+            </w:pPr>
+            <w:r>
+              <w:rPr>
+                <w:rFonts w:ascii="Times New Roman" w:hAnsi="Times New Roman"/>
+                <w:bCs w:val="false"/>
+                <w:iCs w:val="false"/>
+                <w:szCs w:val="24"/>
+              </w:rPr>
+              <w:t>Скрипты</w:t>
+            </w:r>
+            <w:r>
+              <w:rPr>
+                <w:rFonts w:ascii="Times New Roman" w:hAnsi="Times New Roman"/>
+                <w:bCs w:val="false"/>
+                <w:iCs w:val="false"/>
+                <w:szCs w:val="24"/>
+                <w:lang w:val="en-US"/>
+              </w:rPr>
+              <w:t xml:space="preserve"> </w:t>
+            </w:r>
+            <w:r>
+              <w:rPr>
+                <w:rFonts w:ascii="Times New Roman" w:hAnsi="Times New Roman"/>
+                <w:bCs w:val="false"/>
+                <w:iCs w:val="false"/>
+                <w:szCs w:val="24"/>
+              </w:rPr>
+              <w:t>миграций</w:t>
+            </w:r>
+            <w:r>
+              <w:rPr>
+                <w:rFonts w:ascii="Times New Roman" w:hAnsi="Times New Roman"/>
+                <w:bCs w:val="false"/>
+                <w:iCs w:val="false"/>
+                <w:szCs w:val="24"/>
+                <w:lang w:val="en-US"/>
+              </w:rPr>
+              <w:t xml:space="preserve"> Entity Framework Core</w:t>
             </w:r>
           </w:p>
         </w:tc>
@@ -1085,30 +1175,26 @@
         <w:trPr/>
         <w:tc>
           <w:tcPr>
-            <w:tcW w:w="4022" w:type="dxa"/>
-            <w:tcBorders>
-              <w:bottom w:val="single" w:sz="2" w:space="0" w:color="000000"/>
-            </w:tcBorders>
-            <w:vAlign w:val="center"/>
-          </w:tcPr>
-          <w:p>
-            <w:pPr>
-              <w:pStyle w:val="Style21"/>
+            <w:tcW w:w="4021" w:type="dxa"/>
+            <w:tcBorders>
+              <w:bottom w:val="single" w:sz="2" w:space="0" w:color="000000"/>
+            </w:tcBorders>
+            <w:vAlign w:val="center"/>
+          </w:tcPr>
+          <w:p>
+            <w:pPr>
+              <w:pStyle w:val="Style23"/>
+              <w:widowControl w:val="false"/>
               <w:spacing w:lineRule="atLeast" w:line="330"/>
-              <w:jc w:val="both"/>
               <w:rPr/>
             </w:pPr>
             <w:r>
               <w:rPr>
-                <w:rStyle w:val="Style14"/>
-                <w:rFonts w:ascii="Times New Roman" w:hAnsi="Times New Roman" w:asciiTheme="minorHAnsi" w:cstheme="minorBidi" w:hAnsiTheme="minorHAnsi"/>
-                <w:b w:val="false"/>
-                <w:i w:val="false"/>
-                <w:caps w:val="false"/>
-                <w:smallCaps w:val="false"/>
-                <w:sz w:val="28"/>
-                <w:szCs w:val="28"/>
-                <w:shd w:fill="auto" w:val="clear"/>
+                <w:rStyle w:val="Style12"/>
+                <w:rFonts w:cs="" w:ascii="Times New Roman" w:hAnsi="Times New Roman" w:cstheme="minorBidi"/>
+                <w:bCs w:val="false"/>
+                <w:iCs w:val="false"/>
+                <w:szCs w:val="24"/>
               </w:rPr>
               <w:t>/app/Logs/</w:t>
             </w:r>
@@ -1124,31 +1210,19 @@
           </w:tcPr>
           <w:p>
             <w:pPr>
-              <w:pStyle w:val="Style21"/>
+              <w:pStyle w:val="Style23"/>
+              <w:widowControl w:val="false"/>
               <w:spacing w:lineRule="atLeast" w:line="375"/>
-              <w:jc w:val="both"/>
-              <w:rPr>
-                <w:rFonts w:ascii="Times New Roman" w:hAnsi="Times New Roman" w:asciiTheme="minorHAnsi" w:cstheme="minorBidi" w:hAnsiTheme="minorHAnsi"/>
-                <w:b w:val="false"/>
-                <w:i w:val="false"/>
-                <w:caps w:val="false"/>
-                <w:smallCaps w:val="false"/>
-                <w:sz w:val="28"/>
-                <w:szCs w:val="28"/>
-                <w:highlight w:val="none"/>
-                <w:shd w:fill="auto" w:val="clear"/>
-              </w:rPr>
-            </w:pPr>
-            <w:r>
-              <w:rPr>
-                <w:rFonts w:asciiTheme="minorHAnsi" w:cstheme="minorBidi" w:eastAsiaTheme="minorHAnsi" w:hAnsiTheme="minorHAnsi" w:ascii="Times New Roman" w:hAnsi="Times New Roman"/>
-                <w:b w:val="false"/>
-                <w:i w:val="false"/>
-                <w:caps w:val="false"/>
-                <w:smallCaps w:val="false"/>
-                <w:sz w:val="28"/>
-                <w:szCs w:val="28"/>
-                <w:shd w:fill="auto" w:val="clear"/>
+              <w:rPr>
+                <w:rFonts w:ascii="Times New Roman" w:hAnsi="Times New Roman"/>
+              </w:rPr>
+            </w:pPr>
+            <w:r>
+              <w:rPr>
+                <w:rFonts w:ascii="Times New Roman" w:hAnsi="Times New Roman"/>
+                <w:bCs w:val="false"/>
+                <w:iCs w:val="false"/>
+                <w:szCs w:val="24"/>
               </w:rPr>
               <w:t>Каталог логов приложения (создаётся автоматически)</w:t>
             </w:r>
@@ -1159,30 +1233,26 @@
         <w:trPr/>
         <w:tc>
           <w:tcPr>
-            <w:tcW w:w="4022" w:type="dxa"/>
-            <w:tcBorders>
-              <w:bottom w:val="single" w:sz="2" w:space="0" w:color="000000"/>
-            </w:tcBorders>
-            <w:vAlign w:val="center"/>
-          </w:tcPr>
-          <w:p>
-            <w:pPr>
-              <w:pStyle w:val="Style21"/>
+            <w:tcW w:w="4021" w:type="dxa"/>
+            <w:tcBorders>
+              <w:bottom w:val="single" w:sz="2" w:space="0" w:color="000000"/>
+            </w:tcBorders>
+            <w:vAlign w:val="center"/>
+          </w:tcPr>
+          <w:p>
+            <w:pPr>
+              <w:pStyle w:val="Style23"/>
+              <w:widowControl w:val="false"/>
               <w:spacing w:lineRule="atLeast" w:line="330"/>
-              <w:jc w:val="both"/>
               <w:rPr/>
             </w:pPr>
             <w:r>
               <w:rPr>
-                <w:rStyle w:val="Style14"/>
-                <w:rFonts w:ascii="Times New Roman" w:hAnsi="Times New Roman" w:asciiTheme="minorHAnsi" w:cstheme="minorBidi" w:hAnsiTheme="minorHAnsi"/>
-                <w:b w:val="false"/>
-                <w:i w:val="false"/>
-                <w:caps w:val="false"/>
-                <w:smallCaps w:val="false"/>
-                <w:sz w:val="28"/>
-                <w:szCs w:val="28"/>
-                <w:shd w:fill="auto" w:val="clear"/>
+                <w:rStyle w:val="Style12"/>
+                <w:rFonts w:cs="" w:ascii="Times New Roman" w:hAnsi="Times New Roman" w:cstheme="minorBidi"/>
+                <w:bCs w:val="false"/>
+                <w:iCs w:val="false"/>
+                <w:szCs w:val="24"/>
               </w:rPr>
               <w:t>/app/Documents/</w:t>
             </w:r>
@@ -1198,31 +1268,19 @@
           </w:tcPr>
           <w:p>
             <w:pPr>
-              <w:pStyle w:val="Style21"/>
+              <w:pStyle w:val="Style23"/>
+              <w:widowControl w:val="false"/>
               <w:spacing w:lineRule="atLeast" w:line="375"/>
-              <w:jc w:val="both"/>
-              <w:rPr>
-                <w:rFonts w:ascii="Times New Roman" w:hAnsi="Times New Roman" w:asciiTheme="minorHAnsi" w:cstheme="minorBidi" w:hAnsiTheme="minorHAnsi"/>
-                <w:b w:val="false"/>
-                <w:i w:val="false"/>
-                <w:caps w:val="false"/>
-                <w:smallCaps w:val="false"/>
-                <w:sz w:val="28"/>
-                <w:szCs w:val="28"/>
-                <w:highlight w:val="none"/>
-                <w:shd w:fill="auto" w:val="clear"/>
-              </w:rPr>
-            </w:pPr>
-            <w:r>
-              <w:rPr>
-                <w:rFonts w:asciiTheme="minorHAnsi" w:cstheme="minorBidi" w:eastAsiaTheme="minorHAnsi" w:hAnsiTheme="minorHAnsi" w:ascii="Times New Roman" w:hAnsi="Times New Roman"/>
-                <w:b w:val="false"/>
-                <w:i w:val="false"/>
-                <w:caps w:val="false"/>
-                <w:smallCaps w:val="false"/>
-                <w:sz w:val="28"/>
-                <w:szCs w:val="28"/>
-                <w:shd w:fill="auto" w:val="clear"/>
+              <w:rPr>
+                <w:rFonts w:ascii="Times New Roman" w:hAnsi="Times New Roman"/>
+              </w:rPr>
+            </w:pPr>
+            <w:r>
+              <w:rPr>
+                <w:rFonts w:ascii="Times New Roman" w:hAnsi="Times New Roman"/>
+                <w:bCs w:val="false"/>
+                <w:iCs w:val="false"/>
+                <w:szCs w:val="24"/>
               </w:rPr>
               <w:t>Каталог для экспортированных табелей (Excel, PDF)</w:t>
             </w:r>
@@ -1233,109 +1291,83 @@
     <w:p>
       <w:pPr>
         <w:pStyle w:val="Normal"/>
+        <w:spacing w:before="456" w:after="456"/>
         <w:ind w:hanging="0"/>
         <w:jc w:val="center"/>
         <w:rPr>
-          <w:lang w:val="ru-RU"/>
-        </w:rPr>
-      </w:pPr>
-      <w:r>
-        <w:rPr>
-          <w:lang w:val="en-US"/>
-        </w:rPr>
-      </w:r>
-    </w:p>
-    <w:p>
-      <w:pPr>
-        <w:pStyle w:val="Normal"/>
-        <w:ind w:hanging="0"/>
-        <w:jc w:val="center"/>
-        <w:rPr>
-          <w:lang w:val="en-US"/>
-        </w:rPr>
-      </w:pPr>
-      <w:r>
-        <w:rPr>
+          <w:rFonts w:ascii="Times New Roman" w:hAnsi="Times New Roman"/>
+        </w:rPr>
+      </w:pPr>
+      <w:r>
+        <w:rPr>
+          <w:rFonts w:ascii="Times New Roman" w:hAnsi="Times New Roman"/>
           <w:b/>
           <w:bCs/>
-          <w:lang w:val="ru-RU"/>
-        </w:rPr>
-        <w:t>Таблица</w:t>
-      </w:r>
-      <w:r>
-        <w:rPr>
-          <w:b/>
-          <w:bCs/>
-          <w:lang w:val="en-US"/>
-        </w:rPr>
-        <w:t xml:space="preserve"> 1.</w:t>
-      </w:r>
-      <w:r>
-        <w:rPr>
-          <w:lang w:val="en-US"/>
-        </w:rPr>
-        <w:t xml:space="preserve"> </w:t>
-      </w:r>
-      <w:r>
-        <w:rPr>
-          <w:b w:val="false"/>
-          <w:bCs w:val="false"/>
-          <w:lang w:val="en-US"/>
-        </w:rPr>
-        <w:t>Перечень файлов программы</w:t>
-      </w:r>
-      <w:r>
-        <w:rPr>
-          <w:lang w:val="en-US"/>
-        </w:rPr>
-        <w:t>(после развёртывания)</w:t>
-      </w:r>
-    </w:p>
-    <w:p>
-      <w:pPr>
-        <w:pStyle w:val="Normal"/>
-        <w:ind w:hanging="0"/>
-        <w:rPr/>
-      </w:pPr>
-      <w:r>
-        <w:rPr/>
+        </w:rPr>
+        <w:t>Таблица 1.</w:t>
+      </w:r>
+      <w:r>
+        <w:rPr>
+          <w:rFonts w:ascii="Times New Roman" w:hAnsi="Times New Roman"/>
+        </w:rPr>
+        <w:t xml:space="preserve"> Перечень файлов программы(после развёртывания)</w:t>
       </w:r>
     </w:p>
     <w:p>
       <w:pPr>
         <w:pStyle w:val="2"/>
-        <w:rPr/>
-      </w:pPr>
-      <w:r>
-        <w:rPr/>
-        <w:t>4.3 Настройка программы</w:t>
-      </w:r>
-    </w:p>
-    <w:p>
-      <w:pPr>
-        <w:pStyle w:val="Normal"/>
-        <w:rPr/>
-      </w:pPr>
-      <w:r>
-        <w:rPr/>
-        <w:t>Перед запуском программы системный программист должен выполнить настройку параметров подключения к базе данных и конфигурацию приложения. Конфигурационный файл Основные параметры задаются в файле appsettings.json, который располагается в корневом каталоге приложения. Обязательными для заполнения являются следующие параметры</w:t>
-      </w:r>
-      <w:r>
-        <w:rPr/>
-        <w:t>(См. Таблица 2)</w:t>
-      </w:r>
-      <w:r>
-        <w:rPr/>
-        <w:t>:</w:t>
-      </w:r>
-    </w:p>
-    <w:p>
-      <w:pPr>
-        <w:pStyle w:val="Normal"/>
-        <w:rPr/>
-      </w:pPr>
-      <w:r>
-        <w:rPr/>
+        <w:rPr>
+          <w:rFonts w:ascii="Times New Roman" w:hAnsi="Times New Roman"/>
+        </w:rPr>
+      </w:pPr>
+      <w:bookmarkStart w:id="7" w:name="__RefHeading___Toc731_410480248"/>
+      <w:bookmarkEnd w:id="7"/>
+      <w:r>
+        <w:rPr>
+          <w:rFonts w:ascii="Times New Roman" w:hAnsi="Times New Roman"/>
+        </w:rPr>
+        <w:t>4</w:t>
+      </w:r>
+      <w:bookmarkStart w:id="8" w:name="_Toc229480586"/>
+      <w:r>
+        <w:rPr>
+          <w:rFonts w:ascii="Times New Roman" w:hAnsi="Times New Roman"/>
+        </w:rPr>
+        <w:t xml:space="preserve">.3 </w:t>
+      </w:r>
+      <w:bookmarkEnd w:id="8"/>
+      <w:r>
+        <w:rPr>
+          <w:rFonts w:ascii="Times New Roman" w:hAnsi="Times New Roman"/>
+        </w:rPr>
+        <w:t>Настройка программы</w:t>
+      </w:r>
+    </w:p>
+    <w:p>
+      <w:pPr>
+        <w:pStyle w:val="Normal"/>
+        <w:rPr>
+          <w:rFonts w:ascii="Times New Roman" w:hAnsi="Times New Roman"/>
+        </w:rPr>
+      </w:pPr>
+      <w:r>
+        <w:rPr>
+          <w:rFonts w:ascii="Times New Roman" w:hAnsi="Times New Roman"/>
+        </w:rPr>
+        <w:t>Перед запуском программы системный программист должен выполнить настройку параметров подключения к базе данных и конфигурацию приложения. Конфигурационный файл Основные параметры задаются в файле appsettings.json, который располагается в корневом каталоге приложения. Обязательными для заполнения являются следующие параметры(См. Таблица 2):</w:t>
+      </w:r>
+    </w:p>
+    <w:p>
+      <w:pPr>
+        <w:pStyle w:val="Normal"/>
+        <w:rPr>
+          <w:rFonts w:ascii="Times New Roman" w:hAnsi="Times New Roman"/>
+        </w:rPr>
+      </w:pPr>
+      <w:r>
+        <w:rPr>
+          <w:rFonts w:ascii="Times New Roman" w:hAnsi="Times New Roman"/>
+        </w:rPr>
       </w:r>
     </w:p>
     <w:tbl>
@@ -1346,15 +1378,16 @@
         <w:tblLayout w:type="fixed"/>
         <w:tblCellMar>
           <w:top w:w="0" w:type="dxa"/>
-          <w:left w:w="0" w:type="dxa"/>
+          <w:left w:w="5" w:type="dxa"/>
           <w:bottom w:w="150" w:type="dxa"/>
-          <w:right w:w="0" w:type="dxa"/>
+          <w:right w:w="5" w:type="dxa"/>
         </w:tblCellMar>
+        <w:tblLook w:firstRow="1" w:noVBand="1" w:lastRow="0" w:firstColumn="1" w:lastColumn="0" w:noHBand="0" w:val="04a0"/>
       </w:tblPr>
       <w:tblGrid>
         <w:gridCol w:w="2670"/>
-        <w:gridCol w:w="3510"/>
-        <w:gridCol w:w="2835"/>
+        <w:gridCol w:w="3508"/>
+        <w:gridCol w:w="2837"/>
       </w:tblGrid>
       <w:tr>
         <w:trPr>
@@ -1364,37 +1397,27 @@
           <w:tcPr>
             <w:tcW w:w="2670" w:type="dxa"/>
             <w:tcBorders>
-              <w:bottom w:val="single" w:sz="2" w:space="0" w:color="000000"/>
-            </w:tcBorders>
-            <w:vAlign w:val="center"/>
-          </w:tcPr>
-          <w:p>
-            <w:pPr>
-              <w:pStyle w:val="Style22"/>
-              <w:spacing w:lineRule="atLeast" w:line="375"/>
-              <w:jc w:val="center"/>
-              <w:rPr>
-                <w:rFonts w:ascii="Times New Roman" w:hAnsi="Times New Roman"/>
-                <w:b/>
-                <w:i w:val="false"/>
-                <w:i w:val="false"/>
-                <w:iCs w:val="false"/>
-                <w:caps w:val="false"/>
-                <w:smallCaps w:val="false"/>
-                <w:sz w:val="28"/>
-                <w:szCs w:val="28"/>
-              </w:rPr>
-            </w:pPr>
-            <w:r>
-              <w:rPr>
-                <w:rFonts w:ascii="Times New Roman" w:hAnsi="Times New Roman"/>
-                <w:b/>
-                <w:i w:val="false"/>
-                <w:iCs w:val="false"/>
-                <w:caps w:val="false"/>
-                <w:smallCaps w:val="false"/>
-                <w:sz w:val="28"/>
-                <w:szCs w:val="28"/>
+              <w:top w:val="single" w:sz="4" w:space="0" w:color="000000"/>
+              <w:left w:val="single" w:sz="4" w:space="0" w:color="000000"/>
+              <w:bottom w:val="single" w:sz="4" w:space="0" w:color="000000"/>
+              <w:right w:val="single" w:sz="4" w:space="0" w:color="000000"/>
+            </w:tcBorders>
+            <w:vAlign w:val="center"/>
+          </w:tcPr>
+          <w:p>
+            <w:pPr>
+              <w:pStyle w:val="Style24"/>
+              <w:widowControl w:val="false"/>
+              <w:spacing w:lineRule="auto" w:line="240"/>
+              <w:ind w:left="170" w:right="170" w:hanging="0"/>
+              <w:jc w:val="both"/>
+              <w:rPr>
+                <w:rFonts w:ascii="Times New Roman" w:hAnsi="Times New Roman"/>
+              </w:rPr>
+            </w:pPr>
+            <w:r>
+              <w:rPr>
+                <w:rFonts w:ascii="Times New Roman" w:hAnsi="Times New Roman"/>
               </w:rPr>
               <w:t>Параметр</w:t>
             </w:r>
@@ -1402,39 +1425,29 @@
         </w:tc>
         <w:tc>
           <w:tcPr>
-            <w:tcW w:w="3510" w:type="dxa"/>
-            <w:tcBorders>
-              <w:bottom w:val="single" w:sz="2" w:space="0" w:color="000000"/>
-            </w:tcBorders>
-            <w:vAlign w:val="center"/>
-          </w:tcPr>
-          <w:p>
-            <w:pPr>
-              <w:pStyle w:val="Style22"/>
-              <w:spacing w:lineRule="atLeast" w:line="375"/>
-              <w:jc w:val="center"/>
-              <w:rPr>
-                <w:rFonts w:ascii="Times New Roman" w:hAnsi="Times New Roman"/>
-                <w:b/>
-                <w:i w:val="false"/>
-                <w:i w:val="false"/>
-                <w:iCs w:val="false"/>
-                <w:caps w:val="false"/>
-                <w:smallCaps w:val="false"/>
-                <w:sz w:val="28"/>
-                <w:szCs w:val="28"/>
-              </w:rPr>
-            </w:pPr>
-            <w:r>
-              <w:rPr>
-                <w:rFonts w:ascii="Times New Roman" w:hAnsi="Times New Roman"/>
-                <w:b/>
-                <w:i w:val="false"/>
-                <w:iCs w:val="false"/>
-                <w:caps w:val="false"/>
-                <w:smallCaps w:val="false"/>
-                <w:sz w:val="28"/>
-                <w:szCs w:val="28"/>
+            <w:tcW w:w="3508" w:type="dxa"/>
+            <w:tcBorders>
+              <w:top w:val="single" w:sz="4" w:space="0" w:color="000000"/>
+              <w:left w:val="single" w:sz="4" w:space="0" w:color="000000"/>
+              <w:bottom w:val="single" w:sz="4" w:space="0" w:color="000000"/>
+              <w:right w:val="single" w:sz="4" w:space="0" w:color="000000"/>
+            </w:tcBorders>
+            <w:vAlign w:val="center"/>
+          </w:tcPr>
+          <w:p>
+            <w:pPr>
+              <w:pStyle w:val="Style24"/>
+              <w:widowControl w:val="false"/>
+              <w:spacing w:lineRule="auto" w:line="240"/>
+              <w:ind w:left="170" w:right="170" w:hanging="0"/>
+              <w:jc w:val="both"/>
+              <w:rPr>
+                <w:rFonts w:ascii="Times New Roman" w:hAnsi="Times New Roman"/>
+              </w:rPr>
+            </w:pPr>
+            <w:r>
+              <w:rPr>
+                <w:rFonts w:ascii="Times New Roman" w:hAnsi="Times New Roman"/>
               </w:rPr>
               <w:t>Описание</w:t>
             </w:r>
@@ -1442,40 +1455,29 @@
         </w:tc>
         <w:tc>
           <w:tcPr>
-            <w:tcW w:w="2835" w:type="dxa"/>
-            <w:tcBorders>
-              <w:bottom w:val="single" w:sz="2" w:space="0" w:color="000000"/>
-            </w:tcBorders>
-            <w:vAlign w:val="center"/>
-          </w:tcPr>
-          <w:p>
-            <w:pPr>
-              <w:pStyle w:val="Style22"/>
-              <w:spacing w:lineRule="atLeast" w:line="375"/>
-              <w:ind w:hanging="0"/>
-              <w:jc w:val="center"/>
-              <w:rPr>
-                <w:rFonts w:ascii="Times New Roman" w:hAnsi="Times New Roman"/>
-                <w:b/>
-                <w:i w:val="false"/>
-                <w:i w:val="false"/>
-                <w:iCs w:val="false"/>
-                <w:caps w:val="false"/>
-                <w:smallCaps w:val="false"/>
-                <w:sz w:val="28"/>
-                <w:szCs w:val="28"/>
-              </w:rPr>
-            </w:pPr>
-            <w:r>
-              <w:rPr>
-                <w:rFonts w:ascii="Times New Roman" w:hAnsi="Times New Roman"/>
-                <w:b/>
-                <w:i w:val="false"/>
-                <w:iCs w:val="false"/>
-                <w:caps w:val="false"/>
-                <w:smallCaps w:val="false"/>
-                <w:sz w:val="28"/>
-                <w:szCs w:val="28"/>
+            <w:tcW w:w="2837" w:type="dxa"/>
+            <w:tcBorders>
+              <w:top w:val="single" w:sz="4" w:space="0" w:color="000000"/>
+              <w:left w:val="single" w:sz="4" w:space="0" w:color="000000"/>
+              <w:bottom w:val="single" w:sz="4" w:space="0" w:color="000000"/>
+              <w:right w:val="single" w:sz="4" w:space="0" w:color="000000"/>
+            </w:tcBorders>
+            <w:vAlign w:val="center"/>
+          </w:tcPr>
+          <w:p>
+            <w:pPr>
+              <w:pStyle w:val="Style24"/>
+              <w:widowControl w:val="false"/>
+              <w:spacing w:lineRule="auto" w:line="240"/>
+              <w:ind w:left="170" w:right="170" w:hanging="0"/>
+              <w:jc w:val="both"/>
+              <w:rPr>
+                <w:rFonts w:ascii="Times New Roman" w:hAnsi="Times New Roman"/>
+              </w:rPr>
+            </w:pPr>
+            <w:r>
+              <w:rPr>
+                <w:rFonts w:ascii="Times New Roman" w:hAnsi="Times New Roman"/>
               </w:rPr>
               <w:t>Пример значения</w:t>
             </w:r>
@@ -1488,29 +1490,26 @@
           <w:tcPr>
             <w:tcW w:w="2670" w:type="dxa"/>
             <w:tcBorders>
-              <w:bottom w:val="single" w:sz="2" w:space="0" w:color="000000"/>
-            </w:tcBorders>
-            <w:vAlign w:val="center"/>
-          </w:tcPr>
-          <w:p>
-            <w:pPr>
-              <w:pStyle w:val="Style21"/>
-              <w:spacing w:lineRule="atLeast" w:line="330"/>
-              <w:jc w:val="center"/>
+              <w:top w:val="single" w:sz="4" w:space="0" w:color="000000"/>
+              <w:left w:val="single" w:sz="4" w:space="0" w:color="000000"/>
+              <w:bottom w:val="single" w:sz="4" w:space="0" w:color="000000"/>
+              <w:right w:val="single" w:sz="4" w:space="0" w:color="000000"/>
+            </w:tcBorders>
+            <w:vAlign w:val="center"/>
+          </w:tcPr>
+          <w:p>
+            <w:pPr>
+              <w:pStyle w:val="Style23"/>
+              <w:widowControl w:val="false"/>
+              <w:spacing w:lineRule="auto" w:line="240"/>
+              <w:ind w:left="170" w:right="170" w:hanging="0"/>
+              <w:jc w:val="both"/>
               <w:rPr/>
             </w:pPr>
             <w:r>
               <w:rPr>
-                <w:rStyle w:val="Style14"/>
-                <w:rFonts w:ascii="Times New Roman" w:hAnsi="Times New Roman" w:asciiTheme="minorHAnsi" w:cstheme="minorBidi" w:hAnsiTheme="minorHAnsi"/>
-                <w:b w:val="false"/>
-                <w:i w:val="false"/>
-                <w:iCs w:val="false"/>
-                <w:caps w:val="false"/>
-                <w:smallCaps w:val="false"/>
-                <w:sz w:val="28"/>
-                <w:szCs w:val="28"/>
-                <w:shd w:fill="auto" w:val="clear"/>
+                <w:rStyle w:val="Style12"/>
+                <w:rFonts w:cs="" w:ascii="Times New Roman" w:hAnsi="Times New Roman" w:cstheme="minorBidi"/>
               </w:rPr>
               <w:t>ConnectionStrings:DefaultConnection</w:t>
             </w:r>
@@ -1518,42 +1517,29 @@
         </w:tc>
         <w:tc>
           <w:tcPr>
-            <w:tcW w:w="3510" w:type="dxa"/>
-            <w:tcBorders>
-              <w:bottom w:val="single" w:sz="2" w:space="0" w:color="000000"/>
-            </w:tcBorders>
-            <w:vAlign w:val="center"/>
-          </w:tcPr>
-          <w:p>
-            <w:pPr>
-              <w:pStyle w:val="Style21"/>
-              <w:spacing w:lineRule="atLeast" w:line="375"/>
-              <w:jc w:val="center"/>
-              <w:rPr>
-                <w:rFonts w:ascii="Times New Roman" w:hAnsi="Times New Roman" w:asciiTheme="minorHAnsi" w:cstheme="minorBidi" w:hAnsiTheme="minorHAnsi"/>
-                <w:b w:val="false"/>
-                <w:i w:val="false"/>
-                <w:i w:val="false"/>
-                <w:iCs w:val="false"/>
-                <w:caps w:val="false"/>
-                <w:smallCaps w:val="false"/>
-                <w:sz w:val="28"/>
-                <w:szCs w:val="28"/>
-                <w:highlight w:val="none"/>
-                <w:shd w:fill="auto" w:val="clear"/>
-              </w:rPr>
-            </w:pPr>
-            <w:r>
-              <w:rPr>
-                <w:rFonts w:asciiTheme="minorHAnsi" w:cstheme="minorBidi" w:eastAsiaTheme="minorHAnsi" w:hAnsiTheme="minorHAnsi" w:ascii="Times New Roman" w:hAnsi="Times New Roman"/>
-                <w:b w:val="false"/>
-                <w:i w:val="false"/>
-                <w:iCs w:val="false"/>
-                <w:caps w:val="false"/>
-                <w:smallCaps w:val="false"/>
-                <w:sz w:val="28"/>
-                <w:szCs w:val="28"/>
-                <w:shd w:fill="auto" w:val="clear"/>
+            <w:tcW w:w="3508" w:type="dxa"/>
+            <w:tcBorders>
+              <w:top w:val="single" w:sz="4" w:space="0" w:color="000000"/>
+              <w:left w:val="single" w:sz="4" w:space="0" w:color="000000"/>
+              <w:bottom w:val="single" w:sz="4" w:space="0" w:color="000000"/>
+              <w:right w:val="single" w:sz="4" w:space="0" w:color="000000"/>
+            </w:tcBorders>
+            <w:vAlign w:val="center"/>
+          </w:tcPr>
+          <w:p>
+            <w:pPr>
+              <w:pStyle w:val="Style23"/>
+              <w:widowControl w:val="false"/>
+              <w:spacing w:lineRule="auto" w:line="240"/>
+              <w:ind w:left="170" w:right="170" w:hanging="0"/>
+              <w:jc w:val="both"/>
+              <w:rPr>
+                <w:rFonts w:ascii="Times New Roman" w:hAnsi="Times New Roman"/>
+              </w:rPr>
+            </w:pPr>
+            <w:r>
+              <w:rPr>
+                <w:rFonts w:ascii="Times New Roman" w:hAnsi="Times New Roman"/>
               </w:rPr>
               <w:t>Строка подключения к MySQL</w:t>
             </w:r>
@@ -1561,31 +1547,29 @@
         </w:tc>
         <w:tc>
           <w:tcPr>
-            <w:tcW w:w="2835" w:type="dxa"/>
-            <w:tcBorders>
-              <w:bottom w:val="single" w:sz="2" w:space="0" w:color="000000"/>
-            </w:tcBorders>
-            <w:vAlign w:val="center"/>
-          </w:tcPr>
-          <w:p>
-            <w:pPr>
-              <w:pStyle w:val="Style21"/>
-              <w:spacing w:lineRule="atLeast" w:line="330"/>
-              <w:jc w:val="center"/>
+            <w:tcW w:w="2837" w:type="dxa"/>
+            <w:tcBorders>
+              <w:top w:val="single" w:sz="4" w:space="0" w:color="000000"/>
+              <w:left w:val="single" w:sz="4" w:space="0" w:color="000000"/>
+              <w:bottom w:val="single" w:sz="4" w:space="0" w:color="000000"/>
+              <w:right w:val="single" w:sz="4" w:space="0" w:color="000000"/>
+            </w:tcBorders>
+            <w:vAlign w:val="center"/>
+          </w:tcPr>
+          <w:p>
+            <w:pPr>
+              <w:pStyle w:val="Style23"/>
+              <w:widowControl w:val="false"/>
+              <w:spacing w:lineRule="auto" w:line="240"/>
+              <w:ind w:left="170" w:right="170" w:hanging="0"/>
+              <w:jc w:val="both"/>
               <w:rPr/>
             </w:pPr>
             <w:r>
               <w:rPr>
-                <w:rStyle w:val="Style14"/>
-                <w:rFonts w:ascii="Times New Roman" w:hAnsi="Times New Roman" w:asciiTheme="minorHAnsi" w:cstheme="minorBidi" w:hAnsiTheme="minorHAnsi"/>
-                <w:b w:val="false"/>
-                <w:i w:val="false"/>
-                <w:iCs w:val="false"/>
-                <w:caps w:val="false"/>
-                <w:smallCaps w:val="false"/>
-                <w:sz w:val="28"/>
-                <w:szCs w:val="28"/>
-                <w:shd w:fill="auto" w:val="clear"/>
+                <w:rStyle w:val="Style12"/>
+                <w:rFonts w:cs="" w:ascii="Times New Roman" w:hAnsi="Times New Roman" w:cstheme="minorBidi"/>
+                <w:lang w:val="en-US"/>
               </w:rPr>
               <w:t>Server=localhost;Port=3306;Database=time_tracking_db;Uid=app_user;Pwd=password</w:t>
             </w:r>
@@ -1598,29 +1582,26 @@
           <w:tcPr>
             <w:tcW w:w="2670" w:type="dxa"/>
             <w:tcBorders>
-              <w:bottom w:val="single" w:sz="2" w:space="0" w:color="000000"/>
-            </w:tcBorders>
-            <w:vAlign w:val="center"/>
-          </w:tcPr>
-          <w:p>
-            <w:pPr>
-              <w:pStyle w:val="Style21"/>
-              <w:spacing w:lineRule="atLeast" w:line="330"/>
-              <w:jc w:val="center"/>
+              <w:top w:val="single" w:sz="4" w:space="0" w:color="000000"/>
+              <w:left w:val="single" w:sz="4" w:space="0" w:color="000000"/>
+              <w:bottom w:val="single" w:sz="4" w:space="0" w:color="000000"/>
+              <w:right w:val="single" w:sz="4" w:space="0" w:color="000000"/>
+            </w:tcBorders>
+            <w:vAlign w:val="center"/>
+          </w:tcPr>
+          <w:p>
+            <w:pPr>
+              <w:pStyle w:val="Style23"/>
+              <w:widowControl w:val="false"/>
+              <w:spacing w:lineRule="auto" w:line="240"/>
+              <w:ind w:left="170" w:right="170" w:hanging="0"/>
+              <w:jc w:val="both"/>
               <w:rPr/>
             </w:pPr>
             <w:r>
               <w:rPr>
-                <w:rStyle w:val="Style14"/>
-                <w:rFonts w:ascii="Times New Roman" w:hAnsi="Times New Roman" w:asciiTheme="minorHAnsi" w:cstheme="minorBidi" w:hAnsiTheme="minorHAnsi"/>
-                <w:b w:val="false"/>
-                <w:i w:val="false"/>
-                <w:iCs w:val="false"/>
-                <w:caps w:val="false"/>
-                <w:smallCaps w:val="false"/>
-                <w:sz w:val="28"/>
-                <w:szCs w:val="28"/>
-                <w:shd w:fill="auto" w:val="clear"/>
+                <w:rStyle w:val="Style12"/>
+                <w:rFonts w:cs="" w:ascii="Times New Roman" w:hAnsi="Times New Roman" w:cstheme="minorBidi"/>
               </w:rPr>
               <w:t>JwtSettings:SecretKey</w:t>
             </w:r>
@@ -1628,42 +1609,29 @@
         </w:tc>
         <w:tc>
           <w:tcPr>
-            <w:tcW w:w="3510" w:type="dxa"/>
-            <w:tcBorders>
-              <w:bottom w:val="single" w:sz="2" w:space="0" w:color="000000"/>
-            </w:tcBorders>
-            <w:vAlign w:val="center"/>
-          </w:tcPr>
-          <w:p>
-            <w:pPr>
-              <w:pStyle w:val="Style21"/>
-              <w:spacing w:lineRule="atLeast" w:line="375"/>
-              <w:jc w:val="center"/>
-              <w:rPr>
-                <w:rFonts w:ascii="Times New Roman" w:hAnsi="Times New Roman" w:asciiTheme="minorHAnsi" w:cstheme="minorBidi" w:hAnsiTheme="minorHAnsi"/>
-                <w:b w:val="false"/>
-                <w:i w:val="false"/>
-                <w:i w:val="false"/>
-                <w:iCs w:val="false"/>
-                <w:caps w:val="false"/>
-                <w:smallCaps w:val="false"/>
-                <w:sz w:val="28"/>
-                <w:szCs w:val="28"/>
-                <w:highlight w:val="none"/>
-                <w:shd w:fill="auto" w:val="clear"/>
-              </w:rPr>
-            </w:pPr>
-            <w:r>
-              <w:rPr>
-                <w:rFonts w:asciiTheme="minorHAnsi" w:cstheme="minorBidi" w:eastAsiaTheme="minorHAnsi" w:hAnsiTheme="minorHAnsi" w:ascii="Times New Roman" w:hAnsi="Times New Roman"/>
-                <w:b w:val="false"/>
-                <w:i w:val="false"/>
-                <w:iCs w:val="false"/>
-                <w:caps w:val="false"/>
-                <w:smallCaps w:val="false"/>
-                <w:sz w:val="28"/>
-                <w:szCs w:val="28"/>
-                <w:shd w:fill="auto" w:val="clear"/>
+            <w:tcW w:w="3508" w:type="dxa"/>
+            <w:tcBorders>
+              <w:top w:val="single" w:sz="4" w:space="0" w:color="000000"/>
+              <w:left w:val="single" w:sz="4" w:space="0" w:color="000000"/>
+              <w:bottom w:val="single" w:sz="4" w:space="0" w:color="000000"/>
+              <w:right w:val="single" w:sz="4" w:space="0" w:color="000000"/>
+            </w:tcBorders>
+            <w:vAlign w:val="center"/>
+          </w:tcPr>
+          <w:p>
+            <w:pPr>
+              <w:pStyle w:val="Style23"/>
+              <w:widowControl w:val="false"/>
+              <w:spacing w:lineRule="auto" w:line="240"/>
+              <w:ind w:left="170" w:right="170" w:hanging="0"/>
+              <w:jc w:val="both"/>
+              <w:rPr>
+                <w:rFonts w:ascii="Times New Roman" w:hAnsi="Times New Roman"/>
+              </w:rPr>
+            </w:pPr>
+            <w:r>
+              <w:rPr>
+                <w:rFonts w:ascii="Times New Roman" w:hAnsi="Times New Roman"/>
               </w:rPr>
               <w:t>Ключ подписи JWT-токенов (не менее 32 символов)</w:t>
             </w:r>
@@ -1671,31 +1639,28 @@
         </w:tc>
         <w:tc>
           <w:tcPr>
-            <w:tcW w:w="2835" w:type="dxa"/>
-            <w:tcBorders>
-              <w:bottom w:val="single" w:sz="2" w:space="0" w:color="000000"/>
-            </w:tcBorders>
-            <w:vAlign w:val="center"/>
-          </w:tcPr>
-          <w:p>
-            <w:pPr>
-              <w:pStyle w:val="Style21"/>
-              <w:spacing w:lineRule="atLeast" w:line="330"/>
-              <w:jc w:val="center"/>
+            <w:tcW w:w="2837" w:type="dxa"/>
+            <w:tcBorders>
+              <w:top w:val="single" w:sz="4" w:space="0" w:color="000000"/>
+              <w:left w:val="single" w:sz="4" w:space="0" w:color="000000"/>
+              <w:bottom w:val="single" w:sz="4" w:space="0" w:color="000000"/>
+              <w:right w:val="single" w:sz="4" w:space="0" w:color="000000"/>
+            </w:tcBorders>
+            <w:vAlign w:val="center"/>
+          </w:tcPr>
+          <w:p>
+            <w:pPr>
+              <w:pStyle w:val="Style23"/>
+              <w:widowControl w:val="false"/>
+              <w:spacing w:lineRule="auto" w:line="240"/>
+              <w:ind w:left="170" w:right="170" w:hanging="0"/>
+              <w:jc w:val="both"/>
               <w:rPr/>
             </w:pPr>
             <w:r>
               <w:rPr>
-                <w:rStyle w:val="Style14"/>
-                <w:rFonts w:ascii="Times New Roman" w:hAnsi="Times New Roman" w:asciiTheme="minorHAnsi" w:cstheme="minorBidi" w:hAnsiTheme="minorHAnsi"/>
-                <w:b w:val="false"/>
-                <w:i w:val="false"/>
-                <w:iCs w:val="false"/>
-                <w:caps w:val="false"/>
-                <w:smallCaps w:val="false"/>
-                <w:sz w:val="28"/>
-                <w:szCs w:val="28"/>
-                <w:shd w:fill="auto" w:val="clear"/>
+                <w:rStyle w:val="Style12"/>
+                <w:rFonts w:cs="" w:ascii="Times New Roman" w:hAnsi="Times New Roman" w:cstheme="minorBidi"/>
               </w:rPr>
               <w:t>a1b2c3d4e5f6g7h8i9j0k1l2m3n4o5p6</w:t>
             </w:r>
@@ -1708,29 +1673,26 @@
           <w:tcPr>
             <w:tcW w:w="2670" w:type="dxa"/>
             <w:tcBorders>
-              <w:bottom w:val="single" w:sz="2" w:space="0" w:color="000000"/>
-            </w:tcBorders>
-            <w:vAlign w:val="center"/>
-          </w:tcPr>
-          <w:p>
-            <w:pPr>
-              <w:pStyle w:val="Style21"/>
-              <w:spacing w:lineRule="atLeast" w:line="330"/>
-              <w:jc w:val="center"/>
+              <w:top w:val="single" w:sz="4" w:space="0" w:color="000000"/>
+              <w:left w:val="single" w:sz="4" w:space="0" w:color="000000"/>
+              <w:bottom w:val="single" w:sz="4" w:space="0" w:color="000000"/>
+              <w:right w:val="single" w:sz="4" w:space="0" w:color="000000"/>
+            </w:tcBorders>
+            <w:vAlign w:val="center"/>
+          </w:tcPr>
+          <w:p>
+            <w:pPr>
+              <w:pStyle w:val="Style23"/>
+              <w:widowControl w:val="false"/>
+              <w:spacing w:lineRule="auto" w:line="240"/>
+              <w:ind w:left="170" w:right="170" w:hanging="0"/>
+              <w:jc w:val="both"/>
               <w:rPr/>
             </w:pPr>
             <w:r>
               <w:rPr>
-                <w:rStyle w:val="Style14"/>
-                <w:rFonts w:ascii="Times New Roman" w:hAnsi="Times New Roman" w:asciiTheme="minorHAnsi" w:cstheme="minorBidi" w:hAnsiTheme="minorHAnsi"/>
-                <w:b w:val="false"/>
-                <w:i w:val="false"/>
-                <w:iCs w:val="false"/>
-                <w:caps w:val="false"/>
-                <w:smallCaps w:val="false"/>
-                <w:sz w:val="28"/>
-                <w:szCs w:val="28"/>
-                <w:shd w:fill="auto" w:val="clear"/>
+                <w:rStyle w:val="Style12"/>
+                <w:rFonts w:cs="" w:ascii="Times New Roman" w:hAnsi="Times New Roman" w:cstheme="minorBidi"/>
               </w:rPr>
               <w:t>JwtSettings:Issuer</w:t>
             </w:r>
@@ -1738,42 +1700,29 @@
         </w:tc>
         <w:tc>
           <w:tcPr>
-            <w:tcW w:w="3510" w:type="dxa"/>
-            <w:tcBorders>
-              <w:bottom w:val="single" w:sz="2" w:space="0" w:color="000000"/>
-            </w:tcBorders>
-            <w:vAlign w:val="center"/>
-          </w:tcPr>
-          <w:p>
-            <w:pPr>
-              <w:pStyle w:val="Style21"/>
-              <w:spacing w:lineRule="atLeast" w:line="375"/>
-              <w:jc w:val="center"/>
-              <w:rPr>
-                <w:rFonts w:ascii="Times New Roman" w:hAnsi="Times New Roman" w:asciiTheme="minorHAnsi" w:cstheme="minorBidi" w:hAnsiTheme="minorHAnsi"/>
-                <w:b w:val="false"/>
-                <w:i w:val="false"/>
-                <w:i w:val="false"/>
-                <w:iCs w:val="false"/>
-                <w:caps w:val="false"/>
-                <w:smallCaps w:val="false"/>
-                <w:sz w:val="28"/>
-                <w:szCs w:val="28"/>
-                <w:highlight w:val="none"/>
-                <w:shd w:fill="auto" w:val="clear"/>
-              </w:rPr>
-            </w:pPr>
-            <w:r>
-              <w:rPr>
-                <w:rFonts w:asciiTheme="minorHAnsi" w:cstheme="minorBidi" w:eastAsiaTheme="minorHAnsi" w:hAnsiTheme="minorHAnsi" w:ascii="Times New Roman" w:hAnsi="Times New Roman"/>
-                <w:b w:val="false"/>
-                <w:i w:val="false"/>
-                <w:iCs w:val="false"/>
-                <w:caps w:val="false"/>
-                <w:smallCaps w:val="false"/>
-                <w:sz w:val="28"/>
-                <w:szCs w:val="28"/>
-                <w:shd w:fill="auto" w:val="clear"/>
+            <w:tcW w:w="3508" w:type="dxa"/>
+            <w:tcBorders>
+              <w:top w:val="single" w:sz="4" w:space="0" w:color="000000"/>
+              <w:left w:val="single" w:sz="4" w:space="0" w:color="000000"/>
+              <w:bottom w:val="single" w:sz="4" w:space="0" w:color="000000"/>
+              <w:right w:val="single" w:sz="4" w:space="0" w:color="000000"/>
+            </w:tcBorders>
+            <w:vAlign w:val="center"/>
+          </w:tcPr>
+          <w:p>
+            <w:pPr>
+              <w:pStyle w:val="Style23"/>
+              <w:widowControl w:val="false"/>
+              <w:spacing w:lineRule="auto" w:line="240"/>
+              <w:ind w:left="170" w:right="170" w:hanging="0"/>
+              <w:jc w:val="both"/>
+              <w:rPr>
+                <w:rFonts w:ascii="Times New Roman" w:hAnsi="Times New Roman"/>
+              </w:rPr>
+            </w:pPr>
+            <w:r>
+              <w:rPr>
+                <w:rFonts w:ascii="Times New Roman" w:hAnsi="Times New Roman"/>
               </w:rPr>
               <w:t>Издатель токенов</w:t>
             </w:r>
@@ -1781,31 +1730,28 @@
         </w:tc>
         <w:tc>
           <w:tcPr>
-            <w:tcW w:w="2835" w:type="dxa"/>
-            <w:tcBorders>
-              <w:bottom w:val="single" w:sz="2" w:space="0" w:color="000000"/>
-            </w:tcBorders>
-            <w:vAlign w:val="center"/>
-          </w:tcPr>
-          <w:p>
-            <w:pPr>
-              <w:pStyle w:val="Style21"/>
-              <w:spacing w:lineRule="atLeast" w:line="330"/>
-              <w:jc w:val="center"/>
+            <w:tcW w:w="2837" w:type="dxa"/>
+            <w:tcBorders>
+              <w:top w:val="single" w:sz="4" w:space="0" w:color="000000"/>
+              <w:left w:val="single" w:sz="4" w:space="0" w:color="000000"/>
+              <w:bottom w:val="single" w:sz="4" w:space="0" w:color="000000"/>
+              <w:right w:val="single" w:sz="4" w:space="0" w:color="000000"/>
+            </w:tcBorders>
+            <w:vAlign w:val="center"/>
+          </w:tcPr>
+          <w:p>
+            <w:pPr>
+              <w:pStyle w:val="Style23"/>
+              <w:widowControl w:val="false"/>
+              <w:spacing w:lineRule="auto" w:line="240"/>
+              <w:ind w:left="170" w:right="170" w:hanging="0"/>
+              <w:jc w:val="both"/>
               <w:rPr/>
             </w:pPr>
             <w:r>
               <w:rPr>
-                <w:rStyle w:val="Style14"/>
-                <w:rFonts w:ascii="Times New Roman" w:hAnsi="Times New Roman" w:asciiTheme="minorHAnsi" w:cstheme="minorBidi" w:hAnsiTheme="minorHAnsi"/>
-                <w:b w:val="false"/>
-                <w:i w:val="false"/>
-                <w:iCs w:val="false"/>
-                <w:caps w:val="false"/>
-                <w:smallCaps w:val="false"/>
-                <w:sz w:val="28"/>
-                <w:szCs w:val="28"/>
-                <w:shd w:fill="auto" w:val="clear"/>
+                <w:rStyle w:val="Style12"/>
+                <w:rFonts w:cs="" w:ascii="Times New Roman" w:hAnsi="Times New Roman" w:cstheme="minorBidi"/>
               </w:rPr>
               <w:t>TimeTrackingSystem</w:t>
             </w:r>
@@ -1818,29 +1764,26 @@
           <w:tcPr>
             <w:tcW w:w="2670" w:type="dxa"/>
             <w:tcBorders>
-              <w:bottom w:val="single" w:sz="2" w:space="0" w:color="000000"/>
-            </w:tcBorders>
-            <w:vAlign w:val="center"/>
-          </w:tcPr>
-          <w:p>
-            <w:pPr>
-              <w:pStyle w:val="Style21"/>
-              <w:spacing w:lineRule="atLeast" w:line="330"/>
-              <w:jc w:val="center"/>
+              <w:top w:val="single" w:sz="4" w:space="0" w:color="000000"/>
+              <w:left w:val="single" w:sz="4" w:space="0" w:color="000000"/>
+              <w:bottom w:val="single" w:sz="4" w:space="0" w:color="000000"/>
+              <w:right w:val="single" w:sz="4" w:space="0" w:color="000000"/>
+            </w:tcBorders>
+            <w:vAlign w:val="center"/>
+          </w:tcPr>
+          <w:p>
+            <w:pPr>
+              <w:pStyle w:val="Style23"/>
+              <w:widowControl w:val="false"/>
+              <w:spacing w:lineRule="auto" w:line="240"/>
+              <w:ind w:left="170" w:right="170" w:hanging="0"/>
+              <w:jc w:val="both"/>
               <w:rPr/>
             </w:pPr>
             <w:r>
               <w:rPr>
-                <w:rStyle w:val="Style14"/>
-                <w:rFonts w:ascii="Times New Roman" w:hAnsi="Times New Roman" w:asciiTheme="minorHAnsi" w:cstheme="minorBidi" w:hAnsiTheme="minorHAnsi"/>
-                <w:b w:val="false"/>
-                <w:i w:val="false"/>
-                <w:iCs w:val="false"/>
-                <w:caps w:val="false"/>
-                <w:smallCaps w:val="false"/>
-                <w:sz w:val="28"/>
-                <w:szCs w:val="28"/>
-                <w:shd w:fill="auto" w:val="clear"/>
+                <w:rStyle w:val="Style12"/>
+                <w:rFonts w:cs="" w:ascii="Times New Roman" w:hAnsi="Times New Roman" w:cstheme="minorBidi"/>
               </w:rPr>
               <w:t>JwtSettings:Audience</w:t>
             </w:r>
@@ -1848,42 +1791,29 @@
         </w:tc>
         <w:tc>
           <w:tcPr>
-            <w:tcW w:w="3510" w:type="dxa"/>
-            <w:tcBorders>
-              <w:bottom w:val="single" w:sz="2" w:space="0" w:color="000000"/>
-            </w:tcBorders>
-            <w:vAlign w:val="center"/>
-          </w:tcPr>
-          <w:p>
-            <w:pPr>
-              <w:pStyle w:val="Style21"/>
-              <w:spacing w:lineRule="atLeast" w:line="375"/>
-              <w:jc w:val="center"/>
-              <w:rPr>
-                <w:rFonts w:ascii="Times New Roman" w:hAnsi="Times New Roman" w:asciiTheme="minorHAnsi" w:cstheme="minorBidi" w:hAnsiTheme="minorHAnsi"/>
-                <w:b w:val="false"/>
-                <w:i w:val="false"/>
-                <w:i w:val="false"/>
-                <w:iCs w:val="false"/>
-                <w:caps w:val="false"/>
-                <w:smallCaps w:val="false"/>
-                <w:sz w:val="28"/>
-                <w:szCs w:val="28"/>
-                <w:highlight w:val="none"/>
-                <w:shd w:fill="auto" w:val="clear"/>
-              </w:rPr>
-            </w:pPr>
-            <w:r>
-              <w:rPr>
-                <w:rFonts w:asciiTheme="minorHAnsi" w:cstheme="minorBidi" w:eastAsiaTheme="minorHAnsi" w:hAnsiTheme="minorHAnsi" w:ascii="Times New Roman" w:hAnsi="Times New Roman"/>
-                <w:b w:val="false"/>
-                <w:i w:val="false"/>
-                <w:iCs w:val="false"/>
-                <w:caps w:val="false"/>
-                <w:smallCaps w:val="false"/>
-                <w:sz w:val="28"/>
-                <w:szCs w:val="28"/>
-                <w:shd w:fill="auto" w:val="clear"/>
+            <w:tcW w:w="3508" w:type="dxa"/>
+            <w:tcBorders>
+              <w:top w:val="single" w:sz="4" w:space="0" w:color="000000"/>
+              <w:left w:val="single" w:sz="4" w:space="0" w:color="000000"/>
+              <w:bottom w:val="single" w:sz="4" w:space="0" w:color="000000"/>
+              <w:right w:val="single" w:sz="4" w:space="0" w:color="000000"/>
+            </w:tcBorders>
+            <w:vAlign w:val="center"/>
+          </w:tcPr>
+          <w:p>
+            <w:pPr>
+              <w:pStyle w:val="Style23"/>
+              <w:widowControl w:val="false"/>
+              <w:spacing w:lineRule="auto" w:line="240"/>
+              <w:ind w:left="170" w:right="170" w:hanging="0"/>
+              <w:jc w:val="both"/>
+              <w:rPr>
+                <w:rFonts w:ascii="Times New Roman" w:hAnsi="Times New Roman"/>
+              </w:rPr>
+            </w:pPr>
+            <w:r>
+              <w:rPr>
+                <w:rFonts w:ascii="Times New Roman" w:hAnsi="Times New Roman"/>
               </w:rPr>
               <w:t>Получатель токенов</w:t>
             </w:r>
@@ -1891,31 +1821,28 @@
         </w:tc>
         <w:tc>
           <w:tcPr>
-            <w:tcW w:w="2835" w:type="dxa"/>
-            <w:tcBorders>
-              <w:bottom w:val="single" w:sz="2" w:space="0" w:color="000000"/>
-            </w:tcBorders>
-            <w:vAlign w:val="center"/>
-          </w:tcPr>
-          <w:p>
-            <w:pPr>
-              <w:pStyle w:val="Style21"/>
-              <w:spacing w:lineRule="atLeast" w:line="330"/>
-              <w:jc w:val="center"/>
+            <w:tcW w:w="2837" w:type="dxa"/>
+            <w:tcBorders>
+              <w:top w:val="single" w:sz="4" w:space="0" w:color="000000"/>
+              <w:left w:val="single" w:sz="4" w:space="0" w:color="000000"/>
+              <w:bottom w:val="single" w:sz="4" w:space="0" w:color="000000"/>
+              <w:right w:val="single" w:sz="4" w:space="0" w:color="000000"/>
+            </w:tcBorders>
+            <w:vAlign w:val="center"/>
+          </w:tcPr>
+          <w:p>
+            <w:pPr>
+              <w:pStyle w:val="Style23"/>
+              <w:widowControl w:val="false"/>
+              <w:spacing w:lineRule="auto" w:line="240"/>
+              <w:ind w:left="170" w:right="170" w:hanging="0"/>
+              <w:jc w:val="both"/>
               <w:rPr/>
             </w:pPr>
             <w:r>
               <w:rPr>
-                <w:rStyle w:val="Style14"/>
-                <w:rFonts w:ascii="Times New Roman" w:hAnsi="Times New Roman" w:asciiTheme="minorHAnsi" w:cstheme="minorBidi" w:hAnsiTheme="minorHAnsi"/>
-                <w:b w:val="false"/>
-                <w:i w:val="false"/>
-                <w:iCs w:val="false"/>
-                <w:caps w:val="false"/>
-                <w:smallCaps w:val="false"/>
-                <w:sz w:val="28"/>
-                <w:szCs w:val="28"/>
-                <w:shd w:fill="auto" w:val="clear"/>
+                <w:rStyle w:val="Style12"/>
+                <w:rFonts w:cs="" w:ascii="Times New Roman" w:hAnsi="Times New Roman" w:cstheme="minorBidi"/>
               </w:rPr>
               <w:t>TimeTrackingUsers</w:t>
             </w:r>
@@ -1930,104 +1857,93 @@
           <w:tcPr>
             <w:tcW w:w="2670" w:type="dxa"/>
             <w:tcBorders>
-              <w:bottom w:val="single" w:sz="2" w:space="0" w:color="000000"/>
-            </w:tcBorders>
-            <w:vAlign w:val="center"/>
-          </w:tcPr>
-          <w:p>
-            <w:pPr>
-              <w:pStyle w:val="Style21"/>
-              <w:spacing w:lineRule="atLeast" w:line="330"/>
+              <w:top w:val="single" w:sz="4" w:space="0" w:color="000000"/>
+              <w:left w:val="single" w:sz="4" w:space="0" w:color="000000"/>
+              <w:bottom w:val="single" w:sz="4" w:space="0" w:color="000000"/>
+              <w:right w:val="single" w:sz="4" w:space="0" w:color="000000"/>
+            </w:tcBorders>
+            <w:vAlign w:val="center"/>
+          </w:tcPr>
+          <w:p>
+            <w:pPr>
+              <w:pStyle w:val="Style23"/>
+              <w:widowControl w:val="false"/>
+              <w:spacing w:lineRule="auto" w:line="240"/>
+              <w:ind w:left="170" w:right="170" w:hanging="0"/>
+              <w:jc w:val="both"/>
+              <w:rPr/>
+            </w:pPr>
+            <w:r>
+              <w:rPr>
+                <w:rStyle w:val="Style12"/>
+                <w:rFonts w:cs="" w:ascii="Times New Roman" w:hAnsi="Times New Roman" w:cstheme="minorBidi"/>
+              </w:rPr>
+              <w:t>AppSettings:LateToleranceMinutes</w:t>
+            </w:r>
+          </w:p>
+        </w:tc>
+        <w:tc>
+          <w:tcPr>
+            <w:tcW w:w="3508" w:type="dxa"/>
+            <w:tcBorders>
+              <w:top w:val="single" w:sz="4" w:space="0" w:color="000000"/>
+              <w:left w:val="single" w:sz="4" w:space="0" w:color="000000"/>
+              <w:bottom w:val="single" w:sz="4" w:space="0" w:color="000000"/>
+              <w:right w:val="single" w:sz="4" w:space="0" w:color="000000"/>
+            </w:tcBorders>
+            <w:vAlign w:val="center"/>
+          </w:tcPr>
+          <w:p>
+            <w:pPr>
+              <w:pStyle w:val="Style23"/>
+              <w:widowControl w:val="false"/>
+              <w:spacing w:lineRule="auto" w:line="240"/>
+              <w:ind w:left="170" w:right="170" w:hanging="0"/>
+              <w:jc w:val="both"/>
+              <w:rPr>
+                <w:rFonts w:ascii="Times New Roman" w:hAnsi="Times New Roman"/>
+              </w:rPr>
+            </w:pPr>
+            <w:r>
+              <w:rPr>
+                <w:rFonts w:ascii="Times New Roman" w:hAnsi="Times New Roman"/>
+              </w:rPr>
+              <w:t>Допустимый порог о</w:t>
+            </w:r>
+            <w:bookmarkStart w:id="9" w:name="_GoBack"/>
+            <w:bookmarkEnd w:id="9"/>
+            <w:r>
+              <w:rPr>
+                <w:rFonts w:ascii="Times New Roman" w:hAnsi="Times New Roman"/>
+              </w:rPr>
+              <w:t>поздания в минутах</w:t>
+            </w:r>
+          </w:p>
+        </w:tc>
+        <w:tc>
+          <w:tcPr>
+            <w:tcW w:w="2837" w:type="dxa"/>
+            <w:tcBorders>
+              <w:top w:val="single" w:sz="4" w:space="0" w:color="000000"/>
+              <w:left w:val="single" w:sz="4" w:space="0" w:color="000000"/>
+              <w:bottom w:val="single" w:sz="4" w:space="0" w:color="000000"/>
+              <w:right w:val="single" w:sz="4" w:space="0" w:color="000000"/>
+            </w:tcBorders>
+            <w:vAlign w:val="center"/>
+          </w:tcPr>
+          <w:p>
+            <w:pPr>
+              <w:pStyle w:val="Style23"/>
+              <w:widowControl w:val="false"/>
+              <w:spacing w:lineRule="auto" w:line="240"/>
+              <w:ind w:left="170" w:right="170" w:hanging="0"/>
               <w:jc w:val="center"/>
               <w:rPr/>
             </w:pPr>
             <w:r>
               <w:rPr>
-                <w:rStyle w:val="Style14"/>
-                <w:rFonts w:ascii="Times New Roman" w:hAnsi="Times New Roman" w:asciiTheme="minorHAnsi" w:cstheme="minorBidi" w:hAnsiTheme="minorHAnsi"/>
-                <w:b w:val="false"/>
-                <w:i w:val="false"/>
-                <w:iCs w:val="false"/>
-                <w:caps w:val="false"/>
-                <w:smallCaps w:val="false"/>
-                <w:sz w:val="28"/>
-                <w:szCs w:val="28"/>
-                <w:shd w:fill="auto" w:val="clear"/>
-              </w:rPr>
-              <w:t>AppSettings:LateToleranceMinutes</w:t>
-            </w:r>
-          </w:p>
-        </w:tc>
-        <w:tc>
-          <w:tcPr>
-            <w:tcW w:w="3510" w:type="dxa"/>
-            <w:tcBorders>
-              <w:bottom w:val="single" w:sz="2" w:space="0" w:color="000000"/>
-            </w:tcBorders>
-            <w:vAlign w:val="center"/>
-          </w:tcPr>
-          <w:p>
-            <w:pPr>
-              <w:pStyle w:val="Style21"/>
-              <w:spacing w:lineRule="atLeast" w:line="375"/>
-              <w:jc w:val="center"/>
-              <w:rPr>
-                <w:rFonts w:ascii="Times New Roman" w:hAnsi="Times New Roman" w:asciiTheme="minorHAnsi" w:cstheme="minorBidi" w:hAnsiTheme="minorHAnsi"/>
-                <w:b w:val="false"/>
-                <w:i w:val="false"/>
-                <w:i w:val="false"/>
-                <w:iCs w:val="false"/>
-                <w:caps w:val="false"/>
-                <w:smallCaps w:val="false"/>
-                <w:sz w:val="28"/>
-                <w:szCs w:val="28"/>
-                <w:highlight w:val="none"/>
-                <w:shd w:fill="auto" w:val="clear"/>
-              </w:rPr>
-            </w:pPr>
-            <w:r>
-              <w:rPr>
-                <w:rFonts w:asciiTheme="minorHAnsi" w:cstheme="minorBidi" w:eastAsiaTheme="minorHAnsi" w:hAnsiTheme="minorHAnsi" w:ascii="Times New Roman" w:hAnsi="Times New Roman"/>
-                <w:b w:val="false"/>
-                <w:i w:val="false"/>
-                <w:iCs w:val="false"/>
-                <w:caps w:val="false"/>
-                <w:smallCaps w:val="false"/>
-                <w:sz w:val="28"/>
-                <w:szCs w:val="28"/>
-                <w:shd w:fill="auto" w:val="clear"/>
-              </w:rPr>
-              <w:t>Допустимый порог опоздания в минутах</w:t>
-            </w:r>
-          </w:p>
-        </w:tc>
-        <w:tc>
-          <w:tcPr>
-            <w:tcW w:w="2835" w:type="dxa"/>
-            <w:tcBorders>
-              <w:bottom w:val="single" w:sz="2" w:space="0" w:color="000000"/>
-            </w:tcBorders>
-            <w:vAlign w:val="center"/>
-          </w:tcPr>
-          <w:p>
-            <w:pPr>
-              <w:pStyle w:val="Style21"/>
-              <w:spacing w:lineRule="atLeast" w:line="330"/>
-              <w:jc w:val="center"/>
-              <w:rPr/>
-            </w:pPr>
-            <w:r>
-              <w:rPr>
-                <w:rStyle w:val="Style14"/>
-                <w:rFonts w:ascii="Times New Roman" w:hAnsi="Times New Roman" w:asciiTheme="minorHAnsi" w:cstheme="minorBidi" w:hAnsiTheme="minorHAnsi"/>
-                <w:b w:val="false"/>
-                <w:i w:val="false"/>
-                <w:iCs w:val="false"/>
-                <w:caps w:val="false"/>
-                <w:smallCaps w:val="false"/>
-                <w:sz w:val="28"/>
-                <w:szCs w:val="28"/>
-                <w:shd w:fill="auto" w:val="clear"/>
+                <w:rStyle w:val="Style12"/>
+                <w:rFonts w:cs="" w:ascii="Times New Roman" w:hAnsi="Times New Roman" w:cstheme="minorBidi"/>
               </w:rPr>
               <w:t>5</w:t>
             </w:r>
@@ -2041,15 +1957,17 @@
         <w:ind w:hanging="0"/>
         <w:jc w:val="center"/>
         <w:rPr>
+          <w:rFonts w:ascii="Times New Roman" w:hAnsi="Times New Roman"/>
           <w:b/>
           <w:b/>
           <w:bCs/>
-          <w:lang w:val="ru-RU"/>
-        </w:rPr>
-      </w:pPr>
-      <w:r>
-        <w:rPr>
-          <w:lang w:val="en-US"/>
+        </w:rPr>
+      </w:pPr>
+      <w:r>
+        <w:rPr>
+          <w:rFonts w:ascii="Times New Roman" w:hAnsi="Times New Roman"/>
+          <w:b/>
+          <w:bCs/>
         </w:rPr>
       </w:r>
     </w:p>
@@ -2059,19 +1977,20 @@
         <w:ind w:hanging="0"/>
         <w:jc w:val="center"/>
         <w:rPr>
-          <w:lang w:val="en-US"/>
-        </w:rPr>
-      </w:pPr>
-      <w:r>
-        <w:rPr>
+          <w:rFonts w:ascii="Times New Roman" w:hAnsi="Times New Roman"/>
+        </w:rPr>
+      </w:pPr>
+      <w:r>
+        <w:rPr>
+          <w:rFonts w:ascii="Times New Roman" w:hAnsi="Times New Roman"/>
           <w:b/>
           <w:bCs/>
-          <w:lang w:val="ru-RU"/>
         </w:rPr>
         <w:t>Таблица</w:t>
       </w:r>
       <w:r>
         <w:rPr>
+          <w:rFonts w:ascii="Times New Roman" w:hAnsi="Times New Roman"/>
           <w:b/>
           <w:bCs/>
           <w:lang w:val="en-US"/>
@@ -2080,14 +1999,15 @@
       </w:r>
       <w:r>
         <w:rPr>
+          <w:rFonts w:ascii="Times New Roman" w:hAnsi="Times New Roman"/>
           <w:b/>
           <w:bCs/>
-          <w:lang w:val="ru-RU"/>
         </w:rPr>
         <w:t>2</w:t>
       </w:r>
       <w:r>
         <w:rPr>
+          <w:rFonts w:ascii="Times New Roman" w:hAnsi="Times New Roman"/>
           <w:b/>
           <w:bCs/>
           <w:lang w:val="en-US"/>
@@ -2096,13 +2016,14 @@
       </w:r>
       <w:r>
         <w:rPr>
+          <w:rFonts w:ascii="Times New Roman" w:hAnsi="Times New Roman"/>
           <w:lang w:val="en-US"/>
         </w:rPr>
         <w:t xml:space="preserve"> </w:t>
       </w:r>
       <w:r>
         <w:rPr>
-          <w:lang w:val="ru-RU"/>
+          <w:rFonts w:ascii="Times New Roman" w:hAnsi="Times New Roman"/>
         </w:rPr>
         <w:t>Параметры конфигурационного файла.</w:t>
       </w:r>
@@ -2111,38 +2032,17 @@
       <w:pPr>
         <w:pStyle w:val="Normal"/>
         <w:ind w:hanging="0"/>
-        <w:jc w:val="center"/>
-        <w:rPr>
-          <w:lang w:val="ru-RU"/>
-        </w:rPr>
-      </w:pPr>
-      <w:r>
-        <w:rPr>
-          <w:lang w:val="en-US"/>
-        </w:rPr>
-      </w:r>
-    </w:p>
-    <w:p>
-      <w:pPr>
-        <w:pStyle w:val="Normal"/>
-        <w:ind w:hanging="0"/>
-        <w:jc w:val="both"/>
-        <w:rPr>
-          <w:lang w:val="en-US"/>
-        </w:rPr>
-      </w:pPr>
-      <w:r>
-        <w:rPr>
-          <w:lang w:val="ru-RU"/>
-        </w:rPr>
-        <w:tab/>
-      </w:r>
-      <w:r>
-        <w:rPr>
+        <w:rPr>
+          <w:rFonts w:ascii="Times New Roman" w:hAnsi="Times New Roman"/>
+        </w:rPr>
+      </w:pPr>
+      <w:r>
+        <w:rPr>
+          <w:rFonts w:ascii="Times New Roman" w:hAnsi="Times New Roman"/>
           <w:b/>
           <w:bCs/>
-          <w:lang w:val="ru-RU"/>
-        </w:rPr>
+        </w:rPr>
+        <w:tab/>
         <w:t xml:space="preserve">Применение миграций базы данных </w:t>
       </w:r>
     </w:p>
@@ -2150,12 +2050,13 @@
       <w:pPr>
         <w:pStyle w:val="Normal"/>
         <w:ind w:hanging="0"/>
-        <w:jc w:val="both"/>
-        <w:rPr/>
-      </w:pPr>
-      <w:r>
-        <w:rPr>
-          <w:lang w:val="ru-RU"/>
+        <w:rPr>
+          <w:rFonts w:ascii="Times New Roman" w:hAnsi="Times New Roman"/>
+        </w:rPr>
+      </w:pPr>
+      <w:r>
+        <w:rPr>
+          <w:rFonts w:ascii="Times New Roman" w:hAnsi="Times New Roman"/>
         </w:rPr>
         <w:tab/>
         <w:t xml:space="preserve">После настройки строки подключения необходимо применить миграции Entity Framework Core для создания структуры базы данных. Для этого из каталога проекта выполняется команда: dotnet ef database update </w:t>
@@ -2165,14 +2066,13 @@
       <w:pPr>
         <w:pStyle w:val="Normal"/>
         <w:ind w:hanging="0"/>
-        <w:jc w:val="both"/>
-        <w:rPr>
-          <w:lang w:val="en-US"/>
-        </w:rPr>
-      </w:pPr>
-      <w:r>
-        <w:rPr>
-          <w:lang w:val="ru-RU"/>
+        <w:rPr>
+          <w:rFonts w:ascii="Times New Roman" w:hAnsi="Times New Roman"/>
+        </w:rPr>
+      </w:pPr>
+      <w:r>
+        <w:rPr>
+          <w:rFonts w:ascii="Times New Roman" w:hAnsi="Times New Roman"/>
         </w:rPr>
         <w:t xml:space="preserve">При успешном применении миграций в базе данных создаются все необходимые таблицы. </w:t>
       </w:r>
@@ -2181,28 +2081,27 @@
       <w:pPr>
         <w:pStyle w:val="Normal"/>
         <w:ind w:hanging="0"/>
-        <w:jc w:val="both"/>
-        <w:rPr>
-          <w:lang w:val="en-US"/>
-        </w:rPr>
-      </w:pPr>
-      <w:r>
-        <w:rPr>
-          <w:lang w:val="ru-RU"/>
+        <w:rPr>
+          <w:rFonts w:ascii="Times New Roman" w:hAnsi="Times New Roman"/>
+        </w:rPr>
+      </w:pPr>
+      <w:r>
+        <w:rPr>
+          <w:rFonts w:ascii="Times New Roman" w:hAnsi="Times New Roman"/>
         </w:rPr>
         <w:tab/>
       </w:r>
       <w:r>
         <w:rPr>
+          <w:rFonts w:ascii="Times New Roman" w:hAnsi="Times New Roman"/>
           <w:b/>
           <w:bCs/>
-          <w:lang w:val="ru-RU"/>
         </w:rPr>
         <w:t>Запуск приложения</w:t>
       </w:r>
       <w:r>
         <w:rPr>
-          <w:lang w:val="ru-RU"/>
+          <w:rFonts w:ascii="Times New Roman" w:hAnsi="Times New Roman"/>
         </w:rPr>
         <w:t xml:space="preserve"> </w:t>
       </w:r>
@@ -2211,14 +2110,13 @@
       <w:pPr>
         <w:pStyle w:val="Normal"/>
         <w:ind w:hanging="0"/>
-        <w:jc w:val="both"/>
-        <w:rPr>
-          <w:lang w:val="en-US"/>
-        </w:rPr>
-      </w:pPr>
-      <w:r>
-        <w:rPr>
-          <w:lang w:val="ru-RU"/>
+        <w:rPr>
+          <w:rFonts w:ascii="Times New Roman" w:hAnsi="Times New Roman"/>
+        </w:rPr>
+      </w:pPr>
+      <w:r>
+        <w:rPr>
+          <w:rFonts w:ascii="Times New Roman" w:hAnsi="Times New Roman"/>
         </w:rPr>
         <w:tab/>
         <w:t>Запуск серверного приложения выполняется командой: dotnet TimeTrackingSystem.dll После запуска веб-интерфейс становится доступен по адресу http://localhost:5000. Для остановки приложения используется сочетание клавиш Ctrl+C.</w:t>
@@ -2227,37 +2125,66 @@
     <w:p>
       <w:pPr>
         <w:pStyle w:val="2"/>
-        <w:rPr/>
-      </w:pPr>
-      <w:r>
-        <w:rPr/>
-        <w:t>4.4 Проверка программы</w:t>
-      </w:r>
-    </w:p>
-    <w:p>
-      <w:pPr>
-        <w:pStyle w:val="Normal"/>
-        <w:rPr/>
-      </w:pPr>
-      <w:r>
-        <w:rPr/>
+        <w:rPr>
+          <w:rFonts w:ascii="Times New Roman" w:hAnsi="Times New Roman"/>
+        </w:rPr>
+      </w:pPr>
+      <w:bookmarkStart w:id="10" w:name="__RefHeading___Toc733_410480248"/>
+      <w:bookmarkEnd w:id="10"/>
+      <w:r>
+        <w:rPr>
+          <w:rFonts w:ascii="Times New Roman" w:hAnsi="Times New Roman"/>
+        </w:rPr>
+        <w:t>4</w:t>
+      </w:r>
+      <w:bookmarkStart w:id="11" w:name="_Toc229480587"/>
+      <w:r>
+        <w:rPr>
+          <w:rFonts w:ascii="Times New Roman" w:hAnsi="Times New Roman"/>
+        </w:rPr>
+        <w:t>.4 Про</w:t>
+      </w:r>
+      <w:bookmarkEnd w:id="11"/>
+      <w:r>
+        <w:rPr>
+          <w:rFonts w:ascii="Times New Roman" w:hAnsi="Times New Roman"/>
+        </w:rPr>
+        <w:t>верка программы</w:t>
+      </w:r>
+    </w:p>
+    <w:p>
+      <w:pPr>
+        <w:pStyle w:val="Normal"/>
+        <w:rPr>
+          <w:rFonts w:ascii="Times New Roman" w:hAnsi="Times New Roman"/>
+        </w:rPr>
+      </w:pPr>
+      <w:r>
+        <w:rPr>
+          <w:rFonts w:ascii="Times New Roman" w:hAnsi="Times New Roman"/>
+        </w:rPr>
         <w:t xml:space="preserve">После завершения настройки системный программист должен выполнить контрольную проверку программы для подтверждения корректности развёртывания. </w:t>
       </w:r>
     </w:p>
     <w:p>
       <w:pPr>
         <w:pStyle w:val="Normal"/>
-        <w:rPr/>
-      </w:pPr>
-      <w:r>
-        <w:rPr>
+        <w:rPr>
+          <w:rFonts w:ascii="Times New Roman" w:hAnsi="Times New Roman"/>
+        </w:rPr>
+      </w:pPr>
+      <w:r>
+        <w:rPr>
+          <w:rFonts w:ascii="Times New Roman" w:hAnsi="Times New Roman"/>
           <w:b/>
           <w:bCs/>
         </w:rPr>
         <w:t>Проверка базы данных</w:t>
       </w:r>
       <w:r>
-        <w:rPr/>
+        <w:rPr>
+          <w:rFonts w:ascii="Times New Roman" w:hAnsi="Times New Roman"/>
+        </w:rPr>
         <w:t xml:space="preserve">: </w:t>
       </w:r>
     </w:p>
@@ -2268,10 +2195,14 @@
           <w:ilvl w:val="0"/>
           <w:numId w:val="5"/>
         </w:numPr>
-        <w:rPr/>
-      </w:pPr>
-      <w:r>
-        <w:rPr/>
+        <w:rPr>
+          <w:rFonts w:ascii="Times New Roman" w:hAnsi="Times New Roman"/>
+        </w:rPr>
+      </w:pPr>
+      <w:r>
+        <w:rPr>
+          <w:rFonts w:ascii="Times New Roman" w:hAnsi="Times New Roman"/>
+        </w:rPr>
         <w:t xml:space="preserve">Подключитесь к MySQL через phpMyAdmin или командную строку. </w:t>
       </w:r>
     </w:p>
@@ -2282,10 +2213,14 @@
           <w:ilvl w:val="0"/>
           <w:numId w:val="5"/>
         </w:numPr>
-        <w:rPr/>
-      </w:pPr>
-      <w:r>
-        <w:rPr/>
+        <w:rPr>
+          <w:rFonts w:ascii="Times New Roman" w:hAnsi="Times New Roman"/>
+        </w:rPr>
+      </w:pPr>
+      <w:r>
+        <w:rPr>
+          <w:rFonts w:ascii="Times New Roman" w:hAnsi="Times New Roman"/>
+        </w:rPr>
         <w:t xml:space="preserve">Убедитесь, что база данных создана. </w:t>
       </w:r>
     </w:p>
@@ -2296,27 +2231,108 @@
           <w:ilvl w:val="0"/>
           <w:numId w:val="5"/>
         </w:numPr>
-        <w:rPr/>
-      </w:pPr>
-      <w:r>
-        <w:rPr/>
-        <w:t xml:space="preserve">Убедитесь, что созданы все необходимые таблицы: Users, Roles, Departments, WorkSchedules, TimeEntries, Timesheets, TimesheetEntries, Deviations, AuditLogs. </w:t>
-      </w:r>
-    </w:p>
-    <w:p>
-      <w:pPr>
-        <w:pStyle w:val="Normal"/>
-        <w:rPr/>
-      </w:pPr>
-      <w:r>
-        <w:rPr>
+        <w:rPr>
+          <w:rFonts w:ascii="Times New Roman" w:hAnsi="Times New Roman"/>
+        </w:rPr>
+      </w:pPr>
+      <w:r>
+        <w:rPr>
+          <w:rFonts w:ascii="Times New Roman" w:hAnsi="Times New Roman"/>
+        </w:rPr>
+        <w:t>Убедитесь</w:t>
+      </w:r>
+      <w:r>
+        <w:rPr>
+          <w:rFonts w:ascii="Times New Roman" w:hAnsi="Times New Roman"/>
+          <w:lang w:val="en-US"/>
+        </w:rPr>
+        <w:t xml:space="preserve">, </w:t>
+      </w:r>
+      <w:r>
+        <w:rPr>
+          <w:rFonts w:ascii="Times New Roman" w:hAnsi="Times New Roman"/>
+        </w:rPr>
+        <w:t>что</w:t>
+      </w:r>
+      <w:r>
+        <w:rPr>
+          <w:rFonts w:ascii="Times New Roman" w:hAnsi="Times New Roman"/>
+          <w:lang w:val="en-US"/>
+        </w:rPr>
+        <w:t xml:space="preserve"> </w:t>
+      </w:r>
+      <w:r>
+        <w:rPr>
+          <w:rFonts w:ascii="Times New Roman" w:hAnsi="Times New Roman"/>
+        </w:rPr>
+        <w:t>созданы</w:t>
+      </w:r>
+      <w:r>
+        <w:rPr>
+          <w:rFonts w:ascii="Times New Roman" w:hAnsi="Times New Roman"/>
+          <w:lang w:val="en-US"/>
+        </w:rPr>
+        <w:t xml:space="preserve"> </w:t>
+      </w:r>
+      <w:r>
+        <w:rPr>
+          <w:rFonts w:ascii="Times New Roman" w:hAnsi="Times New Roman"/>
+        </w:rPr>
+        <w:t>все</w:t>
+      </w:r>
+      <w:r>
+        <w:rPr>
+          <w:rFonts w:ascii="Times New Roman" w:hAnsi="Times New Roman"/>
+          <w:lang w:val="en-US"/>
+        </w:rPr>
+        <w:t xml:space="preserve"> </w:t>
+      </w:r>
+      <w:r>
+        <w:rPr>
+          <w:rFonts w:ascii="Times New Roman" w:hAnsi="Times New Roman"/>
+        </w:rPr>
+        <w:t>необходимые</w:t>
+      </w:r>
+      <w:r>
+        <w:rPr>
+          <w:rFonts w:ascii="Times New Roman" w:hAnsi="Times New Roman"/>
+          <w:lang w:val="en-US"/>
+        </w:rPr>
+        <w:t xml:space="preserve"> </w:t>
+      </w:r>
+      <w:r>
+        <w:rPr>
+          <w:rFonts w:ascii="Times New Roman" w:hAnsi="Times New Roman"/>
+        </w:rPr>
+        <w:t>таблицы</w:t>
+      </w:r>
+      <w:r>
+        <w:rPr>
+          <w:rFonts w:ascii="Times New Roman" w:hAnsi="Times New Roman"/>
+          <w:lang w:val="en-US"/>
+        </w:rPr>
+        <w:t xml:space="preserve">: Users, Roles, Departments, WorkSchedules, TimeEntries, Timesheets, TimesheetEntries, Deviations, AuditLogs. </w:t>
+      </w:r>
+    </w:p>
+    <w:p>
+      <w:pPr>
+        <w:pStyle w:val="Normal"/>
+        <w:rPr>
+          <w:rFonts w:ascii="Times New Roman" w:hAnsi="Times New Roman"/>
+        </w:rPr>
+      </w:pPr>
+      <w:r>
+        <w:rPr>
+          <w:rFonts w:ascii="Times New Roman" w:hAnsi="Times New Roman"/>
           <w:b/>
           <w:bCs/>
         </w:rPr>
         <w:t>Проверка серверной части</w:t>
       </w:r>
       <w:r>
-        <w:rPr/>
+        <w:rPr>
+          <w:rFonts w:ascii="Times New Roman" w:hAnsi="Times New Roman"/>
+        </w:rPr>
         <w:t xml:space="preserve">: </w:t>
       </w:r>
     </w:p>
@@ -2327,10 +2343,14 @@
           <w:ilvl w:val="0"/>
           <w:numId w:val="6"/>
         </w:numPr>
-        <w:rPr/>
-      </w:pPr>
-      <w:r>
-        <w:rPr/>
+        <w:rPr>
+          <w:rFonts w:ascii="Times New Roman" w:hAnsi="Times New Roman"/>
+        </w:rPr>
+      </w:pPr>
+      <w:r>
+        <w:rPr>
+          <w:rFonts w:ascii="Times New Roman" w:hAnsi="Times New Roman"/>
+        </w:rPr>
         <w:t xml:space="preserve">Запустите приложение. </w:t>
       </w:r>
     </w:p>
@@ -2341,10 +2361,14 @@
           <w:ilvl w:val="0"/>
           <w:numId w:val="6"/>
         </w:numPr>
-        <w:rPr/>
-      </w:pPr>
-      <w:r>
-        <w:rPr/>
+        <w:rPr>
+          <w:rFonts w:ascii="Times New Roman" w:hAnsi="Times New Roman"/>
+        </w:rPr>
+      </w:pPr>
+      <w:r>
+        <w:rPr>
+          <w:rFonts w:ascii="Times New Roman" w:hAnsi="Times New Roman"/>
+        </w:rPr>
         <w:t xml:space="preserve">Проверьте журнал запуска — критических ошибок быть не должно. </w:t>
       </w:r>
     </w:p>
@@ -2355,20 +2379,27 @@
           <w:ilvl w:val="0"/>
           <w:numId w:val="6"/>
         </w:numPr>
-        <w:rPr/>
-      </w:pPr>
-      <w:r>
-        <w:rPr/>
+        <w:rPr>
+          <w:rFonts w:ascii="Times New Roman" w:hAnsi="Times New Roman"/>
+        </w:rPr>
+      </w:pPr>
+      <w:r>
+        <w:rPr>
+          <w:rFonts w:ascii="Times New Roman" w:hAnsi="Times New Roman"/>
+        </w:rPr>
         <w:t xml:space="preserve">Откройте в браузере адрес http://localhost:5000 — должна открыться страница входа в систему. </w:t>
       </w:r>
     </w:p>
     <w:p>
       <w:pPr>
         <w:pStyle w:val="Normal"/>
-        <w:rPr/>
-      </w:pPr>
-      <w:r>
-        <w:rPr>
+        <w:rPr>
+          <w:rFonts w:ascii="Times New Roman" w:hAnsi="Times New Roman"/>
+        </w:rPr>
+      </w:pPr>
+      <w:r>
+        <w:rPr>
+          <w:rFonts w:ascii="Times New Roman" w:hAnsi="Times New Roman"/>
           <w:b/>
           <w:bCs/>
         </w:rPr>
@@ -2376,14 +2407,9 @@
       </w:r>
       <w:r>
         <w:rPr>
-          <w:b w:val="false"/>
-          <w:bCs w:val="false"/>
-        </w:rPr>
-        <w:t>:</w:t>
-      </w:r>
-      <w:r>
-        <w:rPr/>
-        <w:t xml:space="preserve"> </w:t>
+          <w:rFonts w:ascii="Times New Roman" w:hAnsi="Times New Roman"/>
+        </w:rPr>
+        <w:t xml:space="preserve">: </w:t>
       </w:r>
     </w:p>
     <w:p>
@@ -2393,10 +2419,14 @@
           <w:ilvl w:val="0"/>
           <w:numId w:val="7"/>
         </w:numPr>
-        <w:rPr/>
-      </w:pPr>
-      <w:r>
-        <w:rPr/>
+        <w:rPr>
+          <w:rFonts w:ascii="Times New Roman" w:hAnsi="Times New Roman"/>
+        </w:rPr>
+      </w:pPr>
+      <w:r>
+        <w:rPr>
+          <w:rFonts w:ascii="Times New Roman" w:hAnsi="Times New Roman"/>
+        </w:rPr>
         <w:t xml:space="preserve">Выполните вход в систему под учётной записью администратора. </w:t>
       </w:r>
     </w:p>
@@ -2407,10 +2437,14 @@
           <w:ilvl w:val="0"/>
           <w:numId w:val="7"/>
         </w:numPr>
-        <w:rPr/>
-      </w:pPr>
-      <w:r>
-        <w:rPr/>
+        <w:rPr>
+          <w:rFonts w:ascii="Times New Roman" w:hAnsi="Times New Roman"/>
+        </w:rPr>
+      </w:pPr>
+      <w:r>
+        <w:rPr>
+          <w:rFonts w:ascii="Times New Roman" w:hAnsi="Times New Roman"/>
+        </w:rPr>
         <w:t xml:space="preserve">Создайте тестового сотрудника. </w:t>
       </w:r>
     </w:p>
@@ -2421,10 +2455,14 @@
           <w:ilvl w:val="0"/>
           <w:numId w:val="7"/>
         </w:numPr>
-        <w:rPr/>
-      </w:pPr>
-      <w:r>
-        <w:rPr/>
+        <w:rPr>
+          <w:rFonts w:ascii="Times New Roman" w:hAnsi="Times New Roman"/>
+        </w:rPr>
+      </w:pPr>
+      <w:r>
+        <w:rPr>
+          <w:rFonts w:ascii="Times New Roman" w:hAnsi="Times New Roman"/>
+        </w:rPr>
         <w:t xml:space="preserve">Выполните вход под учётной записью сотрудника. </w:t>
       </w:r>
     </w:p>
@@ -2435,10 +2473,14 @@
           <w:ilvl w:val="0"/>
           <w:numId w:val="7"/>
         </w:numPr>
-        <w:rPr/>
-      </w:pPr>
-      <w:r>
-        <w:rPr/>
+        <w:rPr>
+          <w:rFonts w:ascii="Times New Roman" w:hAnsi="Times New Roman"/>
+        </w:rPr>
+      </w:pPr>
+      <w:r>
+        <w:rPr>
+          <w:rFonts w:ascii="Times New Roman" w:hAnsi="Times New Roman"/>
+        </w:rPr>
         <w:t xml:space="preserve">Зафиксируйте приход — нажмите кнопку «Пришёл». </w:t>
       </w:r>
     </w:p>
@@ -2449,10 +2491,14 @@
           <w:ilvl w:val="0"/>
           <w:numId w:val="7"/>
         </w:numPr>
-        <w:rPr/>
-      </w:pPr>
-      <w:r>
-        <w:rPr/>
+        <w:rPr>
+          <w:rFonts w:ascii="Times New Roman" w:hAnsi="Times New Roman"/>
+        </w:rPr>
+      </w:pPr>
+      <w:r>
+        <w:rPr>
+          <w:rFonts w:ascii="Times New Roman" w:hAnsi="Times New Roman"/>
+        </w:rPr>
         <w:t xml:space="preserve">Зафиксируйте уход — нажмите кнопку «Ушёл». </w:t>
       </w:r>
     </w:p>
@@ -2463,10 +2509,14 @@
           <w:ilvl w:val="0"/>
           <w:numId w:val="7"/>
         </w:numPr>
-        <w:rPr/>
-      </w:pPr>
-      <w:r>
-        <w:rPr/>
+        <w:rPr>
+          <w:rFonts w:ascii="Times New Roman" w:hAnsi="Times New Roman"/>
+        </w:rPr>
+      </w:pPr>
+      <w:r>
+        <w:rPr>
+          <w:rFonts w:ascii="Times New Roman" w:hAnsi="Times New Roman"/>
+        </w:rPr>
         <w:t xml:space="preserve">Войдите под учётной записью руководителя. </w:t>
       </w:r>
     </w:p>
@@ -2477,10 +2527,14 @@
           <w:ilvl w:val="0"/>
           <w:numId w:val="7"/>
         </w:numPr>
-        <w:rPr/>
-      </w:pPr>
-      <w:r>
-        <w:rPr/>
+        <w:rPr>
+          <w:rFonts w:ascii="Times New Roman" w:hAnsi="Times New Roman"/>
+        </w:rPr>
+      </w:pPr>
+      <w:r>
+        <w:rPr>
+          <w:rFonts w:ascii="Times New Roman" w:hAnsi="Times New Roman"/>
+        </w:rPr>
         <w:t xml:space="preserve">Сформируйте табель за текущий месяц. </w:t>
       </w:r>
     </w:p>
@@ -2491,20 +2545,28 @@
           <w:ilvl w:val="0"/>
           <w:numId w:val="7"/>
         </w:numPr>
-        <w:rPr/>
-      </w:pPr>
-      <w:r>
-        <w:rPr/>
+        <w:rPr>
+          <w:rFonts w:ascii="Times New Roman" w:hAnsi="Times New Roman"/>
+        </w:rPr>
+      </w:pPr>
+      <w:r>
+        <w:rPr>
+          <w:rFonts w:ascii="Times New Roman" w:hAnsi="Times New Roman"/>
+        </w:rPr>
         <w:t xml:space="preserve">Экспортируйте табель в Excel и PDF. </w:t>
       </w:r>
     </w:p>
     <w:p>
       <w:pPr>
         <w:pStyle w:val="Normal"/>
-        <w:rPr/>
-      </w:pPr>
-      <w:r>
-        <w:rPr/>
+        <w:rPr>
+          <w:rFonts w:ascii="Times New Roman" w:hAnsi="Times New Roman"/>
+        </w:rPr>
+      </w:pPr>
+      <w:r>
+        <w:rPr>
+          <w:rFonts w:ascii="Times New Roman" w:hAnsi="Times New Roman"/>
+        </w:rPr>
         <w:t>Если все действия выполняются без ошибок, программа считается готовой к эксплуатации.</w:t>
       </w:r>
     </w:p>
@@ -2512,32 +2574,28 @@
       <w:pPr>
         <w:pStyle w:val="Normal"/>
         <w:rPr>
-          <w:b/>
+          <w:rFonts w:ascii="Times New Roman" w:hAnsi="Times New Roman"/>
+        </w:rPr>
+      </w:pPr>
+      <w:r>
+        <w:rPr>
+          <w:rFonts w:ascii="Times New Roman" w:hAnsi="Times New Roman"/>
           <w:b/>
           <w:bCs/>
         </w:rPr>
-      </w:pPr>
-      <w:r>
-        <w:rPr>
-          <w:b/>
-          <w:bCs/>
-        </w:rPr>
-        <w:t>4.5 Сообщения системному программисту</w:t>
-      </w:r>
-    </w:p>
-    <w:p>
-      <w:pPr>
-        <w:pStyle w:val="Normal"/>
-        <w:rPr>
-          <w:b w:val="false"/>
-          <w:b w:val="false"/>
-          <w:bCs w:val="false"/>
-        </w:rPr>
-      </w:pPr>
-      <w:r>
-        <w:rPr>
-          <w:b w:val="false"/>
-          <w:bCs w:val="false"/>
+        <w:t>4.5. Сообщения системному программисту</w:t>
+      </w:r>
+    </w:p>
+    <w:p>
+      <w:pPr>
+        <w:pStyle w:val="Normal"/>
+        <w:rPr>
+          <w:rFonts w:ascii="Times New Roman" w:hAnsi="Times New Roman"/>
+        </w:rPr>
+      </w:pPr>
+      <w:r>
+        <w:rPr>
+          <w:rFonts w:ascii="Times New Roman" w:hAnsi="Times New Roman"/>
         </w:rPr>
         <w:t xml:space="preserve">В процессе установки, настройки и эксплуатации программы системный программист может получать диагностические сообщения. Наиболее типичные сообщения и рекомендации по их устранению приведены ниже. </w:t>
       </w:r>
@@ -2546,62 +2604,27 @@
       <w:pPr>
         <w:pStyle w:val="Normal"/>
         <w:rPr>
-          <w:b w:val="false"/>
-          <w:b w:val="false"/>
-          <w:bCs w:val="false"/>
-        </w:rPr>
-      </w:pPr>
-      <w:r>
-        <w:rPr>
-          <w:b w:val="false"/>
-          <w:bCs w:val="false"/>
-        </w:rPr>
-        <w:t>Сообщения, связанные с подключением к базе данных</w:t>
-      </w:r>
-      <w:r>
-        <w:rPr>
-          <w:b w:val="false"/>
-          <w:bCs w:val="false"/>
-        </w:rPr>
-        <w:t xml:space="preserve">(См. Таблица </w:t>
-      </w:r>
-      <w:r>
-        <w:rPr>
-          <w:b w:val="false"/>
-          <w:bCs w:val="false"/>
+          <w:rFonts w:ascii="Times New Roman" w:hAnsi="Times New Roman"/>
+        </w:rPr>
+      </w:pPr>
+      <w:r>
+        <w:rPr>
+          <w:rFonts w:ascii="Times New Roman" w:hAnsi="Times New Roman"/>
+        </w:rPr>
+        <w:t xml:space="preserve">Сообщения, связанные с подключением к базе данных(См. Таблица </w:t>
+      </w:r>
+      <w:r>
+        <w:rPr>
+          <w:rFonts w:ascii="Times New Roman" w:hAnsi="Times New Roman"/>
           <w:lang w:val="en-US"/>
         </w:rPr>
         <w:t>3</w:t>
       </w:r>
       <w:r>
         <w:rPr>
-          <w:b w:val="false"/>
-          <w:bCs w:val="false"/>
-        </w:rPr>
-        <w:t>)</w:t>
-      </w:r>
-      <w:r>
-        <w:rPr>
-          <w:b w:val="false"/>
-          <w:bCs w:val="false"/>
-        </w:rPr>
-        <w:t>:</w:t>
-      </w:r>
-    </w:p>
-    <w:p>
-      <w:pPr>
-        <w:pStyle w:val="Normal"/>
-        <w:rPr>
-          <w:b w:val="false"/>
-          <w:b w:val="false"/>
-          <w:bCs w:val="false"/>
-        </w:rPr>
-      </w:pPr>
-      <w:r>
-        <w:rPr>
-          <w:b w:val="false"/>
-          <w:bCs w:val="false"/>
-        </w:rPr>
+          <w:rFonts w:ascii="Times New Roman" w:hAnsi="Times New Roman"/>
+        </w:rPr>
+        <w:t>):</w:t>
       </w:r>
     </w:p>
     <w:tbl>
@@ -2616,10 +2639,11 @@
           <w:bottom w:w="150" w:type="dxa"/>
           <w:right w:w="0" w:type="dxa"/>
         </w:tblCellMar>
+        <w:tblLook w:firstRow="1" w:noVBand="1" w:lastRow="0" w:firstColumn="1" w:lastColumn="0" w:noHBand="0" w:val="04a0"/>
       </w:tblPr>
       <w:tblGrid>
-        <w:gridCol w:w="2765"/>
-        <w:gridCol w:w="2692"/>
+        <w:gridCol w:w="2763"/>
+        <w:gridCol w:w="2694"/>
         <w:gridCol w:w="3569"/>
       </w:tblGrid>
       <w:tr>
@@ -2628,39 +2652,25 @@
         </w:trPr>
         <w:tc>
           <w:tcPr>
-            <w:tcW w:w="2765" w:type="dxa"/>
-            <w:tcBorders>
-              <w:bottom w:val="single" w:sz="2" w:space="0" w:color="000000"/>
-            </w:tcBorders>
-            <w:vAlign w:val="center"/>
-          </w:tcPr>
-          <w:p>
-            <w:pPr>
-              <w:pStyle w:val="Style22"/>
+            <w:tcW w:w="2763" w:type="dxa"/>
+            <w:tcBorders>
+              <w:bottom w:val="single" w:sz="2" w:space="0" w:color="000000"/>
+            </w:tcBorders>
+            <w:vAlign w:val="center"/>
+          </w:tcPr>
+          <w:p>
+            <w:pPr>
+              <w:pStyle w:val="Style24"/>
+              <w:widowControl w:val="false"/>
               <w:spacing w:lineRule="atLeast" w:line="375"/>
-              <w:jc w:val="both"/>
-              <w:rPr>
-                <w:rFonts w:ascii="Times New Roman" w:hAnsi="Times New Roman" w:asciiTheme="minorHAnsi" w:cstheme="minorBidi" w:hAnsiTheme="minorHAnsi"/>
-                <w:b/>
-                <w:i w:val="false"/>
-                <w:caps w:val="false"/>
-                <w:smallCaps w:val="false"/>
-                <w:sz w:val="28"/>
-                <w:szCs w:val="28"/>
-                <w:highlight w:val="none"/>
-                <w:shd w:fill="auto" w:val="clear"/>
-              </w:rPr>
-            </w:pPr>
-            <w:r>
-              <w:rPr>
-                <w:rFonts w:asciiTheme="minorHAnsi" w:cstheme="minorBidi" w:eastAsiaTheme="minorHAnsi" w:hAnsiTheme="minorHAnsi" w:ascii="Times New Roman" w:hAnsi="Times New Roman"/>
-                <w:b/>
-                <w:i w:val="false"/>
-                <w:caps w:val="false"/>
-                <w:smallCaps w:val="false"/>
-                <w:sz w:val="28"/>
-                <w:szCs w:val="28"/>
-                <w:shd w:fill="auto" w:val="clear"/>
+              <w:jc w:val="center"/>
+              <w:rPr>
+                <w:rFonts w:ascii="Times New Roman" w:hAnsi="Times New Roman"/>
+              </w:rPr>
+            </w:pPr>
+            <w:r>
+              <w:rPr>
+                <w:rFonts w:ascii="Times New Roman" w:hAnsi="Times New Roman"/>
               </w:rPr>
               <w:t>Сообщение</w:t>
             </w:r>
@@ -2668,39 +2678,25 @@
         </w:tc>
         <w:tc>
           <w:tcPr>
-            <w:tcW w:w="2692" w:type="dxa"/>
-            <w:tcBorders>
-              <w:bottom w:val="single" w:sz="2" w:space="0" w:color="000000"/>
-            </w:tcBorders>
-            <w:vAlign w:val="center"/>
-          </w:tcPr>
-          <w:p>
-            <w:pPr>
-              <w:pStyle w:val="Style22"/>
+            <w:tcW w:w="2694" w:type="dxa"/>
+            <w:tcBorders>
+              <w:bottom w:val="single" w:sz="2" w:space="0" w:color="000000"/>
+            </w:tcBorders>
+            <w:vAlign w:val="center"/>
+          </w:tcPr>
+          <w:p>
+            <w:pPr>
+              <w:pStyle w:val="Style24"/>
+              <w:widowControl w:val="false"/>
               <w:spacing w:lineRule="atLeast" w:line="375"/>
-              <w:jc w:val="both"/>
-              <w:rPr>
-                <w:rFonts w:ascii="Times New Roman" w:hAnsi="Times New Roman" w:asciiTheme="minorHAnsi" w:cstheme="minorBidi" w:hAnsiTheme="minorHAnsi"/>
-                <w:b/>
-                <w:i w:val="false"/>
-                <w:caps w:val="false"/>
-                <w:smallCaps w:val="false"/>
-                <w:sz w:val="28"/>
-                <w:szCs w:val="28"/>
-                <w:highlight w:val="none"/>
-                <w:shd w:fill="auto" w:val="clear"/>
-              </w:rPr>
-            </w:pPr>
-            <w:r>
-              <w:rPr>
-                <w:rFonts w:asciiTheme="minorHAnsi" w:cstheme="minorBidi" w:eastAsiaTheme="minorHAnsi" w:hAnsiTheme="minorHAnsi" w:ascii="Times New Roman" w:hAnsi="Times New Roman"/>
-                <w:b/>
-                <w:i w:val="false"/>
-                <w:caps w:val="false"/>
-                <w:smallCaps w:val="false"/>
-                <w:sz w:val="28"/>
-                <w:szCs w:val="28"/>
-                <w:shd w:fill="auto" w:val="clear"/>
+              <w:jc w:val="center"/>
+              <w:rPr>
+                <w:rFonts w:ascii="Times New Roman" w:hAnsi="Times New Roman"/>
+              </w:rPr>
+            </w:pPr>
+            <w:r>
+              <w:rPr>
+                <w:rFonts w:ascii="Times New Roman" w:hAnsi="Times New Roman"/>
               </w:rPr>
               <w:t>Причина</w:t>
             </w:r>
@@ -2716,31 +2712,17 @@
           </w:tcPr>
           <w:p>
             <w:pPr>
-              <w:pStyle w:val="Style22"/>
+              <w:pStyle w:val="Style24"/>
+              <w:widowControl w:val="false"/>
               <w:spacing w:lineRule="atLeast" w:line="375"/>
-              <w:jc w:val="both"/>
-              <w:rPr>
-                <w:rFonts w:ascii="Times New Roman" w:hAnsi="Times New Roman" w:asciiTheme="minorHAnsi" w:cstheme="minorBidi" w:hAnsiTheme="minorHAnsi"/>
-                <w:b/>
-                <w:i w:val="false"/>
-                <w:caps w:val="false"/>
-                <w:smallCaps w:val="false"/>
-                <w:sz w:val="28"/>
-                <w:szCs w:val="28"/>
-                <w:highlight w:val="none"/>
-                <w:shd w:fill="auto" w:val="clear"/>
-              </w:rPr>
-            </w:pPr>
-            <w:r>
-              <w:rPr>
-                <w:rFonts w:asciiTheme="minorHAnsi" w:cstheme="minorBidi" w:eastAsiaTheme="minorHAnsi" w:hAnsiTheme="minorHAnsi" w:ascii="Times New Roman" w:hAnsi="Times New Roman"/>
-                <w:b/>
-                <w:i w:val="false"/>
-                <w:caps w:val="false"/>
-                <w:smallCaps w:val="false"/>
-                <w:sz w:val="28"/>
-                <w:szCs w:val="28"/>
-                <w:shd w:fill="auto" w:val="clear"/>
+              <w:jc w:val="center"/>
+              <w:rPr>
+                <w:rFonts w:ascii="Times New Roman" w:hAnsi="Times New Roman"/>
+              </w:rPr>
+            </w:pPr>
+            <w:r>
+              <w:rPr>
+                <w:rFonts w:ascii="Times New Roman" w:hAnsi="Times New Roman"/>
               </w:rPr>
               <w:t>Рекомендации</w:t>
             </w:r>
@@ -2751,30 +2733,25 @@
         <w:trPr/>
         <w:tc>
           <w:tcPr>
-            <w:tcW w:w="2765" w:type="dxa"/>
-            <w:tcBorders>
-              <w:bottom w:val="single" w:sz="2" w:space="0" w:color="000000"/>
-            </w:tcBorders>
-            <w:vAlign w:val="center"/>
-          </w:tcPr>
-          <w:p>
-            <w:pPr>
-              <w:pStyle w:val="Style21"/>
+            <w:tcW w:w="2763" w:type="dxa"/>
+            <w:tcBorders>
+              <w:bottom w:val="single" w:sz="2" w:space="0" w:color="000000"/>
+            </w:tcBorders>
+            <w:vAlign w:val="center"/>
+          </w:tcPr>
+          <w:p>
+            <w:pPr>
+              <w:pStyle w:val="Style23"/>
+              <w:widowControl w:val="false"/>
               <w:spacing w:lineRule="atLeast" w:line="330"/>
-              <w:jc w:val="center"/>
+              <w:jc w:val="both"/>
               <w:rPr/>
             </w:pPr>
             <w:r>
               <w:rPr>
-                <w:rStyle w:val="Style14"/>
-                <w:rFonts w:ascii="Times New Roman" w:hAnsi="Times New Roman" w:asciiTheme="minorHAnsi" w:cstheme="minorBidi" w:hAnsiTheme="minorHAnsi"/>
-                <w:b w:val="false"/>
-                <w:i w:val="false"/>
-                <w:caps w:val="false"/>
-                <w:smallCaps w:val="false"/>
-                <w:sz w:val="28"/>
-                <w:szCs w:val="28"/>
-                <w:shd w:fill="auto" w:val="clear"/>
+                <w:rStyle w:val="Style12"/>
+                <w:rFonts w:cs="" w:ascii="Times New Roman" w:hAnsi="Times New Roman" w:cstheme="minorBidi"/>
+                <w:lang w:val="en-US"/>
               </w:rPr>
               <w:t>Unable to connect to any of the specified MySQL hosts</w:t>
             </w:r>
@@ -2782,39 +2759,25 @@
         </w:tc>
         <w:tc>
           <w:tcPr>
-            <w:tcW w:w="2692" w:type="dxa"/>
-            <w:tcBorders>
-              <w:bottom w:val="single" w:sz="2" w:space="0" w:color="000000"/>
-            </w:tcBorders>
-            <w:vAlign w:val="center"/>
-          </w:tcPr>
-          <w:p>
-            <w:pPr>
-              <w:pStyle w:val="Style21"/>
+            <w:tcW w:w="2694" w:type="dxa"/>
+            <w:tcBorders>
+              <w:bottom w:val="single" w:sz="2" w:space="0" w:color="000000"/>
+            </w:tcBorders>
+            <w:vAlign w:val="center"/>
+          </w:tcPr>
+          <w:p>
+            <w:pPr>
+              <w:pStyle w:val="Style23"/>
+              <w:widowControl w:val="false"/>
               <w:spacing w:lineRule="atLeast" w:line="375"/>
-              <w:jc w:val="center"/>
-              <w:rPr>
-                <w:rFonts w:ascii="Times New Roman" w:hAnsi="Times New Roman" w:asciiTheme="minorHAnsi" w:cstheme="minorBidi" w:hAnsiTheme="minorHAnsi"/>
-                <w:b w:val="false"/>
-                <w:i w:val="false"/>
-                <w:caps w:val="false"/>
-                <w:smallCaps w:val="false"/>
-                <w:sz w:val="28"/>
-                <w:szCs w:val="28"/>
-                <w:highlight w:val="none"/>
-                <w:shd w:fill="auto" w:val="clear"/>
-              </w:rPr>
-            </w:pPr>
-            <w:r>
-              <w:rPr>
-                <w:rFonts w:asciiTheme="minorHAnsi" w:cstheme="minorBidi" w:eastAsiaTheme="minorHAnsi" w:hAnsiTheme="minorHAnsi" w:ascii="Times New Roman" w:hAnsi="Times New Roman"/>
-                <w:b w:val="false"/>
-                <w:i w:val="false"/>
-                <w:caps w:val="false"/>
-                <w:smallCaps w:val="false"/>
-                <w:sz w:val="28"/>
-                <w:szCs w:val="28"/>
-                <w:shd w:fill="auto" w:val="clear"/>
+              <w:jc w:val="both"/>
+              <w:rPr>
+                <w:rFonts w:ascii="Times New Roman" w:hAnsi="Times New Roman"/>
+              </w:rPr>
+            </w:pPr>
+            <w:r>
+              <w:rPr>
+                <w:rFonts w:ascii="Times New Roman" w:hAnsi="Times New Roman"/>
               </w:rPr>
               <w:t>MySQL сервер не запущен или недоступен</w:t>
             </w:r>
@@ -2830,31 +2793,17 @@
           </w:tcPr>
           <w:p>
             <w:pPr>
-              <w:pStyle w:val="Style21"/>
+              <w:pStyle w:val="Style23"/>
+              <w:widowControl w:val="false"/>
               <w:spacing w:lineRule="atLeast" w:line="375"/>
-              <w:jc w:val="center"/>
-              <w:rPr>
-                <w:rFonts w:ascii="Times New Roman" w:hAnsi="Times New Roman" w:asciiTheme="minorHAnsi" w:cstheme="minorBidi" w:hAnsiTheme="minorHAnsi"/>
-                <w:b w:val="false"/>
-                <w:i w:val="false"/>
-                <w:caps w:val="false"/>
-                <w:smallCaps w:val="false"/>
-                <w:sz w:val="28"/>
-                <w:szCs w:val="28"/>
-                <w:highlight w:val="none"/>
-                <w:shd w:fill="auto" w:val="clear"/>
-              </w:rPr>
-            </w:pPr>
-            <w:r>
-              <w:rPr>
-                <w:rFonts w:asciiTheme="minorHAnsi" w:cstheme="minorBidi" w:eastAsiaTheme="minorHAnsi" w:hAnsiTheme="minorHAnsi" w:ascii="Times New Roman" w:hAnsi="Times New Roman"/>
-                <w:b w:val="false"/>
-                <w:i w:val="false"/>
-                <w:caps w:val="false"/>
-                <w:smallCaps w:val="false"/>
-                <w:sz w:val="28"/>
-                <w:szCs w:val="28"/>
-                <w:shd w:fill="auto" w:val="clear"/>
+              <w:jc w:val="both"/>
+              <w:rPr>
+                <w:rFonts w:ascii="Times New Roman" w:hAnsi="Times New Roman"/>
+              </w:rPr>
+            </w:pPr>
+            <w:r>
+              <w:rPr>
+                <w:rFonts w:ascii="Times New Roman" w:hAnsi="Times New Roman"/>
               </w:rPr>
               <w:t>Проверить статус службы MySQL, проверить настройки подключения</w:t>
             </w:r>
@@ -2865,30 +2814,24 @@
         <w:trPr/>
         <w:tc>
           <w:tcPr>
-            <w:tcW w:w="2765" w:type="dxa"/>
-            <w:tcBorders>
-              <w:bottom w:val="single" w:sz="2" w:space="0" w:color="000000"/>
-            </w:tcBorders>
-            <w:vAlign w:val="center"/>
-          </w:tcPr>
-          <w:p>
-            <w:pPr>
-              <w:pStyle w:val="Style21"/>
+            <w:tcW w:w="2763" w:type="dxa"/>
+            <w:tcBorders>
+              <w:bottom w:val="single" w:sz="2" w:space="0" w:color="000000"/>
+            </w:tcBorders>
+            <w:vAlign w:val="center"/>
+          </w:tcPr>
+          <w:p>
+            <w:pPr>
+              <w:pStyle w:val="Style23"/>
+              <w:widowControl w:val="false"/>
               <w:spacing w:lineRule="atLeast" w:line="330"/>
-              <w:jc w:val="center"/>
+              <w:jc w:val="both"/>
               <w:rPr/>
             </w:pPr>
             <w:r>
               <w:rPr>
-                <w:rStyle w:val="Style14"/>
-                <w:rFonts w:ascii="Times New Roman" w:hAnsi="Times New Roman" w:asciiTheme="minorHAnsi" w:cstheme="minorBidi" w:hAnsiTheme="minorHAnsi"/>
-                <w:b w:val="false"/>
-                <w:i w:val="false"/>
-                <w:caps w:val="false"/>
-                <w:smallCaps w:val="false"/>
-                <w:sz w:val="28"/>
-                <w:szCs w:val="28"/>
-                <w:shd w:fill="auto" w:val="clear"/>
+                <w:rStyle w:val="Style12"/>
+                <w:rFonts w:cs="" w:ascii="Times New Roman" w:hAnsi="Times New Roman" w:cstheme="minorBidi"/>
               </w:rPr>
               <w:t>Access denied for user</w:t>
             </w:r>
@@ -2896,39 +2839,25 @@
         </w:tc>
         <w:tc>
           <w:tcPr>
-            <w:tcW w:w="2692" w:type="dxa"/>
-            <w:tcBorders>
-              <w:bottom w:val="single" w:sz="2" w:space="0" w:color="000000"/>
-            </w:tcBorders>
-            <w:vAlign w:val="center"/>
-          </w:tcPr>
-          <w:p>
-            <w:pPr>
-              <w:pStyle w:val="Style21"/>
+            <w:tcW w:w="2694" w:type="dxa"/>
+            <w:tcBorders>
+              <w:bottom w:val="single" w:sz="2" w:space="0" w:color="000000"/>
+            </w:tcBorders>
+            <w:vAlign w:val="center"/>
+          </w:tcPr>
+          <w:p>
+            <w:pPr>
+              <w:pStyle w:val="Style23"/>
+              <w:widowControl w:val="false"/>
               <w:spacing w:lineRule="atLeast" w:line="375"/>
-              <w:jc w:val="center"/>
-              <w:rPr>
-                <w:rFonts w:ascii="Times New Roman" w:hAnsi="Times New Roman" w:asciiTheme="minorHAnsi" w:cstheme="minorBidi" w:hAnsiTheme="minorHAnsi"/>
-                <w:b w:val="false"/>
-                <w:i w:val="false"/>
-                <w:caps w:val="false"/>
-                <w:smallCaps w:val="false"/>
-                <w:sz w:val="28"/>
-                <w:szCs w:val="28"/>
-                <w:highlight w:val="none"/>
-                <w:shd w:fill="auto" w:val="clear"/>
-              </w:rPr>
-            </w:pPr>
-            <w:r>
-              <w:rPr>
-                <w:rFonts w:asciiTheme="minorHAnsi" w:cstheme="minorBidi" w:eastAsiaTheme="minorHAnsi" w:hAnsiTheme="minorHAnsi" w:ascii="Times New Roman" w:hAnsi="Times New Roman"/>
-                <w:b w:val="false"/>
-                <w:i w:val="false"/>
-                <w:caps w:val="false"/>
-                <w:smallCaps w:val="false"/>
-                <w:sz w:val="28"/>
-                <w:szCs w:val="28"/>
-                <w:shd w:fill="auto" w:val="clear"/>
+              <w:jc w:val="both"/>
+              <w:rPr>
+                <w:rFonts w:ascii="Times New Roman" w:hAnsi="Times New Roman"/>
+              </w:rPr>
+            </w:pPr>
+            <w:r>
+              <w:rPr>
+                <w:rFonts w:ascii="Times New Roman" w:hAnsi="Times New Roman"/>
               </w:rPr>
               <w:t>Неверное имя пользователя или пароль</w:t>
             </w:r>
@@ -2944,35 +2873,22 @@
           </w:tcPr>
           <w:p>
             <w:pPr>
-              <w:pStyle w:val="Style21"/>
+              <w:pStyle w:val="Style23"/>
+              <w:widowControl w:val="false"/>
               <w:spacing w:lineRule="atLeast" w:line="330"/>
-              <w:jc w:val="center"/>
+              <w:jc w:val="both"/>
               <w:rPr/>
             </w:pPr>
             <w:r>
               <w:rPr>
-                <w:rFonts w:ascii="Times New Roman" w:hAnsi="Times New Roman" w:asciiTheme="minorHAnsi" w:cstheme="minorBidi" w:hAnsiTheme="minorHAnsi"/>
-                <w:b w:val="false"/>
-                <w:i w:val="false"/>
-                <w:caps w:val="false"/>
-                <w:smallCaps w:val="false"/>
-                <w:sz w:val="28"/>
-                <w:szCs w:val="28"/>
-                <w:shd w:fill="auto" w:val="clear"/>
+                <w:rFonts w:ascii="Times New Roman" w:hAnsi="Times New Roman"/>
               </w:rPr>
               <w:t xml:space="preserve">Проверить учётные данные в </w:t>
             </w:r>
             <w:r>
               <w:rPr>
-                <w:rStyle w:val="Style14"/>
-                <w:rFonts w:ascii="Times New Roman" w:hAnsi="Times New Roman" w:asciiTheme="minorHAnsi" w:cstheme="minorBidi" w:hAnsiTheme="minorHAnsi"/>
-                <w:b w:val="false"/>
-                <w:i w:val="false"/>
-                <w:caps w:val="false"/>
-                <w:smallCaps w:val="false"/>
-                <w:sz w:val="28"/>
-                <w:szCs w:val="28"/>
-                <w:shd w:fill="auto" w:val="clear"/>
+                <w:rStyle w:val="Style12"/>
+                <w:rFonts w:cs="" w:ascii="Times New Roman" w:hAnsi="Times New Roman" w:cstheme="minorBidi"/>
               </w:rPr>
               <w:t>appsettings.json</w:t>
             </w:r>
@@ -2983,30 +2899,24 @@
         <w:trPr/>
         <w:tc>
           <w:tcPr>
-            <w:tcW w:w="2765" w:type="dxa"/>
-            <w:tcBorders>
-              <w:bottom w:val="single" w:sz="2" w:space="0" w:color="000000"/>
-            </w:tcBorders>
-            <w:vAlign w:val="center"/>
-          </w:tcPr>
-          <w:p>
-            <w:pPr>
-              <w:pStyle w:val="Style21"/>
+            <w:tcW w:w="2763" w:type="dxa"/>
+            <w:tcBorders>
+              <w:bottom w:val="single" w:sz="2" w:space="0" w:color="000000"/>
+            </w:tcBorders>
+            <w:vAlign w:val="center"/>
+          </w:tcPr>
+          <w:p>
+            <w:pPr>
+              <w:pStyle w:val="Style23"/>
+              <w:widowControl w:val="false"/>
               <w:spacing w:lineRule="atLeast" w:line="330"/>
-              <w:jc w:val="center"/>
+              <w:jc w:val="both"/>
               <w:rPr/>
             </w:pPr>
             <w:r>
               <w:rPr>
-                <w:rStyle w:val="Style14"/>
-                <w:rFonts w:ascii="Times New Roman" w:hAnsi="Times New Roman" w:asciiTheme="minorHAnsi" w:cstheme="minorBidi" w:hAnsiTheme="minorHAnsi"/>
-                <w:b w:val="false"/>
-                <w:i w:val="false"/>
-                <w:caps w:val="false"/>
-                <w:smallCaps w:val="false"/>
-                <w:sz w:val="28"/>
-                <w:szCs w:val="28"/>
-                <w:shd w:fill="auto" w:val="clear"/>
+                <w:rStyle w:val="Style12"/>
+                <w:rFonts w:cs="" w:ascii="Times New Roman" w:hAnsi="Times New Roman" w:cstheme="minorBidi"/>
               </w:rPr>
               <w:t>Unknown database</w:t>
             </w:r>
@@ -3014,39 +2924,25 @@
         </w:tc>
         <w:tc>
           <w:tcPr>
-            <w:tcW w:w="2692" w:type="dxa"/>
-            <w:tcBorders>
-              <w:bottom w:val="single" w:sz="2" w:space="0" w:color="000000"/>
-            </w:tcBorders>
-            <w:vAlign w:val="center"/>
-          </w:tcPr>
-          <w:p>
-            <w:pPr>
-              <w:pStyle w:val="Style21"/>
+            <w:tcW w:w="2694" w:type="dxa"/>
+            <w:tcBorders>
+              <w:bottom w:val="single" w:sz="2" w:space="0" w:color="000000"/>
+            </w:tcBorders>
+            <w:vAlign w:val="center"/>
+          </w:tcPr>
+          <w:p>
+            <w:pPr>
+              <w:pStyle w:val="Style23"/>
+              <w:widowControl w:val="false"/>
               <w:spacing w:lineRule="atLeast" w:line="375"/>
-              <w:jc w:val="center"/>
-              <w:rPr>
-                <w:rFonts w:ascii="Times New Roman" w:hAnsi="Times New Roman" w:asciiTheme="minorHAnsi" w:cstheme="minorBidi" w:hAnsiTheme="minorHAnsi"/>
-                <w:b w:val="false"/>
-                <w:i w:val="false"/>
-                <w:caps w:val="false"/>
-                <w:smallCaps w:val="false"/>
-                <w:sz w:val="28"/>
-                <w:szCs w:val="28"/>
-                <w:highlight w:val="none"/>
-                <w:shd w:fill="auto" w:val="clear"/>
-              </w:rPr>
-            </w:pPr>
-            <w:r>
-              <w:rPr>
-                <w:rFonts w:asciiTheme="minorHAnsi" w:cstheme="minorBidi" w:eastAsiaTheme="minorHAnsi" w:hAnsiTheme="minorHAnsi" w:ascii="Times New Roman" w:hAnsi="Times New Roman"/>
-                <w:b w:val="false"/>
-                <w:i w:val="false"/>
-                <w:caps w:val="false"/>
-                <w:smallCaps w:val="false"/>
-                <w:sz w:val="28"/>
-                <w:szCs w:val="28"/>
-                <w:shd w:fill="auto" w:val="clear"/>
+              <w:jc w:val="both"/>
+              <w:rPr>
+                <w:rFonts w:ascii="Times New Roman" w:hAnsi="Times New Roman"/>
+              </w:rPr>
+            </w:pPr>
+            <w:r>
+              <w:rPr>
+                <w:rFonts w:ascii="Times New Roman" w:hAnsi="Times New Roman"/>
               </w:rPr>
               <w:t>База данных не создана</w:t>
             </w:r>
@@ -3062,31 +2958,17 @@
           </w:tcPr>
           <w:p>
             <w:pPr>
-              <w:pStyle w:val="Style21"/>
+              <w:pStyle w:val="Style23"/>
+              <w:widowControl w:val="false"/>
               <w:spacing w:lineRule="atLeast" w:line="375"/>
-              <w:jc w:val="center"/>
-              <w:rPr>
-                <w:rFonts w:ascii="Times New Roman" w:hAnsi="Times New Roman" w:asciiTheme="minorHAnsi" w:cstheme="minorBidi" w:hAnsiTheme="minorHAnsi"/>
-                <w:b w:val="false"/>
-                <w:i w:val="false"/>
-                <w:caps w:val="false"/>
-                <w:smallCaps w:val="false"/>
-                <w:sz w:val="28"/>
-                <w:szCs w:val="28"/>
-                <w:highlight w:val="none"/>
-                <w:shd w:fill="auto" w:val="clear"/>
-              </w:rPr>
-            </w:pPr>
-            <w:r>
-              <w:rPr>
-                <w:rFonts w:asciiTheme="minorHAnsi" w:cstheme="minorBidi" w:eastAsiaTheme="minorHAnsi" w:hAnsiTheme="minorHAnsi" w:ascii="Times New Roman" w:hAnsi="Times New Roman"/>
-                <w:b w:val="false"/>
-                <w:i w:val="false"/>
-                <w:caps w:val="false"/>
-                <w:smallCaps w:val="false"/>
-                <w:sz w:val="28"/>
-                <w:szCs w:val="28"/>
-                <w:shd w:fill="auto" w:val="clear"/>
+              <w:jc w:val="both"/>
+              <w:rPr>
+                <w:rFonts w:ascii="Times New Roman" w:hAnsi="Times New Roman"/>
+              </w:rPr>
+            </w:pPr>
+            <w:r>
+              <w:rPr>
+                <w:rFonts w:ascii="Times New Roman" w:hAnsi="Times New Roman"/>
               </w:rPr>
               <w:t>Создать базу данных через phpMyAdmin</w:t>
             </w:r>
@@ -3097,30 +2979,24 @@
         <w:trPr/>
         <w:tc>
           <w:tcPr>
-            <w:tcW w:w="2765" w:type="dxa"/>
-            <w:tcBorders>
-              <w:bottom w:val="single" w:sz="2" w:space="0" w:color="000000"/>
-            </w:tcBorders>
-            <w:vAlign w:val="center"/>
-          </w:tcPr>
-          <w:p>
-            <w:pPr>
-              <w:pStyle w:val="Style21"/>
+            <w:tcW w:w="2763" w:type="dxa"/>
+            <w:tcBorders>
+              <w:bottom w:val="single" w:sz="2" w:space="0" w:color="000000"/>
+            </w:tcBorders>
+            <w:vAlign w:val="center"/>
+          </w:tcPr>
+          <w:p>
+            <w:pPr>
+              <w:pStyle w:val="Style23"/>
+              <w:widowControl w:val="false"/>
               <w:spacing w:lineRule="atLeast" w:line="330"/>
-              <w:jc w:val="center"/>
+              <w:jc w:val="both"/>
               <w:rPr/>
             </w:pPr>
             <w:r>
               <w:rPr>
-                <w:rStyle w:val="Style14"/>
-                <w:rFonts w:ascii="Times New Roman" w:hAnsi="Times New Roman" w:asciiTheme="minorHAnsi" w:cstheme="minorBidi" w:hAnsiTheme="minorHAnsi"/>
-                <w:b w:val="false"/>
-                <w:i w:val="false"/>
-                <w:caps w:val="false"/>
-                <w:smallCaps w:val="false"/>
-                <w:sz w:val="28"/>
-                <w:szCs w:val="28"/>
-                <w:shd w:fill="auto" w:val="clear"/>
+                <w:rStyle w:val="Style12"/>
+                <w:rFonts w:cs="" w:ascii="Times New Roman" w:hAnsi="Times New Roman" w:cstheme="minorBidi"/>
               </w:rPr>
               <w:t>Table doesn't exist</w:t>
             </w:r>
@@ -3128,39 +3004,25 @@
         </w:tc>
         <w:tc>
           <w:tcPr>
-            <w:tcW w:w="2692" w:type="dxa"/>
-            <w:tcBorders>
-              <w:bottom w:val="single" w:sz="2" w:space="0" w:color="000000"/>
-            </w:tcBorders>
-            <w:vAlign w:val="center"/>
-          </w:tcPr>
-          <w:p>
-            <w:pPr>
-              <w:pStyle w:val="Style21"/>
+            <w:tcW w:w="2694" w:type="dxa"/>
+            <w:tcBorders>
+              <w:bottom w:val="single" w:sz="2" w:space="0" w:color="000000"/>
+            </w:tcBorders>
+            <w:vAlign w:val="center"/>
+          </w:tcPr>
+          <w:p>
+            <w:pPr>
+              <w:pStyle w:val="Style23"/>
+              <w:widowControl w:val="false"/>
               <w:spacing w:lineRule="atLeast" w:line="375"/>
-              <w:jc w:val="center"/>
-              <w:rPr>
-                <w:rFonts w:ascii="Times New Roman" w:hAnsi="Times New Roman" w:asciiTheme="minorHAnsi" w:cstheme="minorBidi" w:hAnsiTheme="minorHAnsi"/>
-                <w:b w:val="false"/>
-                <w:i w:val="false"/>
-                <w:caps w:val="false"/>
-                <w:smallCaps w:val="false"/>
-                <w:sz w:val="28"/>
-                <w:szCs w:val="28"/>
-                <w:highlight w:val="none"/>
-                <w:shd w:fill="auto" w:val="clear"/>
-              </w:rPr>
-            </w:pPr>
-            <w:r>
-              <w:rPr>
-                <w:rFonts w:asciiTheme="minorHAnsi" w:cstheme="minorBidi" w:eastAsiaTheme="minorHAnsi" w:hAnsiTheme="minorHAnsi" w:ascii="Times New Roman" w:hAnsi="Times New Roman"/>
-                <w:b w:val="false"/>
-                <w:i w:val="false"/>
-                <w:caps w:val="false"/>
-                <w:smallCaps w:val="false"/>
-                <w:sz w:val="28"/>
-                <w:szCs w:val="28"/>
-                <w:shd w:fill="auto" w:val="clear"/>
+              <w:jc w:val="both"/>
+              <w:rPr>
+                <w:rFonts w:ascii="Times New Roman" w:hAnsi="Times New Roman"/>
+              </w:rPr>
+            </w:pPr>
+            <w:r>
+              <w:rPr>
+                <w:rFonts w:ascii="Times New Roman" w:hAnsi="Times New Roman"/>
               </w:rPr>
               <w:t>Миграции не применены</w:t>
             </w:r>
@@ -3176,35 +3038,30 @@
           </w:tcPr>
           <w:p>
             <w:pPr>
-              <w:pStyle w:val="Style21"/>
+              <w:pStyle w:val="Style23"/>
+              <w:widowControl w:val="false"/>
               <w:spacing w:lineRule="atLeast" w:line="330"/>
-              <w:jc w:val="center"/>
+              <w:jc w:val="both"/>
               <w:rPr/>
             </w:pPr>
             <w:r>
               <w:rPr>
-                <w:rFonts w:ascii="Times New Roman" w:hAnsi="Times New Roman" w:asciiTheme="minorHAnsi" w:cstheme="minorBidi" w:hAnsiTheme="minorHAnsi"/>
-                <w:b w:val="false"/>
-                <w:i w:val="false"/>
-                <w:caps w:val="false"/>
-                <w:smallCaps w:val="false"/>
-                <w:sz w:val="28"/>
-                <w:szCs w:val="28"/>
-                <w:shd w:fill="auto" w:val="clear"/>
-              </w:rPr>
-              <w:t xml:space="preserve">Выполнить </w:t>
-            </w:r>
-            <w:r>
-              <w:rPr>
-                <w:rStyle w:val="Style14"/>
-                <w:rFonts w:ascii="Times New Roman" w:hAnsi="Times New Roman" w:asciiTheme="minorHAnsi" w:cstheme="minorBidi" w:hAnsiTheme="minorHAnsi"/>
-                <w:b w:val="false"/>
-                <w:i w:val="false"/>
-                <w:caps w:val="false"/>
-                <w:smallCaps w:val="false"/>
-                <w:sz w:val="28"/>
-                <w:szCs w:val="28"/>
-                <w:shd w:fill="auto" w:val="clear"/>
+                <w:rFonts w:ascii="Times New Roman" w:hAnsi="Times New Roman"/>
+              </w:rPr>
+              <w:t>Выполнить</w:t>
+            </w:r>
+            <w:r>
+              <w:rPr>
+                <w:rFonts w:ascii="Times New Roman" w:hAnsi="Times New Roman"/>
+                <w:lang w:val="en-US"/>
+              </w:rPr>
+              <w:t xml:space="preserve"> </w:t>
+            </w:r>
+            <w:r>
+              <w:rPr>
+                <w:rStyle w:val="Style12"/>
+                <w:rFonts w:cs="" w:ascii="Times New Roman" w:hAnsi="Times New Roman" w:cstheme="minorBidi"/>
+                <w:lang w:val="en-US"/>
               </w:rPr>
               <w:t>dotnet ef database update</w:t>
             </w:r>
@@ -3218,158 +3075,60 @@
         <w:ind w:hanging="0"/>
         <w:jc w:val="center"/>
         <w:rPr>
+          <w:rFonts w:ascii="Times New Roman" w:hAnsi="Times New Roman"/>
           <w:b/>
           <w:b/>
           <w:bCs/>
-          <w:lang w:val="ru-RU"/>
-        </w:rPr>
-      </w:pPr>
-      <w:r>
-        <w:rPr>
+        </w:rPr>
+      </w:pPr>
+      <w:r>
+        <w:rPr>
+          <w:rFonts w:ascii="Times New Roman" w:hAnsi="Times New Roman"/>
+          <w:b/>
+          <w:bCs/>
+        </w:rPr>
+      </w:r>
+    </w:p>
+    <w:p>
+      <w:pPr>
+        <w:pStyle w:val="Normal"/>
+        <w:ind w:hanging="0"/>
+        <w:jc w:val="center"/>
+        <w:rPr>
+          <w:rFonts w:ascii="Times New Roman" w:hAnsi="Times New Roman"/>
+        </w:rPr>
+      </w:pPr>
+      <w:r>
+        <w:rPr>
+          <w:rFonts w:ascii="Times New Roman" w:hAnsi="Times New Roman"/>
+          <w:b/>
+          <w:bCs/>
+        </w:rPr>
+        <w:t xml:space="preserve">Таблица 3. </w:t>
+      </w:r>
+      <w:r>
+        <w:rPr>
+          <w:rFonts w:ascii="Times New Roman" w:hAnsi="Times New Roman"/>
           <w:b w:val="false"/>
           <w:bCs w:val="false"/>
-          <w:lang w:val="en-US"/>
-        </w:rPr>
+        </w:rPr>
+        <w:t>Сообщения, связанные с подключением к БД.</w:t>
       </w:r>
     </w:p>
     <w:p>
       <w:pPr>
         <w:pStyle w:val="Normal"/>
         <w:ind w:hanging="0"/>
-        <w:jc w:val="center"/>
-        <w:rPr>
-          <w:b w:val="false"/>
-          <w:b w:val="false"/>
-          <w:bCs w:val="false"/>
-          <w:lang w:val="en-US"/>
-        </w:rPr>
-      </w:pPr>
-      <w:r>
-        <w:rPr>
-          <w:b/>
-          <w:bCs/>
-          <w:lang w:val="ru-RU"/>
-        </w:rPr>
-        <w:t>Таблица</w:t>
-      </w:r>
-      <w:r>
-        <w:rPr>
-          <w:b/>
-          <w:bCs/>
-          <w:lang w:val="en-US"/>
-        </w:rPr>
-        <w:t xml:space="preserve"> </w:t>
-      </w:r>
-      <w:r>
-        <w:rPr>
-          <w:b/>
-          <w:bCs/>
-          <w:lang w:val="en-US"/>
-        </w:rPr>
-        <w:t>3</w:t>
-      </w:r>
-      <w:r>
-        <w:rPr>
-          <w:b/>
-          <w:bCs/>
-          <w:lang w:val="en-US"/>
-        </w:rPr>
-        <w:t>.</w:t>
-      </w:r>
-      <w:r>
-        <w:rPr>
-          <w:b w:val="false"/>
-          <w:bCs w:val="false"/>
-          <w:lang w:val="en-US"/>
-        </w:rPr>
-        <w:t xml:space="preserve"> Сообщения, связанные с подключением к </w:t>
-      </w:r>
-      <w:r>
-        <w:rPr>
-          <w:b w:val="false"/>
-          <w:bCs w:val="false"/>
-          <w:lang w:val="ru-RU"/>
-        </w:rPr>
-        <w:t>БД</w:t>
-      </w:r>
-      <w:r>
-        <w:rPr>
-          <w:b w:val="false"/>
-          <w:bCs w:val="false"/>
-          <w:lang w:val="ru-RU"/>
-        </w:rPr>
-        <w:t>.</w:t>
-      </w:r>
-    </w:p>
-    <w:p>
-      <w:pPr>
-        <w:pStyle w:val="Normal"/>
-        <w:ind w:hanging="0"/>
-        <w:jc w:val="center"/>
-        <w:rPr>
-          <w:lang w:val="ru-RU"/>
-        </w:rPr>
-      </w:pPr>
-      <w:r>
-        <w:rPr>
-          <w:b w:val="false"/>
-          <w:bCs w:val="false"/>
-          <w:lang w:val="en-US"/>
-        </w:rPr>
-      </w:r>
-    </w:p>
-    <w:p>
-      <w:pPr>
-        <w:pStyle w:val="Normal"/>
-        <w:ind w:hanging="0"/>
-        <w:jc w:val="both"/>
-        <w:rPr>
-          <w:b w:val="false"/>
-          <w:b w:val="false"/>
-          <w:bCs w:val="false"/>
-          <w:lang w:val="en-US"/>
-        </w:rPr>
-      </w:pPr>
-      <w:r>
-        <w:rPr>
-          <w:b w:val="false"/>
-          <w:bCs w:val="false"/>
-          <w:lang w:val="ru-RU"/>
+        <w:rPr>
+          <w:rFonts w:ascii="Times New Roman" w:hAnsi="Times New Roman"/>
+        </w:rPr>
+      </w:pPr>
+      <w:r>
+        <w:rPr>
+          <w:rFonts w:ascii="Times New Roman" w:hAnsi="Times New Roman"/>
         </w:rPr>
         <w:tab/>
-        <w:t xml:space="preserve">Сообщения, связанные с аутентификацией </w:t>
-      </w:r>
-      <w:r>
-        <w:rPr>
-          <w:b w:val="false"/>
-          <w:bCs w:val="false"/>
-          <w:lang w:val="ru-RU"/>
-        </w:rPr>
-        <w:t>(С</w:t>
-      </w:r>
-      <w:r>
-        <w:rPr>
-          <w:b w:val="false"/>
-          <w:bCs w:val="false"/>
-          <w:lang w:val="ru-RU"/>
-        </w:rPr>
-        <w:t xml:space="preserve">м. Таблица </w:t>
-      </w:r>
-      <w:r>
-        <w:rPr>
-          <w:b w:val="false"/>
-          <w:bCs w:val="false"/>
-          <w:lang w:val="ru-RU"/>
-        </w:rPr>
-        <w:t>4</w:t>
-      </w:r>
-      <w:r>
-        <w:rPr>
-          <w:b w:val="false"/>
-          <w:bCs w:val="false"/>
-          <w:lang w:val="ru-RU"/>
-        </w:rPr>
-        <w:t>):</w:t>
+        <w:t>Сообщения, связанные с аутентификацией (См. Таблица 4):</w:t>
       </w:r>
     </w:p>
     <w:tbl>
@@ -3384,11 +3143,12 @@
           <w:bottom w:w="150" w:type="dxa"/>
           <w:right w:w="0" w:type="dxa"/>
         </w:tblCellMar>
+        <w:tblLook w:firstRow="1" w:noVBand="1" w:lastRow="0" w:firstColumn="1" w:lastColumn="0" w:noHBand="0" w:val="04a0"/>
       </w:tblPr>
       <w:tblGrid>
         <w:gridCol w:w="2798"/>
-        <w:gridCol w:w="2989"/>
-        <w:gridCol w:w="3239"/>
+        <w:gridCol w:w="2987"/>
+        <w:gridCol w:w="3241"/>
       </w:tblGrid>
       <w:tr>
         <w:trPr>
@@ -3404,31 +3164,16 @@
           </w:tcPr>
           <w:p>
             <w:pPr>
-              <w:pStyle w:val="Style22"/>
+              <w:pStyle w:val="Style24"/>
+              <w:widowControl w:val="false"/>
               <w:spacing w:lineRule="atLeast" w:line="375"/>
-              <w:jc w:val="left"/>
-              <w:rPr>
-                <w:rFonts w:ascii="Times New Roman" w:hAnsi="Times New Roman" w:asciiTheme="minorHAnsi" w:cstheme="minorBidi" w:hAnsiTheme="minorHAnsi"/>
-                <w:b/>
-                <w:i w:val="false"/>
-                <w:caps w:val="false"/>
-                <w:smallCaps w:val="false"/>
-                <w:sz w:val="28"/>
-                <w:szCs w:val="28"/>
-                <w:highlight w:val="none"/>
-                <w:shd w:fill="auto" w:val="clear"/>
-              </w:rPr>
-            </w:pPr>
-            <w:r>
-              <w:rPr>
-                <w:rFonts w:asciiTheme="minorHAnsi" w:cstheme="minorBidi" w:eastAsiaTheme="minorHAnsi" w:hAnsiTheme="minorHAnsi" w:ascii="Times New Roman" w:hAnsi="Times New Roman"/>
-                <w:b/>
-                <w:i w:val="false"/>
-                <w:caps w:val="false"/>
-                <w:smallCaps w:val="false"/>
-                <w:sz w:val="28"/>
-                <w:szCs w:val="28"/>
-                <w:shd w:fill="auto" w:val="clear"/>
+              <w:rPr>
+                <w:rFonts w:ascii="Times New Roman" w:hAnsi="Times New Roman"/>
+              </w:rPr>
+            </w:pPr>
+            <w:r>
+              <w:rPr>
+                <w:rFonts w:ascii="Times New Roman" w:hAnsi="Times New Roman"/>
               </w:rPr>
               <w:t>Сообщение</w:t>
             </w:r>
@@ -3436,39 +3181,24 @@
         </w:tc>
         <w:tc>
           <w:tcPr>
-            <w:tcW w:w="2989" w:type="dxa"/>
-            <w:tcBorders>
-              <w:bottom w:val="single" w:sz="2" w:space="0" w:color="000000"/>
-            </w:tcBorders>
-            <w:vAlign w:val="center"/>
-          </w:tcPr>
-          <w:p>
-            <w:pPr>
-              <w:pStyle w:val="Style22"/>
+            <w:tcW w:w="2987" w:type="dxa"/>
+            <w:tcBorders>
+              <w:bottom w:val="single" w:sz="2" w:space="0" w:color="000000"/>
+            </w:tcBorders>
+            <w:vAlign w:val="center"/>
+          </w:tcPr>
+          <w:p>
+            <w:pPr>
+              <w:pStyle w:val="Style24"/>
+              <w:widowControl w:val="false"/>
               <w:spacing w:lineRule="atLeast" w:line="375"/>
-              <w:jc w:val="left"/>
-              <w:rPr>
-                <w:rFonts w:ascii="Times New Roman" w:hAnsi="Times New Roman" w:asciiTheme="minorHAnsi" w:cstheme="minorBidi" w:hAnsiTheme="minorHAnsi"/>
-                <w:b/>
-                <w:i w:val="false"/>
-                <w:caps w:val="false"/>
-                <w:smallCaps w:val="false"/>
-                <w:sz w:val="28"/>
-                <w:szCs w:val="28"/>
-                <w:highlight w:val="none"/>
-                <w:shd w:fill="auto" w:val="clear"/>
-              </w:rPr>
-            </w:pPr>
-            <w:r>
-              <w:rPr>
-                <w:rFonts w:asciiTheme="minorHAnsi" w:cstheme="minorBidi" w:eastAsiaTheme="minorHAnsi" w:hAnsiTheme="minorHAnsi" w:ascii="Times New Roman" w:hAnsi="Times New Roman"/>
-                <w:b/>
-                <w:i w:val="false"/>
-                <w:caps w:val="false"/>
-                <w:smallCaps w:val="false"/>
-                <w:sz w:val="28"/>
-                <w:szCs w:val="28"/>
-                <w:shd w:fill="auto" w:val="clear"/>
+              <w:rPr>
+                <w:rFonts w:ascii="Times New Roman" w:hAnsi="Times New Roman"/>
+              </w:rPr>
+            </w:pPr>
+            <w:r>
+              <w:rPr>
+                <w:rFonts w:ascii="Times New Roman" w:hAnsi="Times New Roman"/>
               </w:rPr>
               <w:t>Причина</w:t>
             </w:r>
@@ -3476,39 +3206,24 @@
         </w:tc>
         <w:tc>
           <w:tcPr>
-            <w:tcW w:w="3239" w:type="dxa"/>
-            <w:tcBorders>
-              <w:bottom w:val="single" w:sz="2" w:space="0" w:color="000000"/>
-            </w:tcBorders>
-            <w:vAlign w:val="center"/>
-          </w:tcPr>
-          <w:p>
-            <w:pPr>
-              <w:pStyle w:val="Style22"/>
+            <w:tcW w:w="3241" w:type="dxa"/>
+            <w:tcBorders>
+              <w:bottom w:val="single" w:sz="2" w:space="0" w:color="000000"/>
+            </w:tcBorders>
+            <w:vAlign w:val="center"/>
+          </w:tcPr>
+          <w:p>
+            <w:pPr>
+              <w:pStyle w:val="Style24"/>
+              <w:widowControl w:val="false"/>
               <w:spacing w:lineRule="atLeast" w:line="375"/>
-              <w:jc w:val="left"/>
-              <w:rPr>
-                <w:rFonts w:ascii="Times New Roman" w:hAnsi="Times New Roman" w:asciiTheme="minorHAnsi" w:cstheme="minorBidi" w:hAnsiTheme="minorHAnsi"/>
-                <w:b/>
-                <w:i w:val="false"/>
-                <w:caps w:val="false"/>
-                <w:smallCaps w:val="false"/>
-                <w:sz w:val="28"/>
-                <w:szCs w:val="28"/>
-                <w:highlight w:val="none"/>
-                <w:shd w:fill="auto" w:val="clear"/>
-              </w:rPr>
-            </w:pPr>
-            <w:r>
-              <w:rPr>
-                <w:rFonts w:asciiTheme="minorHAnsi" w:cstheme="minorBidi" w:eastAsiaTheme="minorHAnsi" w:hAnsiTheme="minorHAnsi" w:ascii="Times New Roman" w:hAnsi="Times New Roman"/>
-                <w:b/>
-                <w:i w:val="false"/>
-                <w:caps w:val="false"/>
-                <w:smallCaps w:val="false"/>
-                <w:sz w:val="28"/>
-                <w:szCs w:val="28"/>
-                <w:shd w:fill="auto" w:val="clear"/>
+              <w:rPr>
+                <w:rFonts w:ascii="Times New Roman" w:hAnsi="Times New Roman"/>
+              </w:rPr>
+            </w:pPr>
+            <w:r>
+              <w:rPr>
+                <w:rFonts w:ascii="Times New Roman" w:hAnsi="Times New Roman"/>
               </w:rPr>
               <w:t>Рекомендации</w:t>
             </w:r>
@@ -3527,22 +3242,16 @@
           </w:tcPr>
           <w:p>
             <w:pPr>
-              <w:pStyle w:val="Style21"/>
+              <w:pStyle w:val="Style23"/>
+              <w:widowControl w:val="false"/>
               <w:spacing w:lineRule="atLeast" w:line="330"/>
-              <w:jc w:val="center"/>
+              <w:jc w:val="both"/>
               <w:rPr/>
             </w:pPr>
             <w:r>
               <w:rPr>
-                <w:rStyle w:val="Style14"/>
-                <w:rFonts w:ascii="Times New Roman" w:hAnsi="Times New Roman" w:asciiTheme="minorHAnsi" w:cstheme="minorBidi" w:hAnsiTheme="minorHAnsi"/>
-                <w:b w:val="false"/>
-                <w:i w:val="false"/>
-                <w:caps w:val="false"/>
-                <w:smallCaps w:val="false"/>
-                <w:sz w:val="28"/>
-                <w:szCs w:val="28"/>
-                <w:shd w:fill="auto" w:val="clear"/>
+                <w:rStyle w:val="Style12"/>
+                <w:rFonts w:cs="" w:ascii="Times New Roman" w:hAnsi="Times New Roman" w:cstheme="minorBidi"/>
               </w:rPr>
               <w:t>Jwt section is missing</w:t>
             </w:r>
@@ -3550,39 +3259,25 @@
         </w:tc>
         <w:tc>
           <w:tcPr>
-            <w:tcW w:w="2989" w:type="dxa"/>
-            <w:tcBorders>
-              <w:bottom w:val="single" w:sz="2" w:space="0" w:color="000000"/>
-            </w:tcBorders>
-            <w:vAlign w:val="center"/>
-          </w:tcPr>
-          <w:p>
-            <w:pPr>
-              <w:pStyle w:val="Style21"/>
+            <w:tcW w:w="2987" w:type="dxa"/>
+            <w:tcBorders>
+              <w:bottom w:val="single" w:sz="2" w:space="0" w:color="000000"/>
+            </w:tcBorders>
+            <w:vAlign w:val="center"/>
+          </w:tcPr>
+          <w:p>
+            <w:pPr>
+              <w:pStyle w:val="Style23"/>
+              <w:widowControl w:val="false"/>
               <w:spacing w:lineRule="atLeast" w:line="375"/>
-              <w:jc w:val="center"/>
-              <w:rPr>
-                <w:rFonts w:ascii="Times New Roman" w:hAnsi="Times New Roman" w:asciiTheme="minorHAnsi" w:cstheme="minorBidi" w:hAnsiTheme="minorHAnsi"/>
-                <w:b w:val="false"/>
-                <w:i w:val="false"/>
-                <w:caps w:val="false"/>
-                <w:smallCaps w:val="false"/>
-                <w:sz w:val="28"/>
-                <w:szCs w:val="28"/>
-                <w:highlight w:val="none"/>
-                <w:shd w:fill="auto" w:val="clear"/>
-              </w:rPr>
-            </w:pPr>
-            <w:r>
-              <w:rPr>
-                <w:rFonts w:asciiTheme="minorHAnsi" w:cstheme="minorBidi" w:eastAsiaTheme="minorHAnsi" w:hAnsiTheme="minorHAnsi" w:ascii="Times New Roman" w:hAnsi="Times New Roman"/>
-                <w:b w:val="false"/>
-                <w:i w:val="false"/>
-                <w:caps w:val="false"/>
-                <w:smallCaps w:val="false"/>
-                <w:sz w:val="28"/>
-                <w:szCs w:val="28"/>
-                <w:shd w:fill="auto" w:val="clear"/>
+              <w:jc w:val="both"/>
+              <w:rPr>
+                <w:rFonts w:ascii="Times New Roman" w:hAnsi="Times New Roman"/>
+              </w:rPr>
+            </w:pPr>
+            <w:r>
+              <w:rPr>
+                <w:rFonts w:ascii="Times New Roman" w:hAnsi="Times New Roman"/>
               </w:rPr>
               <w:t>В конфигурации отсутствует раздел JwtSettings</w:t>
             </w:r>
@@ -3590,43 +3285,30 @@
         </w:tc>
         <w:tc>
           <w:tcPr>
-            <w:tcW w:w="3239" w:type="dxa"/>
-            <w:tcBorders>
-              <w:bottom w:val="single" w:sz="2" w:space="0" w:color="000000"/>
-            </w:tcBorders>
-            <w:vAlign w:val="center"/>
-          </w:tcPr>
-          <w:p>
-            <w:pPr>
-              <w:pStyle w:val="Style21"/>
+            <w:tcW w:w="3241" w:type="dxa"/>
+            <w:tcBorders>
+              <w:bottom w:val="single" w:sz="2" w:space="0" w:color="000000"/>
+            </w:tcBorders>
+            <w:vAlign w:val="center"/>
+          </w:tcPr>
+          <w:p>
+            <w:pPr>
+              <w:pStyle w:val="Style23"/>
+              <w:widowControl w:val="false"/>
               <w:spacing w:lineRule="atLeast" w:line="330"/>
-              <w:jc w:val="center"/>
+              <w:jc w:val="both"/>
               <w:rPr/>
             </w:pPr>
             <w:r>
               <w:rPr>
-                <w:rFonts w:ascii="Times New Roman" w:hAnsi="Times New Roman" w:asciiTheme="minorHAnsi" w:cstheme="minorBidi" w:hAnsiTheme="minorHAnsi"/>
-                <w:b w:val="false"/>
-                <w:i w:val="false"/>
-                <w:caps w:val="false"/>
-                <w:smallCaps w:val="false"/>
-                <w:sz w:val="28"/>
-                <w:szCs w:val="28"/>
-                <w:shd w:fill="auto" w:val="clear"/>
+                <w:rFonts w:ascii="Times New Roman" w:hAnsi="Times New Roman"/>
               </w:rPr>
               <w:t xml:space="preserve">Добавить раздел в </w:t>
             </w:r>
             <w:r>
               <w:rPr>
-                <w:rStyle w:val="Style14"/>
-                <w:rFonts w:ascii="Times New Roman" w:hAnsi="Times New Roman" w:asciiTheme="minorHAnsi" w:cstheme="minorBidi" w:hAnsiTheme="minorHAnsi"/>
-                <w:b w:val="false"/>
-                <w:i w:val="false"/>
-                <w:caps w:val="false"/>
-                <w:smallCaps w:val="false"/>
-                <w:sz w:val="28"/>
-                <w:szCs w:val="28"/>
-                <w:shd w:fill="auto" w:val="clear"/>
+                <w:rStyle w:val="Style12"/>
+                <w:rFonts w:cs="" w:ascii="Times New Roman" w:hAnsi="Times New Roman" w:cstheme="minorBidi"/>
               </w:rPr>
               <w:t>appsettings.json</w:t>
             </w:r>
@@ -3645,22 +3327,17 @@
           </w:tcPr>
           <w:p>
             <w:pPr>
-              <w:pStyle w:val="Style21"/>
+              <w:pStyle w:val="Style23"/>
+              <w:widowControl w:val="false"/>
               <w:spacing w:lineRule="atLeast" w:line="330"/>
-              <w:jc w:val="center"/>
+              <w:jc w:val="both"/>
               <w:rPr/>
             </w:pPr>
             <w:r>
               <w:rPr>
-                <w:rStyle w:val="Style14"/>
-                <w:rFonts w:ascii="Times New Roman" w:hAnsi="Times New Roman" w:asciiTheme="minorHAnsi" w:cstheme="minorBidi" w:hAnsiTheme="minorHAnsi"/>
-                <w:b w:val="false"/>
-                <w:i w:val="false"/>
-                <w:caps w:val="false"/>
-                <w:smallCaps w:val="false"/>
-                <w:sz w:val="28"/>
-                <w:szCs w:val="28"/>
-                <w:shd w:fill="auto" w:val="clear"/>
+                <w:rStyle w:val="Style12"/>
+                <w:rFonts w:cs="" w:ascii="Times New Roman" w:hAnsi="Times New Roman" w:cstheme="minorBidi"/>
+                <w:lang w:val="en-US"/>
               </w:rPr>
               <w:t>SecretKey must be at least 32 characters long</w:t>
             </w:r>
@@ -3668,39 +3345,25 @@
         </w:tc>
         <w:tc>
           <w:tcPr>
-            <w:tcW w:w="2989" w:type="dxa"/>
-            <w:tcBorders>
-              <w:bottom w:val="single" w:sz="2" w:space="0" w:color="000000"/>
-            </w:tcBorders>
-            <w:vAlign w:val="center"/>
-          </w:tcPr>
-          <w:p>
-            <w:pPr>
-              <w:pStyle w:val="Style21"/>
+            <w:tcW w:w="2987" w:type="dxa"/>
+            <w:tcBorders>
+              <w:bottom w:val="single" w:sz="2" w:space="0" w:color="000000"/>
+            </w:tcBorders>
+            <w:vAlign w:val="center"/>
+          </w:tcPr>
+          <w:p>
+            <w:pPr>
+              <w:pStyle w:val="Style23"/>
+              <w:widowControl w:val="false"/>
               <w:spacing w:lineRule="atLeast" w:line="375"/>
-              <w:jc w:val="center"/>
-              <w:rPr>
-                <w:rFonts w:ascii="Times New Roman" w:hAnsi="Times New Roman" w:asciiTheme="minorHAnsi" w:cstheme="minorBidi" w:hAnsiTheme="minorHAnsi"/>
-                <w:b w:val="false"/>
-                <w:i w:val="false"/>
-                <w:caps w:val="false"/>
-                <w:smallCaps w:val="false"/>
-                <w:sz w:val="28"/>
-                <w:szCs w:val="28"/>
-                <w:highlight w:val="none"/>
-                <w:shd w:fill="auto" w:val="clear"/>
-              </w:rPr>
-            </w:pPr>
-            <w:r>
-              <w:rPr>
-                <w:rFonts w:asciiTheme="minorHAnsi" w:cstheme="minorBidi" w:eastAsiaTheme="minorHAnsi" w:hAnsiTheme="minorHAnsi" w:ascii="Times New Roman" w:hAnsi="Times New Roman"/>
-                <w:b w:val="false"/>
-                <w:i w:val="false"/>
-                <w:caps w:val="false"/>
-                <w:smallCaps w:val="false"/>
-                <w:sz w:val="28"/>
-                <w:szCs w:val="28"/>
-                <w:shd w:fill="auto" w:val="clear"/>
+              <w:jc w:val="both"/>
+              <w:rPr>
+                <w:rFonts w:ascii="Times New Roman" w:hAnsi="Times New Roman"/>
+              </w:rPr>
+            </w:pPr>
+            <w:r>
+              <w:rPr>
+                <w:rFonts w:ascii="Times New Roman" w:hAnsi="Times New Roman"/>
               </w:rPr>
               <w:t>Ключ подписи слишком короткий</w:t>
             </w:r>
@@ -3708,39 +3371,25 @@
         </w:tc>
         <w:tc>
           <w:tcPr>
-            <w:tcW w:w="3239" w:type="dxa"/>
-            <w:tcBorders>
-              <w:bottom w:val="single" w:sz="2" w:space="0" w:color="000000"/>
-            </w:tcBorders>
-            <w:vAlign w:val="center"/>
-          </w:tcPr>
-          <w:p>
-            <w:pPr>
-              <w:pStyle w:val="Style21"/>
+            <w:tcW w:w="3241" w:type="dxa"/>
+            <w:tcBorders>
+              <w:bottom w:val="single" w:sz="2" w:space="0" w:color="000000"/>
+            </w:tcBorders>
+            <w:vAlign w:val="center"/>
+          </w:tcPr>
+          <w:p>
+            <w:pPr>
+              <w:pStyle w:val="Style23"/>
+              <w:widowControl w:val="false"/>
               <w:spacing w:lineRule="atLeast" w:line="375"/>
-              <w:jc w:val="center"/>
-              <w:rPr>
-                <w:rFonts w:ascii="Times New Roman" w:hAnsi="Times New Roman" w:asciiTheme="minorHAnsi" w:cstheme="minorBidi" w:hAnsiTheme="minorHAnsi"/>
-                <w:b w:val="false"/>
-                <w:i w:val="false"/>
-                <w:caps w:val="false"/>
-                <w:smallCaps w:val="false"/>
-                <w:sz w:val="28"/>
-                <w:szCs w:val="28"/>
-                <w:highlight w:val="none"/>
-                <w:shd w:fill="auto" w:val="clear"/>
-              </w:rPr>
-            </w:pPr>
-            <w:r>
-              <w:rPr>
-                <w:rFonts w:asciiTheme="minorHAnsi" w:cstheme="minorBidi" w:eastAsiaTheme="minorHAnsi" w:hAnsiTheme="minorHAnsi" w:ascii="Times New Roman" w:hAnsi="Times New Roman"/>
-                <w:b w:val="false"/>
-                <w:i w:val="false"/>
-                <w:caps w:val="false"/>
-                <w:smallCaps w:val="false"/>
-                <w:sz w:val="28"/>
-                <w:szCs w:val="28"/>
-                <w:shd w:fill="auto" w:val="clear"/>
+              <w:jc w:val="both"/>
+              <w:rPr>
+                <w:rFonts w:ascii="Times New Roman" w:hAnsi="Times New Roman"/>
+              </w:rPr>
+            </w:pPr>
+            <w:r>
+              <w:rPr>
+                <w:rFonts w:ascii="Times New Roman" w:hAnsi="Times New Roman"/>
               </w:rPr>
               <w:t>Указать ключ длиной 32 символа и более</w:t>
             </w:r>
@@ -3752,19 +3401,19 @@
       <w:pPr>
         <w:pStyle w:val="Normal"/>
         <w:ind w:hanging="0"/>
-        <w:jc w:val="both"/>
-        <w:rPr>
-          <w:b w:val="false"/>
-          <w:b w:val="false"/>
-          <w:bCs w:val="false"/>
-          <w:lang w:val="en-US"/>
-        </w:rPr>
-      </w:pPr>
-      <w:r>
-        <w:rPr>
-          <w:b w:val="false"/>
-          <w:bCs w:val="false"/>
-          <w:lang w:val="en-US"/>
+        <w:jc w:val="center"/>
+        <w:rPr>
+          <w:rFonts w:ascii="Times New Roman" w:hAnsi="Times New Roman"/>
+          <w:b/>
+          <w:b/>
+          <w:bCs/>
+        </w:rPr>
+      </w:pPr>
+      <w:r>
+        <w:rPr>
+          <w:rFonts w:ascii="Times New Roman" w:hAnsi="Times New Roman"/>
+          <w:b/>
+          <w:bCs/>
         </w:rPr>
       </w:r>
     </w:p>
@@ -3774,148 +3423,65 @@
         <w:ind w:hanging="0"/>
         <w:jc w:val="center"/>
         <w:rPr>
-          <w:b w:val="false"/>
-          <w:b w:val="false"/>
-          <w:bCs w:val="false"/>
-          <w:lang w:val="en-US"/>
-        </w:rPr>
-      </w:pPr>
-      <w:r>
-        <w:rPr>
+          <w:rFonts w:ascii="Times New Roman" w:hAnsi="Times New Roman"/>
+        </w:rPr>
+      </w:pPr>
+      <w:r>
+        <w:rPr>
+          <w:rFonts w:ascii="Times New Roman" w:hAnsi="Times New Roman"/>
           <w:b/>
           <w:bCs/>
-          <w:lang w:val="ru-RU"/>
-        </w:rPr>
-        <w:t>Таблица</w:t>
-      </w:r>
-      <w:r>
-        <w:rPr>
-          <w:b/>
-          <w:bCs/>
+        </w:rPr>
+        <w:t>Таблица 4.</w:t>
+      </w:r>
+      <w:r>
+        <w:rPr>
+          <w:rFonts w:ascii="Times New Roman" w:hAnsi="Times New Roman"/>
+        </w:rPr>
+        <w:t xml:space="preserve"> Сообщения, связанные с аутентификацией.</w:t>
+      </w:r>
+    </w:p>
+    <w:p>
+      <w:pPr>
+        <w:pStyle w:val="Normal"/>
+        <w:ind w:hanging="0"/>
+        <w:rPr>
+          <w:rFonts w:ascii="Times New Roman" w:hAnsi="Times New Roman"/>
+        </w:rPr>
+      </w:pPr>
+      <w:r>
+        <w:rPr>
+          <w:rFonts w:ascii="Times New Roman" w:hAnsi="Times New Roman"/>
+        </w:rPr>
+        <w:tab/>
+        <w:t xml:space="preserve">Сообщения, связанные с бизнес-логикой (См. Таблица </w:t>
+      </w:r>
+      <w:r>
+        <w:rPr>
+          <w:rFonts w:ascii="Times New Roman" w:hAnsi="Times New Roman"/>
           <w:lang w:val="en-US"/>
         </w:rPr>
-        <w:t xml:space="preserve"> </w:t>
-      </w:r>
-      <w:r>
-        <w:rPr>
-          <w:b/>
-          <w:bCs/>
+        <w:t>5</w:t>
+      </w:r>
+      <w:r>
+        <w:rPr>
+          <w:rFonts w:ascii="Times New Roman" w:hAnsi="Times New Roman"/>
+        </w:rPr>
+        <w:t>):</w:t>
+      </w:r>
+    </w:p>
+    <w:p>
+      <w:pPr>
+        <w:pStyle w:val="Normal"/>
+        <w:ind w:hanging="0"/>
+        <w:rPr>
+          <w:rFonts w:ascii="Times New Roman" w:hAnsi="Times New Roman"/>
           <w:lang w:val="en-US"/>
         </w:rPr>
-        <w:t>4</w:t>
-      </w:r>
-      <w:r>
-        <w:rPr>
-          <w:b/>
-          <w:bCs/>
-          <w:lang w:val="en-US"/>
-        </w:rPr>
-        <w:t>.</w:t>
-      </w:r>
-      <w:r>
-        <w:rPr>
-          <w:b w:val="false"/>
-          <w:bCs w:val="false"/>
-          <w:lang w:val="en-US"/>
-        </w:rPr>
-        <w:t xml:space="preserve"> </w:t>
-      </w:r>
-      <w:r>
-        <w:rPr>
-          <w:b w:val="false"/>
-          <w:bCs w:val="false"/>
-          <w:lang w:val="ru-RU"/>
-        </w:rPr>
-        <w:t>Сообщения, связанные с аутентификацией.</w:t>
-      </w:r>
-    </w:p>
-    <w:p>
-      <w:pPr>
-        <w:pStyle w:val="Normal"/>
-        <w:ind w:hanging="0"/>
-        <w:jc w:val="center"/>
-        <w:rPr>
-          <w:lang w:val="ru-RU"/>
-        </w:rPr>
-      </w:pPr>
-      <w:r>
-        <w:rPr>
-          <w:b w:val="false"/>
-          <w:bCs w:val="false"/>
-          <w:lang w:val="en-US"/>
-        </w:rPr>
-      </w:r>
-    </w:p>
-    <w:p>
-      <w:pPr>
-        <w:pStyle w:val="Normal"/>
-        <w:ind w:hanging="0"/>
-        <w:jc w:val="both"/>
-        <w:rPr>
-          <w:b w:val="false"/>
-          <w:b w:val="false"/>
-          <w:bCs w:val="false"/>
-          <w:lang w:val="en-US"/>
-        </w:rPr>
-      </w:pPr>
-      <w:r>
-        <w:rPr>
-          <w:b w:val="false"/>
-          <w:bCs w:val="false"/>
-          <w:lang w:val="ru-RU"/>
-        </w:rPr>
-        <w:tab/>
-        <w:t xml:space="preserve">Сообщения, связанные с бизнес-логикой </w:t>
-      </w:r>
-      <w:r>
-        <w:rPr>
-          <w:b w:val="false"/>
-          <w:bCs w:val="false"/>
-          <w:lang w:val="ru-RU"/>
-        </w:rPr>
-        <w:t>(С</w:t>
-      </w:r>
-      <w:r>
-        <w:rPr>
-          <w:b w:val="false"/>
-          <w:bCs w:val="false"/>
-          <w:lang w:val="ru-RU"/>
-        </w:rPr>
-        <w:t xml:space="preserve">м. Таблица </w:t>
-      </w:r>
-      <w:r>
-        <w:rPr>
-          <w:b w:val="false"/>
-          <w:bCs w:val="false"/>
-          <w:lang w:val="en-US"/>
-        </w:rPr>
-        <w:t>5</w:t>
-      </w:r>
-      <w:r>
-        <w:rPr>
-          <w:b w:val="false"/>
-          <w:bCs w:val="false"/>
-          <w:lang w:val="ru-RU"/>
-        </w:rPr>
-        <w:t>):</w:t>
-      </w:r>
-    </w:p>
-    <w:p>
-      <w:pPr>
-        <w:pStyle w:val="Normal"/>
-        <w:ind w:hanging="0"/>
-        <w:jc w:val="both"/>
-        <w:rPr>
-          <w:b w:val="false"/>
-          <w:b w:val="false"/>
-          <w:bCs w:val="false"/>
-          <w:lang w:val="en-US"/>
-        </w:rPr>
-      </w:pPr>
-      <w:r>
-        <w:rPr>
-          <w:b w:val="false"/>
-          <w:bCs w:val="false"/>
+      </w:pPr>
+      <w:r>
+        <w:rPr>
+          <w:rFonts w:ascii="Times New Roman" w:hAnsi="Times New Roman"/>
           <w:lang w:val="en-US"/>
         </w:rPr>
       </w:r>
@@ -3932,10 +3498,11 @@
           <w:bottom w:w="150" w:type="dxa"/>
           <w:right w:w="0" w:type="dxa"/>
         </w:tblCellMar>
+        <w:tblLook w:firstRow="1" w:noVBand="1" w:lastRow="0" w:firstColumn="1" w:lastColumn="0" w:noHBand="0" w:val="04a0"/>
       </w:tblPr>
       <w:tblGrid>
-        <w:gridCol w:w="3079"/>
-        <w:gridCol w:w="2938"/>
+        <w:gridCol w:w="3077"/>
+        <w:gridCol w:w="2940"/>
         <w:gridCol w:w="3009"/>
       </w:tblGrid>
       <w:tr>
@@ -3944,39 +3511,24 @@
         </w:trPr>
         <w:tc>
           <w:tcPr>
-            <w:tcW w:w="3079" w:type="dxa"/>
-            <w:tcBorders>
-              <w:bottom w:val="single" w:sz="2" w:space="0" w:color="000000"/>
-            </w:tcBorders>
-            <w:vAlign w:val="center"/>
-          </w:tcPr>
-          <w:p>
-            <w:pPr>
-              <w:pStyle w:val="Style22"/>
+            <w:tcW w:w="3077" w:type="dxa"/>
+            <w:tcBorders>
+              <w:bottom w:val="single" w:sz="2" w:space="0" w:color="000000"/>
+            </w:tcBorders>
+            <w:vAlign w:val="center"/>
+          </w:tcPr>
+          <w:p>
+            <w:pPr>
+              <w:pStyle w:val="Style24"/>
+              <w:widowControl w:val="false"/>
               <w:spacing w:lineRule="atLeast" w:line="375"/>
-              <w:jc w:val="center"/>
-              <w:rPr>
-                <w:rFonts w:ascii="Times New Roman" w:hAnsi="Times New Roman" w:asciiTheme="minorHAnsi" w:cstheme="minorBidi" w:hAnsiTheme="minorHAnsi"/>
-                <w:b/>
-                <w:i w:val="false"/>
-                <w:caps w:val="false"/>
-                <w:smallCaps w:val="false"/>
-                <w:sz w:val="28"/>
-                <w:szCs w:val="28"/>
-                <w:highlight w:val="none"/>
-                <w:shd w:fill="auto" w:val="clear"/>
-              </w:rPr>
-            </w:pPr>
-            <w:r>
-              <w:rPr>
-                <w:rFonts w:asciiTheme="minorHAnsi" w:cstheme="minorBidi" w:eastAsiaTheme="minorHAnsi" w:hAnsiTheme="minorHAnsi" w:ascii="Times New Roman" w:hAnsi="Times New Roman"/>
-                <w:b/>
-                <w:i w:val="false"/>
-                <w:caps w:val="false"/>
-                <w:smallCaps w:val="false"/>
-                <w:sz w:val="28"/>
-                <w:szCs w:val="28"/>
-                <w:shd w:fill="auto" w:val="clear"/>
+              <w:rPr>
+                <w:rFonts w:ascii="Times New Roman" w:hAnsi="Times New Roman"/>
+              </w:rPr>
+            </w:pPr>
+            <w:r>
+              <w:rPr>
+                <w:rFonts w:ascii="Times New Roman" w:hAnsi="Times New Roman"/>
               </w:rPr>
               <w:t>Сообщение</w:t>
             </w:r>
@@ -3984,39 +3536,24 @@
         </w:tc>
         <w:tc>
           <w:tcPr>
-            <w:tcW w:w="2938" w:type="dxa"/>
-            <w:tcBorders>
-              <w:bottom w:val="single" w:sz="2" w:space="0" w:color="000000"/>
-            </w:tcBorders>
-            <w:vAlign w:val="center"/>
-          </w:tcPr>
-          <w:p>
-            <w:pPr>
-              <w:pStyle w:val="Style22"/>
+            <w:tcW w:w="2940" w:type="dxa"/>
+            <w:tcBorders>
+              <w:bottom w:val="single" w:sz="2" w:space="0" w:color="000000"/>
+            </w:tcBorders>
+            <w:vAlign w:val="center"/>
+          </w:tcPr>
+          <w:p>
+            <w:pPr>
+              <w:pStyle w:val="Style24"/>
+              <w:widowControl w:val="false"/>
               <w:spacing w:lineRule="atLeast" w:line="375"/>
-              <w:jc w:val="center"/>
-              <w:rPr>
-                <w:rFonts w:ascii="Times New Roman" w:hAnsi="Times New Roman" w:asciiTheme="minorHAnsi" w:cstheme="minorBidi" w:hAnsiTheme="minorHAnsi"/>
-                <w:b/>
-                <w:i w:val="false"/>
-                <w:caps w:val="false"/>
-                <w:smallCaps w:val="false"/>
-                <w:sz w:val="28"/>
-                <w:szCs w:val="28"/>
-                <w:highlight w:val="none"/>
-                <w:shd w:fill="auto" w:val="clear"/>
-              </w:rPr>
-            </w:pPr>
-            <w:r>
-              <w:rPr>
-                <w:rFonts w:asciiTheme="minorHAnsi" w:cstheme="minorBidi" w:eastAsiaTheme="minorHAnsi" w:hAnsiTheme="minorHAnsi" w:ascii="Times New Roman" w:hAnsi="Times New Roman"/>
-                <w:b/>
-                <w:i w:val="false"/>
-                <w:caps w:val="false"/>
-                <w:smallCaps w:val="false"/>
-                <w:sz w:val="28"/>
-                <w:szCs w:val="28"/>
-                <w:shd w:fill="auto" w:val="clear"/>
+              <w:rPr>
+                <w:rFonts w:ascii="Times New Roman" w:hAnsi="Times New Roman"/>
+              </w:rPr>
+            </w:pPr>
+            <w:r>
+              <w:rPr>
+                <w:rFonts w:ascii="Times New Roman" w:hAnsi="Times New Roman"/>
               </w:rPr>
               <w:t>Причина</w:t>
             </w:r>
@@ -4032,31 +3569,16 @@
           </w:tcPr>
           <w:p>
             <w:pPr>
-              <w:pStyle w:val="Style22"/>
+              <w:pStyle w:val="Style24"/>
+              <w:widowControl w:val="false"/>
               <w:spacing w:lineRule="atLeast" w:line="375"/>
-              <w:jc w:val="center"/>
-              <w:rPr>
-                <w:rFonts w:ascii="Times New Roman" w:hAnsi="Times New Roman" w:asciiTheme="minorHAnsi" w:cstheme="minorBidi" w:hAnsiTheme="minorHAnsi"/>
-                <w:b/>
-                <w:i w:val="false"/>
-                <w:caps w:val="false"/>
-                <w:smallCaps w:val="false"/>
-                <w:sz w:val="28"/>
-                <w:szCs w:val="28"/>
-                <w:highlight w:val="none"/>
-                <w:shd w:fill="auto" w:val="clear"/>
-              </w:rPr>
-            </w:pPr>
-            <w:r>
-              <w:rPr>
-                <w:rFonts w:asciiTheme="minorHAnsi" w:cstheme="minorBidi" w:eastAsiaTheme="minorHAnsi" w:hAnsiTheme="minorHAnsi" w:ascii="Times New Roman" w:hAnsi="Times New Roman"/>
-                <w:b/>
-                <w:i w:val="false"/>
-                <w:caps w:val="false"/>
-                <w:smallCaps w:val="false"/>
-                <w:sz w:val="28"/>
-                <w:szCs w:val="28"/>
-                <w:shd w:fill="auto" w:val="clear"/>
+              <w:rPr>
+                <w:rFonts w:ascii="Times New Roman" w:hAnsi="Times New Roman"/>
+              </w:rPr>
+            </w:pPr>
+            <w:r>
+              <w:rPr>
+                <w:rFonts w:ascii="Times New Roman" w:hAnsi="Times New Roman"/>
               </w:rPr>
               <w:t>Рекомендации</w:t>
             </w:r>
@@ -4067,30 +3589,24 @@
         <w:trPr/>
         <w:tc>
           <w:tcPr>
-            <w:tcW w:w="3079" w:type="dxa"/>
-            <w:tcBorders>
-              <w:bottom w:val="single" w:sz="2" w:space="0" w:color="000000"/>
-            </w:tcBorders>
-            <w:vAlign w:val="center"/>
-          </w:tcPr>
-          <w:p>
-            <w:pPr>
-              <w:pStyle w:val="Style21"/>
+            <w:tcW w:w="3077" w:type="dxa"/>
+            <w:tcBorders>
+              <w:bottom w:val="single" w:sz="2" w:space="0" w:color="000000"/>
+            </w:tcBorders>
+            <w:vAlign w:val="center"/>
+          </w:tcPr>
+          <w:p>
+            <w:pPr>
+              <w:pStyle w:val="Style23"/>
+              <w:widowControl w:val="false"/>
               <w:spacing w:lineRule="atLeast" w:line="330"/>
-              <w:jc w:val="center"/>
+              <w:jc w:val="both"/>
               <w:rPr/>
             </w:pPr>
             <w:r>
               <w:rPr>
-                <w:rStyle w:val="Style14"/>
-                <w:rFonts w:ascii="Times New Roman" w:hAnsi="Times New Roman" w:asciiTheme="minorHAnsi" w:cstheme="minorBidi" w:hAnsiTheme="minorHAnsi"/>
-                <w:b w:val="false"/>
-                <w:i w:val="false"/>
-                <w:caps w:val="false"/>
-                <w:smallCaps w:val="false"/>
-                <w:sz w:val="28"/>
-                <w:szCs w:val="28"/>
-                <w:shd w:fill="auto" w:val="clear"/>
+                <w:rStyle w:val="Style12"/>
+                <w:rFonts w:cs="" w:ascii="Times New Roman" w:hAnsi="Times New Roman" w:cstheme="minorBidi"/>
               </w:rPr>
               <w:t>Не зафиксирован приход на рабочее место</w:t>
             </w:r>
@@ -4098,39 +3614,25 @@
         </w:tc>
         <w:tc>
           <w:tcPr>
-            <w:tcW w:w="2938" w:type="dxa"/>
-            <w:tcBorders>
-              <w:bottom w:val="single" w:sz="2" w:space="0" w:color="000000"/>
-            </w:tcBorders>
-            <w:vAlign w:val="center"/>
-          </w:tcPr>
-          <w:p>
-            <w:pPr>
-              <w:pStyle w:val="Style21"/>
+            <w:tcW w:w="2940" w:type="dxa"/>
+            <w:tcBorders>
+              <w:bottom w:val="single" w:sz="2" w:space="0" w:color="000000"/>
+            </w:tcBorders>
+            <w:vAlign w:val="center"/>
+          </w:tcPr>
+          <w:p>
+            <w:pPr>
+              <w:pStyle w:val="Style23"/>
+              <w:widowControl w:val="false"/>
               <w:spacing w:lineRule="atLeast" w:line="375"/>
-              <w:jc w:val="center"/>
-              <w:rPr>
-                <w:rFonts w:ascii="Times New Roman" w:hAnsi="Times New Roman" w:asciiTheme="minorHAnsi" w:cstheme="minorBidi" w:hAnsiTheme="minorHAnsi"/>
-                <w:b w:val="false"/>
-                <w:i w:val="false"/>
-                <w:caps w:val="false"/>
-                <w:smallCaps w:val="false"/>
-                <w:sz w:val="28"/>
-                <w:szCs w:val="28"/>
-                <w:highlight w:val="none"/>
-                <w:shd w:fill="auto" w:val="clear"/>
-              </w:rPr>
-            </w:pPr>
-            <w:r>
-              <w:rPr>
-                <w:rFonts w:asciiTheme="minorHAnsi" w:cstheme="minorBidi" w:eastAsiaTheme="minorHAnsi" w:hAnsiTheme="minorHAnsi" w:ascii="Times New Roman" w:hAnsi="Times New Roman"/>
-                <w:b w:val="false"/>
-                <w:i w:val="false"/>
-                <w:caps w:val="false"/>
-                <w:smallCaps w:val="false"/>
-                <w:sz w:val="28"/>
-                <w:szCs w:val="28"/>
-                <w:shd w:fill="auto" w:val="clear"/>
+              <w:jc w:val="both"/>
+              <w:rPr>
+                <w:rFonts w:ascii="Times New Roman" w:hAnsi="Times New Roman"/>
+              </w:rPr>
+            </w:pPr>
+            <w:r>
+              <w:rPr>
+                <w:rFonts w:ascii="Times New Roman" w:hAnsi="Times New Roman"/>
               </w:rPr>
               <w:t>Попытка зафиксировать уход без прихода</w:t>
             </w:r>
@@ -4146,31 +3648,17 @@
           </w:tcPr>
           <w:p>
             <w:pPr>
-              <w:pStyle w:val="Style21"/>
+              <w:pStyle w:val="Style23"/>
+              <w:widowControl w:val="false"/>
               <w:spacing w:lineRule="atLeast" w:line="375"/>
-              <w:jc w:val="center"/>
-              <w:rPr>
-                <w:rFonts w:ascii="Times New Roman" w:hAnsi="Times New Roman" w:asciiTheme="minorHAnsi" w:cstheme="minorBidi" w:hAnsiTheme="minorHAnsi"/>
-                <w:b w:val="false"/>
-                <w:i w:val="false"/>
-                <w:caps w:val="false"/>
-                <w:smallCaps w:val="false"/>
-                <w:sz w:val="28"/>
-                <w:szCs w:val="28"/>
-                <w:highlight w:val="none"/>
-                <w:shd w:fill="auto" w:val="clear"/>
-              </w:rPr>
-            </w:pPr>
-            <w:r>
-              <w:rPr>
-                <w:rFonts w:asciiTheme="minorHAnsi" w:cstheme="minorBidi" w:eastAsiaTheme="minorHAnsi" w:hAnsiTheme="minorHAnsi" w:ascii="Times New Roman" w:hAnsi="Times New Roman"/>
-                <w:b w:val="false"/>
-                <w:i w:val="false"/>
-                <w:caps w:val="false"/>
-                <w:smallCaps w:val="false"/>
-                <w:sz w:val="28"/>
-                <w:szCs w:val="28"/>
-                <w:shd w:fill="auto" w:val="clear"/>
+              <w:jc w:val="both"/>
+              <w:rPr>
+                <w:rFonts w:ascii="Times New Roman" w:hAnsi="Times New Roman"/>
+              </w:rPr>
+            </w:pPr>
+            <w:r>
+              <w:rPr>
+                <w:rFonts w:ascii="Times New Roman" w:hAnsi="Times New Roman"/>
               </w:rPr>
               <w:t>Информировать пользователя</w:t>
             </w:r>
@@ -4181,30 +3669,24 @@
         <w:trPr/>
         <w:tc>
           <w:tcPr>
-            <w:tcW w:w="3079" w:type="dxa"/>
-            <w:tcBorders>
-              <w:bottom w:val="single" w:sz="2" w:space="0" w:color="000000"/>
-            </w:tcBorders>
-            <w:vAlign w:val="center"/>
-          </w:tcPr>
-          <w:p>
-            <w:pPr>
-              <w:pStyle w:val="Style21"/>
+            <w:tcW w:w="3077" w:type="dxa"/>
+            <w:tcBorders>
+              <w:bottom w:val="single" w:sz="2" w:space="0" w:color="000000"/>
+            </w:tcBorders>
+            <w:vAlign w:val="center"/>
+          </w:tcPr>
+          <w:p>
+            <w:pPr>
+              <w:pStyle w:val="Style23"/>
+              <w:widowControl w:val="false"/>
               <w:spacing w:lineRule="atLeast" w:line="330"/>
-              <w:jc w:val="center"/>
+              <w:jc w:val="both"/>
               <w:rPr/>
             </w:pPr>
             <w:r>
               <w:rPr>
-                <w:rStyle w:val="Style14"/>
-                <w:rFonts w:ascii="Times New Roman" w:hAnsi="Times New Roman" w:asciiTheme="minorHAnsi" w:cstheme="minorBidi" w:hAnsiTheme="minorHAnsi"/>
-                <w:b w:val="false"/>
-                <w:i w:val="false"/>
-                <w:caps w:val="false"/>
-                <w:smallCaps w:val="false"/>
-                <w:sz w:val="28"/>
-                <w:szCs w:val="28"/>
-                <w:shd w:fill="auto" w:val="clear"/>
+                <w:rStyle w:val="Style12"/>
+                <w:rFonts w:cs="" w:ascii="Times New Roman" w:hAnsi="Times New Roman" w:cstheme="minorBidi"/>
               </w:rPr>
               <w:t>Вы уже на рабочем месте</w:t>
             </w:r>
@@ -4212,39 +3694,25 @@
         </w:tc>
         <w:tc>
           <w:tcPr>
-            <w:tcW w:w="2938" w:type="dxa"/>
-            <w:tcBorders>
-              <w:bottom w:val="single" w:sz="2" w:space="0" w:color="000000"/>
-            </w:tcBorders>
-            <w:vAlign w:val="center"/>
-          </w:tcPr>
-          <w:p>
-            <w:pPr>
-              <w:pStyle w:val="Style21"/>
+            <w:tcW w:w="2940" w:type="dxa"/>
+            <w:tcBorders>
+              <w:bottom w:val="single" w:sz="2" w:space="0" w:color="000000"/>
+            </w:tcBorders>
+            <w:vAlign w:val="center"/>
+          </w:tcPr>
+          <w:p>
+            <w:pPr>
+              <w:pStyle w:val="Style23"/>
+              <w:widowControl w:val="false"/>
               <w:spacing w:lineRule="atLeast" w:line="375"/>
-              <w:jc w:val="center"/>
-              <w:rPr>
-                <w:rFonts w:ascii="Times New Roman" w:hAnsi="Times New Roman" w:asciiTheme="minorHAnsi" w:cstheme="minorBidi" w:hAnsiTheme="minorHAnsi"/>
-                <w:b w:val="false"/>
-                <w:i w:val="false"/>
-                <w:caps w:val="false"/>
-                <w:smallCaps w:val="false"/>
-                <w:sz w:val="28"/>
-                <w:szCs w:val="28"/>
-                <w:highlight w:val="none"/>
-                <w:shd w:fill="auto" w:val="clear"/>
-              </w:rPr>
-            </w:pPr>
-            <w:r>
-              <w:rPr>
-                <w:rFonts w:asciiTheme="minorHAnsi" w:cstheme="minorBidi" w:eastAsiaTheme="minorHAnsi" w:hAnsiTheme="minorHAnsi" w:ascii="Times New Roman" w:hAnsi="Times New Roman"/>
-                <w:b w:val="false"/>
-                <w:i w:val="false"/>
-                <w:caps w:val="false"/>
-                <w:smallCaps w:val="false"/>
-                <w:sz w:val="28"/>
-                <w:szCs w:val="28"/>
-                <w:shd w:fill="auto" w:val="clear"/>
+              <w:jc w:val="both"/>
+              <w:rPr>
+                <w:rFonts w:ascii="Times New Roman" w:hAnsi="Times New Roman"/>
+              </w:rPr>
+            </w:pPr>
+            <w:r>
+              <w:rPr>
+                <w:rFonts w:ascii="Times New Roman" w:hAnsi="Times New Roman"/>
               </w:rPr>
               <w:t>Повторная фиксация прихода без ухода</w:t>
             </w:r>
@@ -4260,31 +3728,17 @@
           </w:tcPr>
           <w:p>
             <w:pPr>
-              <w:pStyle w:val="Style21"/>
+              <w:pStyle w:val="Style23"/>
+              <w:widowControl w:val="false"/>
               <w:spacing w:lineRule="atLeast" w:line="375"/>
-              <w:jc w:val="center"/>
-              <w:rPr>
-                <w:rFonts w:ascii="Times New Roman" w:hAnsi="Times New Roman" w:asciiTheme="minorHAnsi" w:cstheme="minorBidi" w:hAnsiTheme="minorHAnsi"/>
-                <w:b w:val="false"/>
-                <w:i w:val="false"/>
-                <w:caps w:val="false"/>
-                <w:smallCaps w:val="false"/>
-                <w:sz w:val="28"/>
-                <w:szCs w:val="28"/>
-                <w:highlight w:val="none"/>
-                <w:shd w:fill="auto" w:val="clear"/>
-              </w:rPr>
-            </w:pPr>
-            <w:r>
-              <w:rPr>
-                <w:rFonts w:asciiTheme="minorHAnsi" w:cstheme="minorBidi" w:eastAsiaTheme="minorHAnsi" w:hAnsiTheme="minorHAnsi" w:ascii="Times New Roman" w:hAnsi="Times New Roman"/>
-                <w:b w:val="false"/>
-                <w:i w:val="false"/>
-                <w:caps w:val="false"/>
-                <w:smallCaps w:val="false"/>
-                <w:sz w:val="28"/>
-                <w:szCs w:val="28"/>
-                <w:shd w:fill="auto" w:val="clear"/>
+              <w:jc w:val="both"/>
+              <w:rPr>
+                <w:rFonts w:ascii="Times New Roman" w:hAnsi="Times New Roman"/>
+              </w:rPr>
+            </w:pPr>
+            <w:r>
+              <w:rPr>
+                <w:rFonts w:ascii="Times New Roman" w:hAnsi="Times New Roman"/>
               </w:rPr>
               <w:t>Информировать пользователя</w:t>
             </w:r>
@@ -4295,30 +3749,24 @@
         <w:trPr/>
         <w:tc>
           <w:tcPr>
-            <w:tcW w:w="3079" w:type="dxa"/>
-            <w:tcBorders>
-              <w:bottom w:val="single" w:sz="2" w:space="0" w:color="000000"/>
-            </w:tcBorders>
-            <w:vAlign w:val="center"/>
-          </w:tcPr>
-          <w:p>
-            <w:pPr>
-              <w:pStyle w:val="Style21"/>
+            <w:tcW w:w="3077" w:type="dxa"/>
+            <w:tcBorders>
+              <w:bottom w:val="single" w:sz="2" w:space="0" w:color="000000"/>
+            </w:tcBorders>
+            <w:vAlign w:val="center"/>
+          </w:tcPr>
+          <w:p>
+            <w:pPr>
+              <w:pStyle w:val="Style23"/>
+              <w:widowControl w:val="false"/>
               <w:spacing w:lineRule="atLeast" w:line="330"/>
-              <w:jc w:val="center"/>
+              <w:jc w:val="both"/>
               <w:rPr/>
             </w:pPr>
             <w:r>
               <w:rPr>
-                <w:rStyle w:val="Style14"/>
-                <w:rFonts w:ascii="Times New Roman" w:hAnsi="Times New Roman" w:asciiTheme="minorHAnsi" w:cstheme="minorBidi" w:hAnsiTheme="minorHAnsi"/>
-                <w:b w:val="false"/>
-                <w:i w:val="false"/>
-                <w:caps w:val="false"/>
-                <w:smallCaps w:val="false"/>
-                <w:sz w:val="28"/>
-                <w:szCs w:val="28"/>
-                <w:shd w:fill="auto" w:val="clear"/>
+                <w:rStyle w:val="Style12"/>
+                <w:rFonts w:cs="" w:ascii="Times New Roman" w:hAnsi="Times New Roman" w:cstheme="minorBidi"/>
               </w:rPr>
               <w:t>Невозможно удалить график работы — он назначен сотрудникам</w:t>
             </w:r>
@@ -4326,39 +3774,25 @@
         </w:tc>
         <w:tc>
           <w:tcPr>
-            <w:tcW w:w="2938" w:type="dxa"/>
-            <w:tcBorders>
-              <w:bottom w:val="single" w:sz="2" w:space="0" w:color="000000"/>
-            </w:tcBorders>
-            <w:vAlign w:val="center"/>
-          </w:tcPr>
-          <w:p>
-            <w:pPr>
-              <w:pStyle w:val="Style21"/>
+            <w:tcW w:w="2940" w:type="dxa"/>
+            <w:tcBorders>
+              <w:bottom w:val="single" w:sz="2" w:space="0" w:color="000000"/>
+            </w:tcBorders>
+            <w:vAlign w:val="center"/>
+          </w:tcPr>
+          <w:p>
+            <w:pPr>
+              <w:pStyle w:val="Style23"/>
+              <w:widowControl w:val="false"/>
               <w:spacing w:lineRule="atLeast" w:line="375"/>
-              <w:jc w:val="center"/>
-              <w:rPr>
-                <w:rFonts w:ascii="Times New Roman" w:hAnsi="Times New Roman" w:asciiTheme="minorHAnsi" w:cstheme="minorBidi" w:hAnsiTheme="minorHAnsi"/>
-                <w:b w:val="false"/>
-                <w:i w:val="false"/>
-                <w:caps w:val="false"/>
-                <w:smallCaps w:val="false"/>
-                <w:sz w:val="28"/>
-                <w:szCs w:val="28"/>
-                <w:highlight w:val="none"/>
-                <w:shd w:fill="auto" w:val="clear"/>
-              </w:rPr>
-            </w:pPr>
-            <w:r>
-              <w:rPr>
-                <w:rFonts w:asciiTheme="minorHAnsi" w:cstheme="minorBidi" w:eastAsiaTheme="minorHAnsi" w:hAnsiTheme="minorHAnsi" w:ascii="Times New Roman" w:hAnsi="Times New Roman"/>
-                <w:b w:val="false"/>
-                <w:i w:val="false"/>
-                <w:caps w:val="false"/>
-                <w:smallCaps w:val="false"/>
-                <w:sz w:val="28"/>
-                <w:szCs w:val="28"/>
-                <w:shd w:fill="auto" w:val="clear"/>
+              <w:jc w:val="both"/>
+              <w:rPr>
+                <w:rFonts w:ascii="Times New Roman" w:hAnsi="Times New Roman"/>
+              </w:rPr>
+            </w:pPr>
+            <w:r>
+              <w:rPr>
+                <w:rFonts w:ascii="Times New Roman" w:hAnsi="Times New Roman"/>
               </w:rPr>
               <w:t>График используется сотрудниками</w:t>
             </w:r>
@@ -4374,31 +3808,17 @@
           </w:tcPr>
           <w:p>
             <w:pPr>
-              <w:pStyle w:val="Style21"/>
+              <w:pStyle w:val="Style23"/>
+              <w:widowControl w:val="false"/>
               <w:spacing w:lineRule="atLeast" w:line="375"/>
-              <w:jc w:val="center"/>
-              <w:rPr>
-                <w:rFonts w:ascii="Times New Roman" w:hAnsi="Times New Roman" w:asciiTheme="minorHAnsi" w:cstheme="minorBidi" w:hAnsiTheme="minorHAnsi"/>
-                <w:b w:val="false"/>
-                <w:i w:val="false"/>
-                <w:caps w:val="false"/>
-                <w:smallCaps w:val="false"/>
-                <w:sz w:val="28"/>
-                <w:szCs w:val="28"/>
-                <w:highlight w:val="none"/>
-                <w:shd w:fill="auto" w:val="clear"/>
-              </w:rPr>
-            </w:pPr>
-            <w:r>
-              <w:rPr>
-                <w:rFonts w:asciiTheme="minorHAnsi" w:cstheme="minorBidi" w:eastAsiaTheme="minorHAnsi" w:hAnsiTheme="minorHAnsi" w:ascii="Times New Roman" w:hAnsi="Times New Roman"/>
-                <w:b w:val="false"/>
-                <w:i w:val="false"/>
-                <w:caps w:val="false"/>
-                <w:smallCaps w:val="false"/>
-                <w:sz w:val="28"/>
-                <w:szCs w:val="28"/>
-                <w:shd w:fill="auto" w:val="clear"/>
+              <w:jc w:val="both"/>
+              <w:rPr>
+                <w:rFonts w:ascii="Times New Roman" w:hAnsi="Times New Roman"/>
+              </w:rPr>
+            </w:pPr>
+            <w:r>
+              <w:rPr>
+                <w:rFonts w:ascii="Times New Roman" w:hAnsi="Times New Roman"/>
               </w:rPr>
               <w:t>Сначала переназначить сотрудников</w:t>
             </w:r>
@@ -4410,126 +3830,61 @@
       <w:pPr>
         <w:pStyle w:val="Normal"/>
         <w:ind w:hanging="0"/>
-        <w:jc w:val="both"/>
-        <w:rPr>
-          <w:b w:val="false"/>
+        <w:rPr>
+          <w:rFonts w:ascii="Times New Roman" w:hAnsi="Times New Roman"/>
+          <w:lang w:val="en-US"/>
+        </w:rPr>
+      </w:pPr>
+      <w:r>
+        <w:rPr>
+          <w:rFonts w:ascii="Times New Roman" w:hAnsi="Times New Roman"/>
+          <w:lang w:val="en-US"/>
+        </w:rPr>
+      </w:r>
+    </w:p>
+    <w:p>
+      <w:pPr>
+        <w:pStyle w:val="Normal"/>
+        <w:ind w:hanging="0"/>
+        <w:jc w:val="center"/>
+        <w:rPr>
+          <w:rFonts w:ascii="Times New Roman" w:hAnsi="Times New Roman"/>
+        </w:rPr>
+      </w:pPr>
+      <w:r>
+        <w:rPr>
+          <w:rFonts w:ascii="Times New Roman" w:hAnsi="Times New Roman"/>
+          <w:b/>
+          <w:bCs/>
+          <w:lang w:val="en-US"/>
+        </w:rPr>
+        <w:t xml:space="preserve">Таблица 5. </w:t>
+      </w:r>
+      <w:r>
+        <w:rPr>
+          <w:rFonts w:ascii="Times New Roman" w:hAnsi="Times New Roman"/>
           <w:b w:val="false"/>
           <w:bCs w:val="false"/>
           <w:lang w:val="en-US"/>
         </w:rPr>
-      </w:pPr>
-      <w:r>
-        <w:rPr>
-          <w:b w:val="false"/>
-          <w:bCs w:val="false"/>
-          <w:lang w:val="en-US"/>
-        </w:rPr>
-      </w:r>
-    </w:p>
-    <w:p>
-      <w:pPr>
-        <w:pStyle w:val="Normal"/>
+        <w:t>Сообщения, связанные с бизнес-логикой.</w:t>
+      </w:r>
+    </w:p>
+    <w:p>
+      <w:pPr>
+        <w:pStyle w:val="2"/>
         <w:ind w:hanging="0"/>
-        <w:jc w:val="center"/>
-        <w:rPr>
-          <w:b w:val="false"/>
-          <w:b w:val="false"/>
-          <w:bCs w:val="false"/>
-          <w:lang w:val="en-US"/>
-        </w:rPr>
-      </w:pPr>
-      <w:r>
-        <w:rPr>
+        <w:rPr>
+          <w:rFonts w:ascii="Times New Roman" w:hAnsi="Times New Roman"/>
+        </w:rPr>
+      </w:pPr>
+      <w:r>
+        <w:rPr>
+          <w:rFonts w:ascii="Times New Roman" w:hAnsi="Times New Roman"/>
           <w:b/>
           <w:bCs/>
-          <w:lang w:val="ru-RU"/>
-        </w:rPr>
-        <w:t>Таблица</w:t>
-      </w:r>
-      <w:r>
-        <w:rPr>
-          <w:b/>
-          <w:bCs/>
-          <w:lang w:val="en-US"/>
-        </w:rPr>
-        <w:t xml:space="preserve"> </w:t>
-      </w:r>
-      <w:r>
-        <w:rPr>
-          <w:b/>
-          <w:bCs/>
-          <w:lang w:val="en-US"/>
-        </w:rPr>
-        <w:t>5</w:t>
-      </w:r>
-      <w:r>
-        <w:rPr>
-          <w:b/>
-          <w:bCs/>
-          <w:lang w:val="en-US"/>
-        </w:rPr>
-        <w:t>.</w:t>
-      </w:r>
-      <w:r>
-        <w:rPr>
-          <w:b w:val="false"/>
-          <w:bCs w:val="false"/>
-          <w:lang w:val="en-US"/>
-        </w:rPr>
-        <w:t xml:space="preserve"> </w:t>
-      </w:r>
-      <w:r>
-        <w:rPr>
-          <w:b w:val="false"/>
-          <w:bCs w:val="false"/>
-          <w:lang w:val="ru-RU"/>
-        </w:rPr>
-        <w:t>Сообщения, связанные с бизнес-логикой.</w:t>
-      </w:r>
-    </w:p>
-    <w:p>
-      <w:pPr>
-        <w:pStyle w:val="Normal"/>
-        <w:ind w:hanging="0"/>
-        <w:jc w:val="center"/>
-        <w:rPr>
-          <w:lang w:val="ru-RU"/>
-        </w:rPr>
-      </w:pPr>
-      <w:r>
-        <w:rPr>
-          <w:b w:val="false"/>
-          <w:bCs w:val="false"/>
-          <w:lang w:val="en-US"/>
-        </w:rPr>
-      </w:r>
-    </w:p>
-    <w:p>
-      <w:pPr>
-        <w:pStyle w:val="Normal"/>
-        <w:ind w:hanging="0"/>
-        <w:jc w:val="both"/>
-        <w:rPr>
-          <w:b w:val="false"/>
-          <w:b w:val="false"/>
-          <w:bCs w:val="false"/>
-          <w:lang w:val="en-US"/>
-        </w:rPr>
-      </w:pPr>
-      <w:r>
-        <w:rPr>
-          <w:b w:val="false"/>
-          <w:bCs w:val="false"/>
-          <w:lang w:val="ru-RU"/>
         </w:rPr>
         <w:tab/>
-      </w:r>
-      <w:r>
-        <w:rPr>
-          <w:b/>
-          <w:bCs/>
-          <w:lang w:val="ru-RU"/>
-        </w:rPr>
         <w:t xml:space="preserve">Общие рекомендации по диагностике: </w:t>
       </w:r>
     </w:p>
@@ -4540,12 +3895,13 @@
           <w:ilvl w:val="0"/>
           <w:numId w:val="8"/>
         </w:numPr>
-        <w:jc w:val="both"/>
-        <w:rPr/>
-      </w:pPr>
-      <w:r>
-        <w:rPr>
-          <w:lang w:val="ru-RU"/>
+        <w:rPr>
+          <w:rFonts w:ascii="Times New Roman" w:hAnsi="Times New Roman"/>
+        </w:rPr>
+      </w:pPr>
+      <w:r>
+        <w:rPr>
+          <w:rFonts w:ascii="Times New Roman" w:hAnsi="Times New Roman"/>
         </w:rPr>
         <w:t xml:space="preserve">При возникновении ошибки проверьте журнал аудита в интерфейсе администратора. </w:t>
       </w:r>
@@ -4557,12 +3913,13 @@
           <w:ilvl w:val="0"/>
           <w:numId w:val="8"/>
         </w:numPr>
-        <w:jc w:val="both"/>
-        <w:rPr/>
-      </w:pPr>
-      <w:r>
-        <w:rPr>
-          <w:lang w:val="ru-RU"/>
+        <w:rPr>
+          <w:rFonts w:ascii="Times New Roman" w:hAnsi="Times New Roman"/>
+        </w:rPr>
+      </w:pPr>
+      <w:r>
+        <w:rPr>
+          <w:rFonts w:ascii="Times New Roman" w:hAnsi="Times New Roman"/>
         </w:rPr>
         <w:t xml:space="preserve">Проверьте файловые логи в каталоге Logs/. </w:t>
       </w:r>
@@ -4574,106 +3931,66 @@
           <w:ilvl w:val="0"/>
           <w:numId w:val="8"/>
         </w:numPr>
-        <w:jc w:val="both"/>
-        <w:rPr/>
-      </w:pPr>
-      <w:r>
-        <w:rPr>
-          <w:lang w:val="ru-RU"/>
+        <w:rPr>
+          <w:rFonts w:ascii="Times New Roman" w:hAnsi="Times New Roman"/>
+        </w:rPr>
+      </w:pPr>
+      <w:r>
+        <w:rPr>
+          <w:rFonts w:ascii="Times New Roman" w:hAnsi="Times New Roman"/>
+          <w:b w:val="false"/>
+          <w:bCs w:val="false"/>
         </w:rPr>
         <w:t>Для ошибок HTTP-запросов используйте инструменты разработчика в браузере (вкладка Network).</w:t>
       </w:r>
     </w:p>
     <w:p>
       <w:pPr>
-        <w:pStyle w:val="Normal"/>
-        <w:jc w:val="both"/>
-        <w:rPr>
-          <w:b/>
+        <w:pStyle w:val="2"/>
+        <w:ind w:hanging="0"/>
+        <w:rPr>
+          <w:rFonts w:ascii="Times New Roman" w:hAnsi="Times New Roman"/>
+        </w:rPr>
+      </w:pPr>
+      <w:r>
+        <w:rPr>
+          <w:rFonts w:ascii="Times New Roman" w:hAnsi="Times New Roman"/>
           <w:b/>
           <w:bCs/>
         </w:rPr>
-      </w:pPr>
-      <w:r>
-        <w:rPr>
+        <w:t>4</w:t>
+      </w:r>
+      <w:bookmarkStart w:id="12" w:name="_Toc2294805871"/>
+      <w:r>
+        <w:rPr>
+          <w:rFonts w:ascii="Times New Roman" w:hAnsi="Times New Roman"/>
           <w:b/>
           <w:bCs/>
+        </w:rPr>
+        <w:t xml:space="preserve">.6 </w:t>
+      </w:r>
+      <w:bookmarkEnd w:id="12"/>
+      <w:r>
+        <w:rPr>
+          <w:rFonts w:ascii="Times New Roman" w:hAnsi="Times New Roman"/>
+          <w:b/>
+          <w:bCs/>
+        </w:rPr>
+        <w:t>Перечень файлов программы на носителе</w:t>
+      </w:r>
+    </w:p>
+    <w:p>
+      <w:pPr>
+        <w:pStyle w:val="Normal"/>
+        <w:rPr>
+          <w:rFonts w:ascii="Times New Roman" w:hAnsi="Times New Roman"/>
           <w:lang w:val="ru-RU"/>
         </w:rPr>
-        <w:t>4.6 Перечень файлов программы на носителе</w:t>
-      </w:r>
-    </w:p>
-    <w:p>
-      <w:pPr>
-        <w:pStyle w:val="Normal"/>
-        <w:jc w:val="both"/>
-        <w:rPr>
-          <w:b w:val="false"/>
-          <w:b w:val="false"/>
-          <w:bCs w:val="false"/>
-        </w:rPr>
-      </w:pPr>
-      <w:r>
-        <w:rPr>
-          <w:b w:val="false"/>
-          <w:bCs w:val="false"/>
-        </w:rPr>
-        <w:t xml:space="preserve">При передаче программы в эксплуатацию состав файлов на электронном носителе должен включать </w:t>
-      </w:r>
-      <w:r>
-        <w:rPr>
-          <w:b w:val="false"/>
-          <w:bCs w:val="false"/>
+      </w:pPr>
+      <w:r>
+        <w:rPr>
+          <w:rFonts w:ascii="Times New Roman" w:hAnsi="Times New Roman"/>
           <w:lang w:val="ru-RU"/>
-        </w:rPr>
-        <w:t>(С</w:t>
-      </w:r>
-      <w:r>
-        <w:rPr>
-          <w:b w:val="false"/>
-          <w:bCs w:val="false"/>
-          <w:lang w:val="ru-RU"/>
-        </w:rPr>
-        <w:t xml:space="preserve">м. Таблица </w:t>
-      </w:r>
-      <w:r>
-        <w:rPr>
-          <w:b w:val="false"/>
-          <w:bCs w:val="false"/>
-          <w:lang w:val="en-US"/>
-        </w:rPr>
-        <w:t>6</w:t>
-      </w:r>
-      <w:r>
-        <w:rPr>
-          <w:b w:val="false"/>
-          <w:bCs w:val="false"/>
-          <w:lang w:val="ru-RU"/>
-        </w:rPr>
-        <w:t>)</w:t>
-      </w:r>
-      <w:r>
-        <w:rPr>
-          <w:b w:val="false"/>
-          <w:bCs w:val="false"/>
-        </w:rPr>
-        <w:t>:</w:t>
-      </w:r>
-    </w:p>
-    <w:p>
-      <w:pPr>
-        <w:pStyle w:val="Normal"/>
-        <w:jc w:val="both"/>
-        <w:rPr>
-          <w:b w:val="false"/>
-          <w:b w:val="false"/>
-          <w:bCs w:val="false"/>
-        </w:rPr>
-      </w:pPr>
-      <w:r>
-        <w:rPr>
-          <w:b w:val="false"/>
-          <w:bCs w:val="false"/>
         </w:rPr>
       </w:r>
     </w:p>
@@ -4689,9 +4006,10 @@
           <w:bottom w:w="150" w:type="dxa"/>
           <w:right w:w="0" w:type="dxa"/>
         </w:tblCellMar>
+        <w:tblLook w:firstRow="1" w:noVBand="1" w:lastRow="0" w:firstColumn="1" w:lastColumn="0" w:noHBand="0" w:val="04a0"/>
       </w:tblPr>
       <w:tblGrid>
-        <w:gridCol w:w="3568"/>
+        <w:gridCol w:w="3567"/>
         <w:gridCol w:w="5458"/>
       </w:tblGrid>
       <w:tr>
@@ -4700,39 +4018,25 @@
         </w:trPr>
         <w:tc>
           <w:tcPr>
-            <w:tcW w:w="3568" w:type="dxa"/>
-            <w:tcBorders>
-              <w:bottom w:val="single" w:sz="2" w:space="0" w:color="000000"/>
-            </w:tcBorders>
-            <w:vAlign w:val="center"/>
-          </w:tcPr>
-          <w:p>
-            <w:pPr>
-              <w:pStyle w:val="Style22"/>
+            <w:tcW w:w="3567" w:type="dxa"/>
+            <w:tcBorders>
+              <w:bottom w:val="single" w:sz="2" w:space="0" w:color="000000"/>
+            </w:tcBorders>
+            <w:vAlign w:val="center"/>
+          </w:tcPr>
+          <w:p>
+            <w:pPr>
+              <w:pStyle w:val="Style24"/>
+              <w:widowControl w:val="false"/>
               <w:spacing w:lineRule="atLeast" w:line="375"/>
-              <w:jc w:val="both"/>
-              <w:rPr>
-                <w:rFonts w:ascii="Times New Roman" w:hAnsi="Times New Roman" w:asciiTheme="minorHAnsi" w:cstheme="minorBidi" w:hAnsiTheme="minorHAnsi"/>
-                <w:b/>
-                <w:i w:val="false"/>
-                <w:caps w:val="false"/>
-                <w:smallCaps w:val="false"/>
-                <w:sz w:val="28"/>
-                <w:szCs w:val="28"/>
-                <w:highlight w:val="none"/>
-                <w:shd w:fill="auto" w:val="clear"/>
-              </w:rPr>
-            </w:pPr>
-            <w:r>
-              <w:rPr>
-                <w:rFonts w:asciiTheme="minorHAnsi" w:cstheme="minorBidi" w:eastAsiaTheme="minorHAnsi" w:hAnsiTheme="minorHAnsi" w:ascii="Times New Roman" w:hAnsi="Times New Roman"/>
-                <w:b/>
-                <w:i w:val="false"/>
-                <w:caps w:val="false"/>
-                <w:smallCaps w:val="false"/>
-                <w:sz w:val="28"/>
-                <w:szCs w:val="28"/>
-                <w:shd w:fill="auto" w:val="clear"/>
+              <w:jc w:val="center"/>
+              <w:rPr>
+                <w:rFonts w:ascii="Times New Roman" w:hAnsi="Times New Roman"/>
+              </w:rPr>
+            </w:pPr>
+            <w:r>
+              <w:rPr>
+                <w:rFonts w:ascii="Times New Roman" w:hAnsi="Times New Roman"/>
               </w:rPr>
               <w:t>Каталог/Файл</w:t>
             </w:r>
@@ -4748,31 +4052,17 @@
           </w:tcPr>
           <w:p>
             <w:pPr>
-              <w:pStyle w:val="Style22"/>
+              <w:pStyle w:val="Style24"/>
+              <w:widowControl w:val="false"/>
               <w:spacing w:lineRule="atLeast" w:line="375"/>
-              <w:jc w:val="both"/>
-              <w:rPr>
-                <w:rFonts w:ascii="Times New Roman" w:hAnsi="Times New Roman" w:asciiTheme="minorHAnsi" w:cstheme="minorBidi" w:hAnsiTheme="minorHAnsi"/>
-                <w:b/>
-                <w:i w:val="false"/>
-                <w:caps w:val="false"/>
-                <w:smallCaps w:val="false"/>
-                <w:sz w:val="28"/>
-                <w:szCs w:val="28"/>
-                <w:highlight w:val="none"/>
-                <w:shd w:fill="auto" w:val="clear"/>
-              </w:rPr>
-            </w:pPr>
-            <w:r>
-              <w:rPr>
-                <w:rFonts w:asciiTheme="minorHAnsi" w:cstheme="minorBidi" w:eastAsiaTheme="minorHAnsi" w:hAnsiTheme="minorHAnsi" w:ascii="Times New Roman" w:hAnsi="Times New Roman"/>
-                <w:b/>
-                <w:i w:val="false"/>
-                <w:caps w:val="false"/>
-                <w:smallCaps w:val="false"/>
-                <w:sz w:val="28"/>
-                <w:szCs w:val="28"/>
-                <w:shd w:fill="auto" w:val="clear"/>
+              <w:jc w:val="center"/>
+              <w:rPr>
+                <w:rFonts w:ascii="Times New Roman" w:hAnsi="Times New Roman"/>
+              </w:rPr>
+            </w:pPr>
+            <w:r>
+              <w:rPr>
+                <w:rFonts w:ascii="Times New Roman" w:hAnsi="Times New Roman"/>
               </w:rPr>
               <w:t>Содержимое</w:t>
             </w:r>
@@ -4783,30 +4073,24 @@
         <w:trPr/>
         <w:tc>
           <w:tcPr>
-            <w:tcW w:w="3568" w:type="dxa"/>
-            <w:tcBorders>
-              <w:bottom w:val="single" w:sz="2" w:space="0" w:color="000000"/>
-            </w:tcBorders>
-            <w:vAlign w:val="center"/>
-          </w:tcPr>
-          <w:p>
-            <w:pPr>
-              <w:pStyle w:val="Style21"/>
+            <w:tcW w:w="3567" w:type="dxa"/>
+            <w:tcBorders>
+              <w:bottom w:val="single" w:sz="2" w:space="0" w:color="000000"/>
+            </w:tcBorders>
+            <w:vAlign w:val="center"/>
+          </w:tcPr>
+          <w:p>
+            <w:pPr>
+              <w:pStyle w:val="Style23"/>
+              <w:widowControl w:val="false"/>
               <w:spacing w:lineRule="atLeast" w:line="330"/>
               <w:jc w:val="both"/>
               <w:rPr/>
             </w:pPr>
             <w:r>
               <w:rPr>
-                <w:rStyle w:val="Style14"/>
-                <w:rFonts w:ascii="Times New Roman" w:hAnsi="Times New Roman" w:asciiTheme="minorHAnsi" w:cstheme="minorBidi" w:hAnsiTheme="minorHAnsi"/>
-                <w:b w:val="false"/>
-                <w:i w:val="false"/>
-                <w:caps w:val="false"/>
-                <w:smallCaps w:val="false"/>
-                <w:sz w:val="28"/>
-                <w:szCs w:val="28"/>
-                <w:shd w:fill="auto" w:val="clear"/>
+                <w:rStyle w:val="Style12"/>
+                <w:rFonts w:cs="" w:ascii="Times New Roman" w:hAnsi="Times New Roman" w:cstheme="minorBidi"/>
               </w:rPr>
               <w:t>/publish/TimeTrackingSystem.dll</w:t>
             </w:r>
@@ -4822,31 +4106,17 @@
           </w:tcPr>
           <w:p>
             <w:pPr>
-              <w:pStyle w:val="Style21"/>
+              <w:pStyle w:val="Style23"/>
+              <w:widowControl w:val="false"/>
               <w:spacing w:lineRule="atLeast" w:line="375"/>
               <w:jc w:val="both"/>
               <w:rPr>
-                <w:rFonts w:ascii="Times New Roman" w:hAnsi="Times New Roman" w:asciiTheme="minorHAnsi" w:cstheme="minorBidi" w:hAnsiTheme="minorHAnsi"/>
-                <w:b w:val="false"/>
-                <w:i w:val="false"/>
-                <w:caps w:val="false"/>
-                <w:smallCaps w:val="false"/>
-                <w:sz w:val="28"/>
-                <w:szCs w:val="28"/>
-                <w:highlight w:val="none"/>
-                <w:shd w:fill="auto" w:val="clear"/>
-              </w:rPr>
-            </w:pPr>
-            <w:r>
-              <w:rPr>
-                <w:rFonts w:asciiTheme="minorHAnsi" w:cstheme="minorBidi" w:eastAsiaTheme="minorHAnsi" w:hAnsiTheme="minorHAnsi" w:ascii="Times New Roman" w:hAnsi="Times New Roman"/>
-                <w:b w:val="false"/>
-                <w:i w:val="false"/>
-                <w:caps w:val="false"/>
-                <w:smallCaps w:val="false"/>
-                <w:sz w:val="28"/>
-                <w:szCs w:val="28"/>
-                <w:shd w:fill="auto" w:val="clear"/>
+                <w:rFonts w:ascii="Times New Roman" w:hAnsi="Times New Roman"/>
+              </w:rPr>
+            </w:pPr>
+            <w:r>
+              <w:rPr>
+                <w:rFonts w:ascii="Times New Roman" w:hAnsi="Times New Roman"/>
               </w:rPr>
               <w:t>Основная сборка приложения</w:t>
             </w:r>
@@ -4857,30 +4127,24 @@
         <w:trPr/>
         <w:tc>
           <w:tcPr>
-            <w:tcW w:w="3568" w:type="dxa"/>
-            <w:tcBorders>
-              <w:bottom w:val="single" w:sz="2" w:space="0" w:color="000000"/>
-            </w:tcBorders>
-            <w:vAlign w:val="center"/>
-          </w:tcPr>
-          <w:p>
-            <w:pPr>
-              <w:pStyle w:val="Style21"/>
+            <w:tcW w:w="3567" w:type="dxa"/>
+            <w:tcBorders>
+              <w:bottom w:val="single" w:sz="2" w:space="0" w:color="000000"/>
+            </w:tcBorders>
+            <w:vAlign w:val="center"/>
+          </w:tcPr>
+          <w:p>
+            <w:pPr>
+              <w:pStyle w:val="Style23"/>
+              <w:widowControl w:val="false"/>
               <w:spacing w:lineRule="atLeast" w:line="330"/>
               <w:jc w:val="both"/>
               <w:rPr/>
             </w:pPr>
             <w:r>
               <w:rPr>
-                <w:rStyle w:val="Style14"/>
-                <w:rFonts w:ascii="Times New Roman" w:hAnsi="Times New Roman" w:asciiTheme="minorHAnsi" w:cstheme="minorBidi" w:hAnsiTheme="minorHAnsi"/>
-                <w:b w:val="false"/>
-                <w:i w:val="false"/>
-                <w:caps w:val="false"/>
-                <w:smallCaps w:val="false"/>
-                <w:sz w:val="28"/>
-                <w:szCs w:val="28"/>
-                <w:shd w:fill="auto" w:val="clear"/>
+                <w:rStyle w:val="Style12"/>
+                <w:rFonts w:cs="" w:ascii="Times New Roman" w:hAnsi="Times New Roman" w:cstheme="minorBidi"/>
               </w:rPr>
               <w:t>/publish/appsettings.json</w:t>
             </w:r>
@@ -4896,31 +4160,17 @@
           </w:tcPr>
           <w:p>
             <w:pPr>
-              <w:pStyle w:val="Style21"/>
+              <w:pStyle w:val="Style23"/>
+              <w:widowControl w:val="false"/>
               <w:spacing w:lineRule="atLeast" w:line="375"/>
               <w:jc w:val="both"/>
               <w:rPr>
-                <w:rFonts w:ascii="Times New Roman" w:hAnsi="Times New Roman" w:asciiTheme="minorHAnsi" w:cstheme="minorBidi" w:hAnsiTheme="minorHAnsi"/>
-                <w:b w:val="false"/>
-                <w:i w:val="false"/>
-                <w:caps w:val="false"/>
-                <w:smallCaps w:val="false"/>
-                <w:sz w:val="28"/>
-                <w:szCs w:val="28"/>
-                <w:highlight w:val="none"/>
-                <w:shd w:fill="auto" w:val="clear"/>
-              </w:rPr>
-            </w:pPr>
-            <w:r>
-              <w:rPr>
-                <w:rFonts w:asciiTheme="minorHAnsi" w:cstheme="minorBidi" w:eastAsiaTheme="minorHAnsi" w:hAnsiTheme="minorHAnsi" w:ascii="Times New Roman" w:hAnsi="Times New Roman"/>
-                <w:b w:val="false"/>
-                <w:i w:val="false"/>
-                <w:caps w:val="false"/>
-                <w:smallCaps w:val="false"/>
-                <w:sz w:val="28"/>
-                <w:szCs w:val="28"/>
-                <w:shd w:fill="auto" w:val="clear"/>
+                <w:rFonts w:ascii="Times New Roman" w:hAnsi="Times New Roman"/>
+              </w:rPr>
+            </w:pPr>
+            <w:r>
+              <w:rPr>
+                <w:rFonts w:ascii="Times New Roman" w:hAnsi="Times New Roman"/>
               </w:rPr>
               <w:t>Конфигурационный файл</w:t>
             </w:r>
@@ -4931,30 +4181,24 @@
         <w:trPr/>
         <w:tc>
           <w:tcPr>
-            <w:tcW w:w="3568" w:type="dxa"/>
-            <w:tcBorders>
-              <w:bottom w:val="single" w:sz="2" w:space="0" w:color="000000"/>
-            </w:tcBorders>
-            <w:vAlign w:val="center"/>
-          </w:tcPr>
-          <w:p>
-            <w:pPr>
-              <w:pStyle w:val="Style21"/>
+            <w:tcW w:w="3567" w:type="dxa"/>
+            <w:tcBorders>
+              <w:bottom w:val="single" w:sz="2" w:space="0" w:color="000000"/>
+            </w:tcBorders>
+            <w:vAlign w:val="center"/>
+          </w:tcPr>
+          <w:p>
+            <w:pPr>
+              <w:pStyle w:val="Style23"/>
+              <w:widowControl w:val="false"/>
               <w:spacing w:lineRule="atLeast" w:line="330"/>
               <w:jc w:val="both"/>
               <w:rPr/>
             </w:pPr>
             <w:r>
               <w:rPr>
-                <w:rStyle w:val="Style14"/>
-                <w:rFonts w:ascii="Times New Roman" w:hAnsi="Times New Roman" w:asciiTheme="minorHAnsi" w:cstheme="minorBidi" w:hAnsiTheme="minorHAnsi"/>
-                <w:b w:val="false"/>
-                <w:i w:val="false"/>
-                <w:caps w:val="false"/>
-                <w:smallCaps w:val="false"/>
-                <w:sz w:val="28"/>
-                <w:szCs w:val="28"/>
-                <w:shd w:fill="auto" w:val="clear"/>
+                <w:rStyle w:val="Style12"/>
+                <w:rFonts w:cs="" w:ascii="Times New Roman" w:hAnsi="Times New Roman" w:cstheme="minorBidi"/>
               </w:rPr>
               <w:t>/publish/wwwroot/</w:t>
             </w:r>
@@ -4970,31 +4214,17 @@
           </w:tcPr>
           <w:p>
             <w:pPr>
-              <w:pStyle w:val="Style21"/>
+              <w:pStyle w:val="Style23"/>
+              <w:widowControl w:val="false"/>
               <w:spacing w:lineRule="atLeast" w:line="375"/>
               <w:jc w:val="both"/>
               <w:rPr>
-                <w:rFonts w:ascii="Times New Roman" w:hAnsi="Times New Roman" w:asciiTheme="minorHAnsi" w:cstheme="minorBidi" w:hAnsiTheme="minorHAnsi"/>
-                <w:b w:val="false"/>
-                <w:i w:val="false"/>
-                <w:caps w:val="false"/>
-                <w:smallCaps w:val="false"/>
-                <w:sz w:val="28"/>
-                <w:szCs w:val="28"/>
-                <w:highlight w:val="none"/>
-                <w:shd w:fill="auto" w:val="clear"/>
-              </w:rPr>
-            </w:pPr>
-            <w:r>
-              <w:rPr>
-                <w:rFonts w:asciiTheme="minorHAnsi" w:cstheme="minorBidi" w:eastAsiaTheme="minorHAnsi" w:hAnsiTheme="minorHAnsi" w:ascii="Times New Roman" w:hAnsi="Times New Roman"/>
-                <w:b w:val="false"/>
-                <w:i w:val="false"/>
-                <w:caps w:val="false"/>
-                <w:smallCaps w:val="false"/>
-                <w:sz w:val="28"/>
-                <w:szCs w:val="28"/>
-                <w:shd w:fill="auto" w:val="clear"/>
+                <w:rFonts w:ascii="Times New Roman" w:hAnsi="Times New Roman"/>
+              </w:rPr>
+            </w:pPr>
+            <w:r>
+              <w:rPr>
+                <w:rFonts w:ascii="Times New Roman" w:hAnsi="Times New Roman"/>
               </w:rPr>
               <w:t>Статические ресурсы</w:t>
             </w:r>
@@ -5005,30 +4235,24 @@
         <w:trPr/>
         <w:tc>
           <w:tcPr>
-            <w:tcW w:w="3568" w:type="dxa"/>
-            <w:tcBorders>
-              <w:bottom w:val="single" w:sz="2" w:space="0" w:color="000000"/>
-            </w:tcBorders>
-            <w:vAlign w:val="center"/>
-          </w:tcPr>
-          <w:p>
-            <w:pPr>
-              <w:pStyle w:val="Style21"/>
+            <w:tcW w:w="3567" w:type="dxa"/>
+            <w:tcBorders>
+              <w:bottom w:val="single" w:sz="2" w:space="0" w:color="000000"/>
+            </w:tcBorders>
+            <w:vAlign w:val="center"/>
+          </w:tcPr>
+          <w:p>
+            <w:pPr>
+              <w:pStyle w:val="Style23"/>
+              <w:widowControl w:val="false"/>
               <w:spacing w:lineRule="atLeast" w:line="330"/>
               <w:jc w:val="both"/>
               <w:rPr/>
             </w:pPr>
             <w:r>
               <w:rPr>
-                <w:rStyle w:val="Style14"/>
-                <w:rFonts w:ascii="Times New Roman" w:hAnsi="Times New Roman" w:asciiTheme="minorHAnsi" w:cstheme="minorBidi" w:hAnsiTheme="minorHAnsi"/>
-                <w:b w:val="false"/>
-                <w:i w:val="false"/>
-                <w:caps w:val="false"/>
-                <w:smallCaps w:val="false"/>
-                <w:sz w:val="28"/>
-                <w:szCs w:val="28"/>
-                <w:shd w:fill="auto" w:val="clear"/>
+                <w:rStyle w:val="Style12"/>
+                <w:rFonts w:cs="" w:ascii="Times New Roman" w:hAnsi="Times New Roman" w:cstheme="minorBidi"/>
               </w:rPr>
               <w:t>/publish/Views/</w:t>
             </w:r>
@@ -5044,31 +4268,17 @@
           </w:tcPr>
           <w:p>
             <w:pPr>
-              <w:pStyle w:val="Style21"/>
+              <w:pStyle w:val="Style23"/>
+              <w:widowControl w:val="false"/>
               <w:spacing w:lineRule="atLeast" w:line="375"/>
               <w:jc w:val="both"/>
               <w:rPr>
-                <w:rFonts w:ascii="Times New Roman" w:hAnsi="Times New Roman" w:asciiTheme="minorHAnsi" w:cstheme="minorBidi" w:hAnsiTheme="minorHAnsi"/>
-                <w:b w:val="false"/>
-                <w:i w:val="false"/>
-                <w:caps w:val="false"/>
-                <w:smallCaps w:val="false"/>
-                <w:sz w:val="28"/>
-                <w:szCs w:val="28"/>
-                <w:highlight w:val="none"/>
-                <w:shd w:fill="auto" w:val="clear"/>
-              </w:rPr>
-            </w:pPr>
-            <w:r>
-              <w:rPr>
-                <w:rFonts w:asciiTheme="minorHAnsi" w:cstheme="minorBidi" w:eastAsiaTheme="minorHAnsi" w:hAnsiTheme="minorHAnsi" w:ascii="Times New Roman" w:hAnsi="Times New Roman"/>
-                <w:b w:val="false"/>
-                <w:i w:val="false"/>
-                <w:caps w:val="false"/>
-                <w:smallCaps w:val="false"/>
-                <w:sz w:val="28"/>
-                <w:szCs w:val="28"/>
-                <w:shd w:fill="auto" w:val="clear"/>
+                <w:rFonts w:ascii="Times New Roman" w:hAnsi="Times New Roman"/>
+              </w:rPr>
+            </w:pPr>
+            <w:r>
+              <w:rPr>
+                <w:rFonts w:ascii="Times New Roman" w:hAnsi="Times New Roman"/>
               </w:rPr>
               <w:t>Представления</w:t>
             </w:r>
@@ -5079,30 +4289,24 @@
         <w:trPr/>
         <w:tc>
           <w:tcPr>
-            <w:tcW w:w="3568" w:type="dxa"/>
-            <w:tcBorders>
-              <w:bottom w:val="single" w:sz="2" w:space="0" w:color="000000"/>
-            </w:tcBorders>
-            <w:vAlign w:val="center"/>
-          </w:tcPr>
-          <w:p>
-            <w:pPr>
-              <w:pStyle w:val="Style21"/>
+            <w:tcW w:w="3567" w:type="dxa"/>
+            <w:tcBorders>
+              <w:bottom w:val="single" w:sz="2" w:space="0" w:color="000000"/>
+            </w:tcBorders>
+            <w:vAlign w:val="center"/>
+          </w:tcPr>
+          <w:p>
+            <w:pPr>
+              <w:pStyle w:val="Style23"/>
+              <w:widowControl w:val="false"/>
               <w:spacing w:lineRule="atLeast" w:line="330"/>
               <w:jc w:val="both"/>
               <w:rPr/>
             </w:pPr>
             <w:r>
               <w:rPr>
-                <w:rStyle w:val="Style14"/>
-                <w:rFonts w:ascii="Times New Roman" w:hAnsi="Times New Roman" w:asciiTheme="minorHAnsi" w:cstheme="minorBidi" w:hAnsiTheme="minorHAnsi"/>
-                <w:b w:val="false"/>
-                <w:i w:val="false"/>
-                <w:caps w:val="false"/>
-                <w:smallCaps w:val="false"/>
-                <w:sz w:val="28"/>
-                <w:szCs w:val="28"/>
-                <w:shd w:fill="auto" w:val="clear"/>
+                <w:rStyle w:val="Style12"/>
+                <w:rFonts w:cs="" w:ascii="Times New Roman" w:hAnsi="Times New Roman" w:cstheme="minorBidi"/>
               </w:rPr>
               <w:t>/db/schema.sql</w:t>
             </w:r>
@@ -5118,31 +4322,17 @@
           </w:tcPr>
           <w:p>
             <w:pPr>
-              <w:pStyle w:val="Style21"/>
+              <w:pStyle w:val="Style23"/>
+              <w:widowControl w:val="false"/>
               <w:spacing w:lineRule="atLeast" w:line="375"/>
               <w:jc w:val="both"/>
               <w:rPr>
-                <w:rFonts w:ascii="Times New Roman" w:hAnsi="Times New Roman" w:asciiTheme="minorHAnsi" w:cstheme="minorBidi" w:hAnsiTheme="minorHAnsi"/>
-                <w:b w:val="false"/>
-                <w:i w:val="false"/>
-                <w:caps w:val="false"/>
-                <w:smallCaps w:val="false"/>
-                <w:sz w:val="28"/>
-                <w:szCs w:val="28"/>
-                <w:highlight w:val="none"/>
-                <w:shd w:fill="auto" w:val="clear"/>
-              </w:rPr>
-            </w:pPr>
-            <w:r>
-              <w:rPr>
-                <w:rFonts w:asciiTheme="minorHAnsi" w:cstheme="minorBidi" w:eastAsiaTheme="minorHAnsi" w:hAnsiTheme="minorHAnsi" w:ascii="Times New Roman" w:hAnsi="Times New Roman"/>
-                <w:b w:val="false"/>
-                <w:i w:val="false"/>
-                <w:caps w:val="false"/>
-                <w:smallCaps w:val="false"/>
-                <w:sz w:val="28"/>
-                <w:szCs w:val="28"/>
-                <w:shd w:fill="auto" w:val="clear"/>
+                <w:rFonts w:ascii="Times New Roman" w:hAnsi="Times New Roman"/>
+              </w:rPr>
+            </w:pPr>
+            <w:r>
+              <w:rPr>
+                <w:rFonts w:ascii="Times New Roman" w:hAnsi="Times New Roman"/>
               </w:rPr>
               <w:t>SQL-скрипт создания базы данных</w:t>
             </w:r>
@@ -5153,30 +4343,24 @@
         <w:trPr/>
         <w:tc>
           <w:tcPr>
-            <w:tcW w:w="3568" w:type="dxa"/>
-            <w:tcBorders>
-              <w:bottom w:val="single" w:sz="2" w:space="0" w:color="000000"/>
-            </w:tcBorders>
-            <w:vAlign w:val="center"/>
-          </w:tcPr>
-          <w:p>
-            <w:pPr>
-              <w:pStyle w:val="Style21"/>
+            <w:tcW w:w="3567" w:type="dxa"/>
+            <w:tcBorders>
+              <w:bottom w:val="single" w:sz="2" w:space="0" w:color="000000"/>
+            </w:tcBorders>
+            <w:vAlign w:val="center"/>
+          </w:tcPr>
+          <w:p>
+            <w:pPr>
+              <w:pStyle w:val="Style23"/>
+              <w:widowControl w:val="false"/>
               <w:spacing w:lineRule="atLeast" w:line="330"/>
               <w:jc w:val="both"/>
               <w:rPr/>
             </w:pPr>
             <w:r>
               <w:rPr>
-                <w:rStyle w:val="Style14"/>
-                <w:rFonts w:ascii="Times New Roman" w:hAnsi="Times New Roman" w:asciiTheme="minorHAnsi" w:cstheme="minorBidi" w:hAnsiTheme="minorHAnsi"/>
-                <w:b w:val="false"/>
-                <w:i w:val="false"/>
-                <w:caps w:val="false"/>
-                <w:smallCaps w:val="false"/>
-                <w:sz w:val="28"/>
-                <w:szCs w:val="28"/>
-                <w:shd w:fill="auto" w:val="clear"/>
+                <w:rStyle w:val="Style12"/>
+                <w:rFonts w:cs="" w:ascii="Times New Roman" w:hAnsi="Times New Roman" w:cstheme="minorBidi"/>
               </w:rPr>
               <w:t>/docs/</w:t>
             </w:r>
@@ -5192,31 +4376,17 @@
           </w:tcPr>
           <w:p>
             <w:pPr>
-              <w:pStyle w:val="Style21"/>
+              <w:pStyle w:val="Style23"/>
+              <w:widowControl w:val="false"/>
               <w:spacing w:lineRule="atLeast" w:line="375"/>
               <w:jc w:val="both"/>
               <w:rPr>
-                <w:rFonts w:ascii="Times New Roman" w:hAnsi="Times New Roman" w:asciiTheme="minorHAnsi" w:cstheme="minorBidi" w:hAnsiTheme="minorHAnsi"/>
-                <w:b w:val="false"/>
-                <w:i w:val="false"/>
-                <w:caps w:val="false"/>
-                <w:smallCaps w:val="false"/>
-                <w:sz w:val="28"/>
-                <w:szCs w:val="28"/>
-                <w:highlight w:val="none"/>
-                <w:shd w:fill="auto" w:val="clear"/>
-              </w:rPr>
-            </w:pPr>
-            <w:r>
-              <w:rPr>
-                <w:rFonts w:asciiTheme="minorHAnsi" w:cstheme="minorBidi" w:eastAsiaTheme="minorHAnsi" w:hAnsiTheme="minorHAnsi" w:ascii="Times New Roman" w:hAnsi="Times New Roman"/>
-                <w:b w:val="false"/>
-                <w:i w:val="false"/>
-                <w:caps w:val="false"/>
-                <w:smallCaps w:val="false"/>
-                <w:sz w:val="28"/>
-                <w:szCs w:val="28"/>
-                <w:shd w:fill="auto" w:val="clear"/>
+                <w:rFonts w:ascii="Times New Roman" w:hAnsi="Times New Roman"/>
+              </w:rPr>
+            </w:pPr>
+            <w:r>
+              <w:rPr>
+                <w:rFonts w:ascii="Times New Roman" w:hAnsi="Times New Roman"/>
               </w:rPr>
               <w:t>Документация (руководство системного программиста, руководство оператора)</w:t>
             </w:r>
@@ -5227,17 +4397,13 @@
     <w:p>
       <w:pPr>
         <w:pStyle w:val="Normal"/>
-        <w:jc w:val="both"/>
-        <w:rPr>
-          <w:b w:val="false"/>
-          <w:b w:val="false"/>
-          <w:bCs w:val="false"/>
-        </w:rPr>
-      </w:pPr>
-      <w:r>
-        <w:rPr>
-          <w:b w:val="false"/>
-          <w:bCs w:val="false"/>
+        <w:rPr>
+          <w:rFonts w:ascii="Times New Roman" w:hAnsi="Times New Roman"/>
+        </w:rPr>
+      </w:pPr>
+      <w:r>
+        <w:rPr>
+          <w:rFonts w:ascii="Times New Roman" w:hAnsi="Times New Roman"/>
         </w:rPr>
       </w:r>
     </w:p>
@@ -5247,67 +4413,22 @@
         <w:ind w:hanging="0"/>
         <w:jc w:val="center"/>
         <w:rPr>
-          <w:b w:val="false"/>
-          <w:b w:val="false"/>
-          <w:bCs w:val="false"/>
-          <w:lang w:val="en-US"/>
-        </w:rPr>
-      </w:pPr>
-      <w:r>
-        <w:rPr>
+          <w:rFonts w:ascii="Times New Roman" w:hAnsi="Times New Roman"/>
+        </w:rPr>
+      </w:pPr>
+      <w:r>
+        <w:rPr>
+          <w:rFonts w:ascii="Times New Roman" w:hAnsi="Times New Roman"/>
           <w:b/>
           <w:bCs/>
-          <w:lang w:val="ru-RU"/>
-        </w:rPr>
-        <w:t>Таблица</w:t>
-      </w:r>
-      <w:r>
-        <w:rPr>
-          <w:b/>
-          <w:bCs/>
-          <w:lang w:val="en-US"/>
-        </w:rPr>
-        <w:t xml:space="preserve"> </w:t>
-      </w:r>
-      <w:r>
-        <w:rPr>
-          <w:b/>
-          <w:bCs/>
-          <w:lang w:val="en-US"/>
-        </w:rPr>
-        <w:t>6</w:t>
-      </w:r>
-      <w:r>
-        <w:rPr>
-          <w:b/>
-          <w:bCs/>
-          <w:lang w:val="en-US"/>
-        </w:rPr>
-        <w:t>.</w:t>
-      </w:r>
-      <w:r>
-        <w:rPr>
-          <w:b w:val="false"/>
-          <w:bCs w:val="false"/>
-          <w:lang w:val="en-US"/>
-        </w:rPr>
-        <w:t xml:space="preserve"> </w:t>
-      </w:r>
-      <w:r>
-        <w:rPr>
-          <w:b w:val="false"/>
-          <w:bCs w:val="false"/>
-          <w:lang w:val="ru-RU"/>
-        </w:rPr>
-        <w:t>Перечень файлов при передаче программы в эксплуатацию</w:t>
-      </w:r>
-      <w:r>
-        <w:rPr>
-          <w:b w:val="false"/>
-          <w:bCs w:val="false"/>
-          <w:lang w:val="ru-RU"/>
-        </w:rPr>
-        <w:t>.</w:t>
+        </w:rPr>
+        <w:t>Таблица 6.</w:t>
+      </w:r>
+      <w:r>
+        <w:rPr>
+          <w:rFonts w:ascii="Times New Roman" w:hAnsi="Times New Roman"/>
+        </w:rPr>
+        <w:t xml:space="preserve"> Перечень файлов при передаче программы в эксплуатацию.</w:t>
       </w:r>
     </w:p>
     <w:sectPr>
@@ -5602,138 +4723,129 @@
   <w:abstractNum w:abstractNumId="3">
     <w:lvl w:ilvl="0">
       <w:start w:val="1"/>
-      <w:numFmt w:val="bullet"/>
-      <w:lvlText w:val=""/>
-      <w:lvlJc w:val="left"/>
-      <w:pPr>
-        <w:tabs>
-          <w:tab w:val="num" w:pos="720"/>
-        </w:tabs>
-        <w:ind w:left="720" w:hanging="360"/>
-      </w:pPr>
-      <w:rPr>
-        <w:rFonts w:ascii="Symbol" w:hAnsi="Symbol" w:cs="Symbol" w:hint="default"/>
-      </w:rPr>
+      <w:numFmt w:val="none"/>
+      <w:suff w:val="nothing"/>
+      <w:lvlText w:val=""/>
+      <w:lvlJc w:val="left"/>
+      <w:pPr>
+        <w:tabs>
+          <w:tab w:val="num" w:pos="0"/>
+        </w:tabs>
+        <w:ind w:left="0" w:hanging="0"/>
+      </w:pPr>
+      <w:rPr/>
     </w:lvl>
     <w:lvl w:ilvl="1">
       <w:start w:val="1"/>
-      <w:numFmt w:val="bullet"/>
-      <w:lvlText w:val="◦"/>
-      <w:lvlJc w:val="left"/>
-      <w:pPr>
-        <w:tabs>
-          <w:tab w:val="num" w:pos="1080"/>
-        </w:tabs>
-        <w:ind w:left="1080" w:hanging="360"/>
-      </w:pPr>
-      <w:rPr>
-        <w:rFonts w:ascii="OpenSymbol" w:hAnsi="OpenSymbol" w:cs="OpenSymbol" w:hint="default"/>
-      </w:rPr>
+      <w:numFmt w:val="none"/>
+      <w:suff w:val="nothing"/>
+      <w:lvlText w:val=""/>
+      <w:lvlJc w:val="left"/>
+      <w:pPr>
+        <w:tabs>
+          <w:tab w:val="num" w:pos="0"/>
+        </w:tabs>
+        <w:ind w:left="0" w:hanging="0"/>
+      </w:pPr>
+      <w:rPr/>
     </w:lvl>
     <w:lvl w:ilvl="2">
       <w:start w:val="1"/>
-      <w:numFmt w:val="bullet"/>
-      <w:lvlText w:val="▪"/>
-      <w:lvlJc w:val="left"/>
-      <w:pPr>
-        <w:tabs>
-          <w:tab w:val="num" w:pos="1440"/>
-        </w:tabs>
-        <w:ind w:left="1440" w:hanging="360"/>
-      </w:pPr>
-      <w:rPr>
-        <w:rFonts w:ascii="OpenSymbol" w:hAnsi="OpenSymbol" w:cs="OpenSymbol" w:hint="default"/>
-      </w:rPr>
+      <w:numFmt w:val="none"/>
+      <w:suff w:val="nothing"/>
+      <w:lvlText w:val=""/>
+      <w:lvlJc w:val="left"/>
+      <w:pPr>
+        <w:tabs>
+          <w:tab w:val="num" w:pos="0"/>
+        </w:tabs>
+        <w:ind w:left="0" w:hanging="0"/>
+      </w:pPr>
+      <w:rPr/>
     </w:lvl>
     <w:lvl w:ilvl="3">
       <w:start w:val="1"/>
-      <w:numFmt w:val="bullet"/>
-      <w:lvlText w:val=""/>
-      <w:lvlJc w:val="left"/>
-      <w:pPr>
-        <w:tabs>
-          <w:tab w:val="num" w:pos="1800"/>
-        </w:tabs>
-        <w:ind w:left="1800" w:hanging="360"/>
-      </w:pPr>
-      <w:rPr>
-        <w:rFonts w:ascii="Symbol" w:hAnsi="Symbol" w:cs="Symbol" w:hint="default"/>
-      </w:rPr>
+      <w:numFmt w:val="none"/>
+      <w:suff w:val="nothing"/>
+      <w:lvlText w:val=""/>
+      <w:lvlJc w:val="left"/>
+      <w:pPr>
+        <w:tabs>
+          <w:tab w:val="num" w:pos="0"/>
+        </w:tabs>
+        <w:ind w:left="0" w:hanging="0"/>
+      </w:pPr>
+      <w:rPr/>
     </w:lvl>
     <w:lvl w:ilvl="4">
       <w:start w:val="1"/>
-      <w:numFmt w:val="bullet"/>
-      <w:lvlText w:val="◦"/>
-      <w:lvlJc w:val="left"/>
-      <w:pPr>
-        <w:tabs>
-          <w:tab w:val="num" w:pos="2160"/>
-        </w:tabs>
-        <w:ind w:left="2160" w:hanging="360"/>
-      </w:pPr>
-      <w:rPr>
-        <w:rFonts w:ascii="OpenSymbol" w:hAnsi="OpenSymbol" w:cs="OpenSymbol" w:hint="default"/>
-      </w:rPr>
+      <w:numFmt w:val="none"/>
+      <w:suff w:val="nothing"/>
+      <w:lvlText w:val=""/>
+      <w:lvlJc w:val="left"/>
+      <w:pPr>
+        <w:tabs>
+          <w:tab w:val="num" w:pos="0"/>
+        </w:tabs>
+        <w:ind w:left="0" w:hanging="0"/>
+      </w:pPr>
+      <w:rPr/>
     </w:lvl>
     <w:lvl w:ilvl="5">
       <w:start w:val="1"/>
-      <w:numFmt w:val="bullet"/>
-      <w:lvlText w:val="▪"/>
-      <w:lvlJc w:val="left"/>
-      <w:pPr>
-        <w:tabs>
-          <w:tab w:val="num" w:pos="2520"/>
-        </w:tabs>
-        <w:ind w:left="2520" w:hanging="360"/>
-      </w:pPr>
-      <w:rPr>
-        <w:rFonts w:ascii="OpenSymbol" w:hAnsi="OpenSymbol" w:cs="OpenSymbol" w:hint="default"/>
-      </w:rPr>
+      <w:numFmt w:val="none"/>
+      <w:suff w:val="nothing"/>
+      <w:lvlText w:val=""/>
+      <w:lvlJc w:val="left"/>
+      <w:pPr>
+        <w:tabs>
+          <w:tab w:val="num" w:pos="0"/>
+        </w:tabs>
+        <w:ind w:left="0" w:hanging="0"/>
+      </w:pPr>
+      <w:rPr/>
     </w:lvl>
     <w:lvl w:ilvl="6">
       <w:start w:val="1"/>
-      <w:numFmt w:val="bullet"/>
-      <w:lvlText w:val=""/>
-      <w:lvlJc w:val="left"/>
-      <w:pPr>
-        <w:tabs>
-          <w:tab w:val="num" w:pos="2880"/>
-        </w:tabs>
-        <w:ind w:left="2880" w:hanging="360"/>
-      </w:pPr>
-      <w:rPr>
-        <w:rFonts w:ascii="Symbol" w:hAnsi="Symbol" w:cs="Symbol" w:hint="default"/>
-      </w:rPr>
+      <w:numFmt w:val="none"/>
+      <w:suff w:val="nothing"/>
+      <w:lvlText w:val=""/>
+      <w:lvlJc w:val="left"/>
+      <w:pPr>
+        <w:tabs>
+          <w:tab w:val="num" w:pos="0"/>
+        </w:tabs>
+        <w:ind w:left="0" w:hanging="0"/>
+      </w:pPr>
+      <w:rPr/>
     </w:lvl>
     <w:lvl w:ilvl="7">
       <w:start w:val="1"/>
-      <w:numFmt w:val="bullet"/>
-      <w:lvlText w:val="◦"/>
-      <w:lvlJc w:val="left"/>
-      <w:pPr>
-        <w:tabs>
-          <w:tab w:val="num" w:pos="3240"/>
-        </w:tabs>
-        <w:ind w:left="3240" w:hanging="360"/>
-      </w:pPr>
-      <w:rPr>
-        <w:rFonts w:ascii="OpenSymbol" w:hAnsi="OpenSymbol" w:cs="OpenSymbol" w:hint="default"/>
-      </w:rPr>
+      <w:numFmt w:val="none"/>
+      <w:suff w:val="nothing"/>
+      <w:lvlText w:val=""/>
+      <w:lvlJc w:val="left"/>
+      <w:pPr>
+        <w:tabs>
+          <w:tab w:val="num" w:pos="0"/>
+        </w:tabs>
+        <w:ind w:left="0" w:hanging="0"/>
+      </w:pPr>
+      <w:rPr/>
     </w:lvl>
     <w:lvl w:ilvl="8">
       <w:start w:val="1"/>
-      <w:numFmt w:val="bullet"/>
-      <w:lvlText w:val="▪"/>
-      <w:lvlJc w:val="left"/>
-      <w:pPr>
-        <w:tabs>
-          <w:tab w:val="num" w:pos="3600"/>
-        </w:tabs>
-        <w:ind w:left="3600" w:hanging="360"/>
-      </w:pPr>
-      <w:rPr>
-        <w:rFonts w:ascii="OpenSymbol" w:hAnsi="OpenSymbol" w:cs="OpenSymbol" w:hint="default"/>
-      </w:rPr>
+      <w:numFmt w:val="none"/>
+      <w:suff w:val="nothing"/>
+      <w:lvlText w:val=""/>
+      <w:lvlJc w:val="left"/>
+      <w:pPr>
+        <w:tabs>
+          <w:tab w:val="num" w:pos="0"/>
+        </w:tabs>
+        <w:ind w:left="0" w:hanging="0"/>
+      </w:pPr>
+      <w:rPr/>
     </w:lvl>
   </w:abstractNum>
   <w:abstractNum w:abstractNumId="4">
@@ -6360,7 +5472,6 @@
     </w:lvl>
     <w:lvl w:ilvl="2">
       <w:start w:val="1"/>
-      <w:pStyle w:val="3"/>
       <w:numFmt w:val="none"/>
       <w:suff w:val="nothing"/>
       <w:lvlText w:val=""/>
@@ -6498,7 +5609,7 @@
       </w:pPr>
     </w:pPrDefault>
   </w:docDefaults>
-  <w:latentStyles w:defLockedState="0" w:defUIPriority="99" w:defSemiHidden="0" w:defUnhideWhenUsed="0" w:defQFormat="0" w:count="371">
+  <w:latentStyles w:defLockedState="0" w:defUIPriority="99" w:defSemiHidden="0" w:defUnhideWhenUsed="0" w:defQFormat="0" w:count="375">
     <w:lsdException w:name="Normal" w:uiPriority="0" w:qFormat="1"/>
     <w:lsdException w:name="heading 1" w:uiPriority="9" w:qFormat="1"/>
     <w:lsdException w:name="heading 2" w:uiPriority="9" w:semiHidden="1" w:unhideWhenUsed="1" w:qFormat="1"/>
@@ -6604,7 +5715,6 @@
     <w:lsdException w:name="HTML Sample" w:semiHidden="1" w:unhideWhenUsed="1"/>
     <w:lsdException w:name="HTML Typewriter" w:semiHidden="1" w:unhideWhenUsed="1"/>
     <w:lsdException w:name="HTML Variable" w:semiHidden="1" w:unhideWhenUsed="1"/>
-    <w:lsdException w:name="Normal Table" w:semiHidden="1" w:unhideWhenUsed="1"/>
     <w:lsdException w:name="annotation subject" w:semiHidden="1" w:unhideWhenUsed="1"/>
     <w:lsdException w:name="No List" w:semiHidden="1" w:unhideWhenUsed="1"/>
     <w:lsdException w:name="Outline List 1" w:semiHidden="1" w:unhideWhenUsed="1"/>
@@ -6648,10 +5758,8 @@
     <w:lsdException w:name="Table Elegant" w:semiHidden="1" w:unhideWhenUsed="1"/>
     <w:lsdException w:name="Table Professional" w:semiHidden="1" w:unhideWhenUsed="1"/>
     <w:lsdException w:name="Table Subtle 1" w:semiHidden="1" w:unhideWhenUsed="1"/>
-    <w:lsdException w:name="Table Subtle 2" w:semiHidden="1" w:unhideWhenUsed="1"/>
     <w:lsdException w:name="Table Web 1" w:semiHidden="1" w:unhideWhenUsed="1"/>
     <w:lsdException w:name="Table Web 2" w:semiHidden="1" w:unhideWhenUsed="1"/>
-    <w:lsdException w:name="Table Web 3" w:semiHidden="1" w:unhideWhenUsed="1"/>
     <w:lsdException w:name="Balloon Text" w:semiHidden="1" w:unhideWhenUsed="1"/>
     <w:lsdException w:name="Table Grid" w:uiPriority="39"/>
     <w:lsdException w:name="Table Theme" w:semiHidden="1" w:unhideWhenUsed="1"/>
@@ -6870,18 +5978,21 @@
     <w:lsdException w:name="List Table 5 Dark Accent 6" w:uiPriority="50"/>
     <w:lsdException w:name="List Table 6 Colorful Accent 6" w:uiPriority="51"/>
     <w:lsdException w:name="List Table 7 Colorful Accent 6" w:uiPriority="52"/>
+    <w:lsdException w:name="Mention" w:semiHidden="1" w:unhideWhenUsed="1"/>
+    <w:lsdException w:name="Smart Hyperlink" w:semiHidden="1" w:unhideWhenUsed="1"/>
+    <w:lsdException w:name="Hashtag" w:semiHidden="1" w:unhideWhenUsed="1"/>
+    <w:lsdException w:name="Unresolved Mention" w:semiHidden="1" w:unhideWhenUsed="1"/>
   </w:latentStyles>
   <w:style w:type="paragraph" w:styleId="Normal" w:default="1">
     <w:name w:val="Normal"/>
-    <w:uiPriority w:val="0"/>
     <w:qFormat/>
-    <w:rsid w:val="6df6a75b"/>
+    <w:rsid w:val="00ea560f"/>
     <w:pPr>
       <w:widowControl/>
       <w:suppressAutoHyphens w:val="true"/>
       <w:bidi w:val="0"/>
-      <w:spacing w:lineRule="auto" w:line="276" w:before="0" w:afterAutospacing="0" w:after="0"/>
-      <w:ind w:firstLine="720"/>
+      <w:spacing w:lineRule="auto" w:line="360" w:before="0" w:after="0"/>
+      <w:ind w:firstLine="709"/>
       <w:jc w:val="both"/>
     </w:pPr>
     <w:rPr>
@@ -6897,22 +6008,23 @@
     <w:name w:val="Heading 1"/>
     <w:basedOn w:val="Normal"/>
     <w:next w:val="Normal"/>
-    <w:link w:val="Heading1Char"/>
+    <w:link w:val="11"/>
     <w:uiPriority w:val="9"/>
     <w:qFormat/>
-    <w:rsid w:val="6df6a75b"/>
+    <w:rsid w:val="00ea560f"/>
     <w:pPr>
       <w:keepNext w:val="true"/>
       <w:keepLines/>
-      <w:spacing w:beforeAutospacing="0" w:before="0" w:after="0"/>
+      <w:pageBreakBefore/>
+      <w:spacing w:before="240" w:after="240"/>
+      <w:ind w:hanging="0"/>
       <w:jc w:val="center"/>
       <w:outlineLvl w:val="0"/>
     </w:pPr>
     <w:rPr>
-      <w:rFonts w:cs="Times New Roman" w:cstheme="minorAscii"/>
       <w:b/>
       <w:bCs/>
-      <w:color w:val="auto"/>
+      <w:caps/>
     </w:rPr>
   </w:style>
   <w:style w:type="paragraph" w:styleId="2">
@@ -6922,35 +6034,36 @@
     <w:uiPriority w:val="9"/>
     <w:unhideWhenUsed/>
     <w:qFormat/>
-    <w:rsid w:val="6df6a75b"/>
+    <w:rsid w:val="00ea560f"/>
     <w:pPr>
       <w:keepNext w:val="true"/>
       <w:keepLines/>
-      <w:spacing w:beforeAutospacing="0" w:before="0" w:after="0"/>
+      <w:spacing w:before="240" w:after="240"/>
       <w:outlineLvl w:val="1"/>
     </w:pPr>
     <w:rPr>
-      <w:rFonts w:cs="Times New Roman" w:cstheme="minorAscii"/>
       <w:b/>
       <w:bCs/>
-      <w:color w:val="auto"/>
     </w:rPr>
   </w:style>
   <w:style w:type="paragraph" w:styleId="3">
     <w:name w:val="Heading 3"/>
-    <w:basedOn w:val="Style16"/>
-    <w:next w:val="Style17"/>
+    <w:basedOn w:val="Normal"/>
+    <w:next w:val="Normal"/>
+    <w:link w:val="31"/>
+    <w:uiPriority w:val="9"/>
+    <w:unhideWhenUsed/>
     <w:qFormat/>
+    <w:rsid w:val="00ea560f"/>
     <w:pPr>
-      <w:spacing w:before="140" w:after="120"/>
+      <w:keepNext w:val="true"/>
+      <w:keepLines/>
+      <w:spacing w:before="240" w:after="240"/>
       <w:outlineLvl w:val="2"/>
     </w:pPr>
     <w:rPr>
-      <w:rFonts w:ascii="Liberation Serif" w:hAnsi="Liberation Serif" w:eastAsia="Segoe UI" w:cs="Tahoma"/>
-      <w:b/>
-      <w:bCs/>
-      <w:sz w:val="28"/>
-      <w:szCs w:val="28"/>
+      <w:rFonts w:ascii="Times New Roman" w:hAnsi="Times New Roman" w:eastAsia="" w:cs="" w:cstheme="majorBidi" w:eastAsiaTheme="majorEastAsia"/>
+      <w:szCs w:val="24"/>
     </w:rPr>
   </w:style>
   <w:style w:type="character" w:styleId="DefaultParagraphFont" w:default="1">
@@ -6961,60 +6074,65 @@
     <w:qFormat/>
     <w:rPr/>
   </w:style>
-  <w:style w:type="character" w:styleId="Heading1Char" w:customStyle="1">
-    <w:name w:val="Heading 1 Char"/>
+  <w:style w:type="character" w:styleId="11" w:customStyle="1">
+    <w:name w:val="Заголовок 1 Знак"/>
     <w:basedOn w:val="DefaultParagraphFont"/>
     <w:uiPriority w:val="9"/>
     <w:qFormat/>
-    <w:rsid w:val="6df6a75b"/>
+    <w:rsid w:val="00ea560f"/>
     <w:rPr>
-      <w:rFonts w:ascii="Times New Roman" w:hAnsi="Times New Roman" w:eastAsia="Times New Roman" w:cs="Times New Roman" w:asciiTheme="minorAscii" w:cstheme="minorAscii" w:eastAsiaTheme="minorAscii" w:hAnsiTheme="minorAscii"/>
       <w:b/>
       <w:bCs/>
-      <w:color w:val="auto"/>
+      <w:caps/>
       <w:sz w:val="28"/>
       <w:szCs w:val="28"/>
     </w:rPr>
   </w:style>
-  <w:style w:type="character" w:styleId="Style11">
+  <w:style w:type="character" w:styleId="Style11" w:customStyle="1">
     <w:name w:val="Маркеры"/>
     <w:qFormat/>
     <w:rPr>
       <w:rFonts w:ascii="OpenSymbol" w:hAnsi="OpenSymbol" w:eastAsia="OpenSymbol" w:cs="OpenSymbol"/>
     </w:rPr>
   </w:style>
-  <w:style w:type="character" w:styleId="Style12">
-    <w:name w:val="Выделение жирным"/>
-    <w:qFormat/>
-    <w:rPr>
-      <w:b/>
-      <w:bCs/>
-    </w:rPr>
-  </w:style>
-  <w:style w:type="character" w:styleId="Style13">
-    <w:name w:val="Интернет-ссылка"/>
-    <w:rPr>
-      <w:color w:val="000080"/>
-      <w:u w:val="single"/>
-      <w:lang w:val="zxx" w:eastAsia="zxx" w:bidi="zxx"/>
-    </w:rPr>
-  </w:style>
-  <w:style w:type="character" w:styleId="Style14">
+  <w:style w:type="character" w:styleId="Style12" w:customStyle="1">
     <w:name w:val="Исходный текст"/>
     <w:qFormat/>
     <w:rPr>
       <w:rFonts w:ascii="Liberation Mono" w:hAnsi="Liberation Mono" w:eastAsia="Liberation Mono" w:cs="Liberation Mono"/>
     </w:rPr>
   </w:style>
-  <w:style w:type="character" w:styleId="Style15">
-    <w:name w:val="Символ нумерации"/>
+  <w:style w:type="character" w:styleId="31" w:customStyle="1">
+    <w:name w:val="Заголовок 3 Знак"/>
+    <w:basedOn w:val="DefaultParagraphFont"/>
+    <w:uiPriority w:val="9"/>
+    <w:qFormat/>
+    <w:rsid w:val="00ea560f"/>
+    <w:rPr>
+      <w:rFonts w:ascii="Times New Roman" w:hAnsi="Times New Roman" w:eastAsia="" w:cs="" w:cstheme="majorBidi" w:eastAsiaTheme="majorEastAsia"/>
+      <w:sz w:val="28"/>
+    </w:rPr>
+  </w:style>
+  <w:style w:type="character" w:styleId="Style13">
+    <w:name w:val="Интернет-ссылка"/>
+    <w:basedOn w:val="DefaultParagraphFont"/>
+    <w:uiPriority w:val="99"/>
+    <w:unhideWhenUsed/>
+    <w:rsid w:val="00ea560f"/>
+    <w:rPr>
+      <w:color w:val="467886" w:themeColor="hyperlink"/>
+      <w:u w:val="single"/>
+    </w:rPr>
+  </w:style>
+  <w:style w:type="character" w:styleId="Style14">
+    <w:name w:val="Ссылка указателя"/>
     <w:qFormat/>
     <w:rPr/>
   </w:style>
-  <w:style w:type="paragraph" w:styleId="Style16">
+  <w:style w:type="paragraph" w:styleId="Style15">
     <w:name w:val="Заголовок"/>
     <w:basedOn w:val="Normal"/>
-    <w:next w:val="Style17"/>
+    <w:next w:val="Style16"/>
     <w:qFormat/>
     <w:pPr>
       <w:keepNext w:val="true"/>
@@ -7026,7 +6144,7 @@
       <w:szCs w:val="28"/>
     </w:rPr>
   </w:style>
-  <w:style w:type="paragraph" w:styleId="Style17">
+  <w:style w:type="paragraph" w:styleId="Style16">
     <w:name w:val="Body Text"/>
     <w:basedOn w:val="Normal"/>
     <w:pPr>
@@ -7034,15 +6152,15 @@
     </w:pPr>
     <w:rPr/>
   </w:style>
-  <w:style w:type="paragraph" w:styleId="Style18">
+  <w:style w:type="paragraph" w:styleId="Style17">
     <w:name w:val="List"/>
-    <w:basedOn w:val="Style17"/>
+    <w:basedOn w:val="Style16"/>
     <w:pPr/>
     <w:rPr>
       <w:rFonts w:cs="Arial"/>
     </w:rPr>
   </w:style>
-  <w:style w:type="paragraph" w:styleId="Style19">
+  <w:style w:type="paragraph" w:styleId="Style18">
     <w:name w:val="Caption"/>
     <w:basedOn w:val="Normal"/>
     <w:qFormat/>
@@ -7058,7 +6176,7 @@
       <w:szCs w:val="24"/>
     </w:rPr>
   </w:style>
-  <w:style w:type="paragraph" w:styleId="Style20">
+  <w:style w:type="paragraph" w:styleId="Style19">
     <w:name w:val="Указатель"/>
     <w:basedOn w:val="Normal"/>
     <w:qFormat/>
@@ -7070,22 +6188,140 @@
       <w:lang w:val="zxx" w:eastAsia="zxx" w:bidi="zxx"/>
     </w:rPr>
   </w:style>
+  <w:style w:type="paragraph" w:styleId="Style20">
+    <w:name w:val="Title"/>
+    <w:basedOn w:val="Normal"/>
+    <w:next w:val="Style16"/>
+    <w:qFormat/>
+    <w:pPr>
+      <w:keepNext w:val="true"/>
+      <w:spacing w:before="240" w:after="120"/>
+    </w:pPr>
+    <w:rPr>
+      <w:rFonts w:ascii="Liberation Sans" w:hAnsi="Liberation Sans" w:eastAsia="Microsoft YaHei" w:cs="Arial"/>
+    </w:rPr>
+  </w:style>
+  <w:style w:type="paragraph" w:styleId="Caption">
+    <w:name w:val="caption"/>
+    <w:basedOn w:val="Normal"/>
+    <w:qFormat/>
+    <w:pPr>
+      <w:suppressLineNumbers/>
+      <w:spacing w:before="120" w:after="120"/>
+    </w:pPr>
+    <w:rPr>
+      <w:rFonts w:cs="Arial"/>
+      <w:i/>
+      <w:iCs/>
+      <w:sz w:val="24"/>
+      <w:szCs w:val="24"/>
+    </w:rPr>
+  </w:style>
+  <w:style w:type="paragraph" w:styleId="Indexheading">
+    <w:name w:val="index heading"/>
+    <w:basedOn w:val="Normal"/>
+    <w:qFormat/>
+    <w:pPr>
+      <w:suppressLineNumbers/>
+    </w:pPr>
+    <w:rPr>
+      <w:rFonts w:cs="Arial"/>
+    </w:rPr>
+  </w:style>
   <w:style w:type="paragraph" w:styleId="Style21">
+    <w:name w:val="Index Heading"/>
+    <w:basedOn w:val="Style15"/>
+    <w:pPr/>
+    <w:rPr/>
+  </w:style>
+  <w:style w:type="paragraph" w:styleId="Style22">
+    <w:name w:val="TOC Heading"/>
+    <w:basedOn w:val="1"/>
+    <w:next w:val="Normal"/>
+    <w:uiPriority w:val="39"/>
+    <w:unhideWhenUsed/>
+    <w:qFormat/>
+    <w:rsid w:val="00ea560f"/>
+    <w:pPr>
+      <w:pageBreakBefore w:val="false"/>
+      <w:suppressAutoHyphens w:val="false"/>
+      <w:spacing w:lineRule="auto" w:line="259" w:before="240" w:after="0"/>
+      <w:jc w:val="left"/>
+      <w:outlineLvl w:val="9"/>
+    </w:pPr>
+    <w:rPr>
+      <w:rFonts w:ascii="Aptos Display" w:hAnsi="Aptos Display" w:eastAsia="" w:cs="" w:asciiTheme="majorHAnsi" w:cstheme="majorBidi" w:eastAsiaTheme="majorEastAsia" w:hAnsiTheme="majorHAnsi"/>
+      <w:b w:val="false"/>
+      <w:bCs w:val="false"/>
+      <w:caps w:val="false"/>
+      <w:smallCaps w:val="false"/>
+      <w:color w:val="0F4761" w:themeColor="accent1" w:themeShade="bf"/>
+      <w:sz w:val="32"/>
+      <w:szCs w:val="32"/>
+      <w:lang w:eastAsia="ru-RU"/>
+    </w:rPr>
+  </w:style>
+  <w:style w:type="paragraph" w:styleId="12">
+    <w:name w:val="TOC 1"/>
+    <w:basedOn w:val="Normal"/>
+    <w:next w:val="Normal"/>
+    <w:autoRedefine/>
+    <w:uiPriority w:val="39"/>
+    <w:unhideWhenUsed/>
+    <w:rsid w:val="00ea560f"/>
+    <w:pPr>
+      <w:spacing w:before="0" w:after="100"/>
+    </w:pPr>
+    <w:rPr/>
+  </w:style>
+  <w:style w:type="paragraph" w:styleId="21">
+    <w:name w:val="TOC 2"/>
+    <w:basedOn w:val="Normal"/>
+    <w:next w:val="Normal"/>
+    <w:autoRedefine/>
+    <w:uiPriority w:val="39"/>
+    <w:unhideWhenUsed/>
+    <w:rsid w:val="00ea560f"/>
+    <w:pPr>
+      <w:tabs>
+        <w:tab w:val="clear" w:pos="643"/>
+        <w:tab w:val="right" w:pos="9016" w:leader="dot"/>
+      </w:tabs>
+      <w:spacing w:before="0" w:after="100"/>
+      <w:ind w:left="280" w:hanging="0"/>
+    </w:pPr>
+    <w:rPr/>
+  </w:style>
+  <w:style w:type="paragraph" w:styleId="32">
+    <w:name w:val="TOC 3"/>
+    <w:basedOn w:val="Normal"/>
+    <w:next w:val="Normal"/>
+    <w:autoRedefine/>
+    <w:uiPriority w:val="39"/>
+    <w:unhideWhenUsed/>
+    <w:rsid w:val="00ea560f"/>
+    <w:pPr>
+      <w:spacing w:before="0" w:after="100"/>
+      <w:ind w:left="560" w:firstLine="709"/>
+    </w:pPr>
+    <w:rPr/>
+  </w:style>
+  <w:style w:type="paragraph" w:styleId="Style23">
     <w:name w:val="Содержимое таблицы"/>
     <w:basedOn w:val="Normal"/>
     <w:qFormat/>
     <w:pPr>
       <w:widowControl w:val="false"/>
       <w:suppressLineNumbers/>
+      <w:ind w:left="170" w:right="170" w:hanging="0"/>
     </w:pPr>
     <w:rPr/>
   </w:style>
-  <w:style w:type="paragraph" w:styleId="Style22">
+  <w:style w:type="paragraph" w:styleId="Style24">
     <w:name w:val="Заголовок таблицы"/>
-    <w:basedOn w:val="Style21"/>
+    <w:basedOn w:val="Style23"/>
     <w:qFormat/>
     <w:pPr>
-      <w:suppressLineNumbers/>
       <w:jc w:val="center"/>
     </w:pPr>
     <w:rPr>
@@ -7100,7 +6336,7 @@
     <w:unhideWhenUsed/>
     <w:qFormat/>
   </w:style>
-  <w:style w:type="table" w:default="1" w:styleId="TableNormal">
+  <w:style w:type="table" w:default="1" w:styleId="a1">
     <w:name w:val="Normal Table"/>
     <w:uiPriority w:val="99"/>
     <w:semiHidden/>
@@ -7118,7 +6354,7 @@
 </file>
 
 <file path=word/theme/theme1.xml><?xml version="1.0" encoding="utf-8"?>
-<a:theme xmlns:thm15="http://schemas.microsoft.com/office/thememl/2012/main" xmlns:a="http://schemas.openxmlformats.org/drawingml/2006/main" name="Office Theme">
+<a:theme xmlns:a="http://schemas.openxmlformats.org/drawingml/2006/main" name="Office Theme">
   <a:themeElements>
     <a:clrScheme name="Office">
       <a:dk1>
@@ -7372,8 +6608,20 @@
   <a:extraClrSchemeLst/>
   <a:extLst>
     <a:ext uri="{05A4C25C-085E-4340-85A3-A5531E510DB2}">
-      <thm15:themeFamily name="Office Theme" id="{62F939B6-93AF-4DB8-9C6B-D6C7DFDC589F}" vid="{4A3C46E8-61CC-4603-A589-7422A47A8E4A}"/>
+      <thm15:themeFamily xmlns:thm15="http://schemas.microsoft.com/office/thememl/2012/main" name="Office Theme" id="{62F939B6-93AF-4DB8-9C6B-D6C7DFDC589F}" vid="{4A3C46E8-61CC-4603-A589-7422A47A8E4A}"/>
     </a:ext>
   </a:extLst>
 </a:theme>
+</file>
+
+<file path=customXml/item1.xml><?xml version="1.0" encoding="utf-8"?>
+<b:Sources xmlns:b="http://schemas.openxmlformats.org/officeDocument/2006/bibliography" xmlns="http://schemas.openxmlformats.org/officeDocument/2006/bibliography" SelectedStyle="\APASixthEditionOfficeOnline.xsl" StyleName="APA" Version="6"/>
+</file>
+
+<file path=customXml/itemProps1.xml><?xml version="1.0" encoding="utf-8"?>
+<ds:datastoreItem xmlns:ds="http://schemas.openxmlformats.org/officeDocument/2006/customXml" ds:itemID="{958DD970-21FC-4E51-AF8C-A20E4210AE8B}">
+  <ds:schemaRefs>
+    <ds:schemaRef ds:uri="http://schemas.openxmlformats.org/officeDocument/2006/bibliography"/>
+  </ds:schemaRefs>
+</ds:datastoreItem>
 </file>